--- a/Mixed Integer Problem/HW5 Mixed Integer.docx
+++ b/Mixed Integer Problem/HW5 Mixed Integer.docx
@@ -132,16 +132,7 @@
         <w:jc w:val="center"/>
       </w:pPr>
       <w:r>
-        <w:t>October</w:t>
-      </w:r>
-      <w:r>
-        <w:t xml:space="preserve"> </w:t>
-      </w:r>
-      <w:r>
-        <w:t>18</w:t>
-      </w:r>
-      <w:r>
-        <w:t>, 2026</w:t>
+        <w:t>October 19, 2026</w:t>
       </w:r>
     </w:p>
     <w:p>
@@ -150,298 +141,334 @@
       </w:r>
     </w:p>
     <w:p>
+      <w:pPr>
+        <w:spacing w:after="0" w:line="240" w:lineRule="auto"/>
+      </w:pPr>
       <w:r>
         <w:rPr>
           <w:b/>
           <w:bCs/>
         </w:rPr>
-        <w:t>Introduction:</w:t>
-      </w:r>
+        <w:lastRenderedPageBreak/>
+        <w:t xml:space="preserve">Introduction: </w:t>
+      </w:r>
+      <w:r>
+        <w:t xml:space="preserve">The goal of this analysis is to find the optimal way to develop sources of water for irrigation to maximize profit. A river supplies water for three potential projects. A dam (either high or low) can be built to create a reservoir with </w:t>
+      </w:r>
+      <w:proofErr w:type="gramStart"/>
+      <w:r>
+        <w:t>a gravity</w:t>
+      </w:r>
+      <w:proofErr w:type="gramEnd"/>
+      <w:r>
+        <w:t xml:space="preserve"> diversion. There is also opportunity for a pump downstream of the reservoir location. This analysis considers the capital, operational costs, and potential earnings from each project over the course of a year (two seasons). In this report, I will describe the model I used and the optimal solution I found for which projects should be built and how much water they should supply each season. I will also give my recommendations and insights from the solution.</w:t>
+      </w:r>
+    </w:p>
+    <w:p>
+      <w:pPr>
+        <w:spacing w:after="0" w:line="240" w:lineRule="auto"/>
+      </w:pPr>
       <w:r>
         <w:rPr>
           <w:b/>
           <w:bCs/>
         </w:rPr>
-        <w:t xml:space="preserve"> </w:t>
-      </w:r>
-      <w:r>
-        <w:t>Th</w:t>
-      </w:r>
-      <w:r>
-        <w:t xml:space="preserve">e goal of this analysis is to find the </w:t>
-      </w:r>
-      <w:r>
-        <w:t xml:space="preserve">optimal </w:t>
-      </w:r>
-      <w:r>
-        <w:t xml:space="preserve">way to develop </w:t>
-      </w:r>
-      <w:r>
-        <w:t xml:space="preserve">sources of water for irrigation to maximize </w:t>
-      </w:r>
-      <w:r>
-        <w:t>profit</w:t>
-      </w:r>
-      <w:r>
-        <w:t>.</w:t>
-      </w:r>
-      <w:r>
-        <w:t xml:space="preserve"> A river supplies </w:t>
-      </w:r>
-      <w:r>
-        <w:t>water</w:t>
-      </w:r>
-      <w:r>
-        <w:t xml:space="preserve"> for three potential projects</w:t>
-      </w:r>
-      <w:r>
-        <w:t xml:space="preserve">. A dam (either high or low) can be built to create a </w:t>
-      </w:r>
-      <w:r>
-        <w:t xml:space="preserve">reservoir with </w:t>
+        <w:t xml:space="preserve">Model Formulation: </w:t>
+      </w:r>
+      <w:r>
+        <w:t>The information present in the problem can be sorted based on two dimensions (or categories): where the water is sourced from (the high dam reservoir, low dam reservoir, or the water pump) and when the water is sourced (season 1 or season 2). The decisions that will affect the profit are wh</w:t>
+      </w:r>
+      <w:r>
+        <w:t>ich projects are built</w:t>
+      </w:r>
+      <w:r>
+        <w:t xml:space="preserve"> and how much water </w:t>
+      </w:r>
+      <w:r>
+        <w:t>is</w:t>
+      </w:r>
+      <w:r>
+        <w:t xml:space="preserve"> source</w:t>
+      </w:r>
+      <w:r>
+        <w:t>d</w:t>
+      </w:r>
+      <w:r>
+        <w:t xml:space="preserve"> from each project each season. The profit is the sum of the revenue generated minus the costs. The revenue is the total volume of water </w:t>
+      </w:r>
+      <w:r>
+        <w:t xml:space="preserve">sourced multiplied by the number of acres irrigated per </w:t>
+      </w:r>
+      <w:proofErr w:type="spellStart"/>
+      <w:r>
+        <w:t>acft</w:t>
+      </w:r>
+      <w:proofErr w:type="spellEnd"/>
+      <w:r>
+        <w:t xml:space="preserve"> and the revenue per acre. </w:t>
+      </w:r>
+      <w:r>
+        <w:t xml:space="preserve">There </w:t>
+      </w:r>
+      <w:r>
+        <w:t>is</w:t>
+      </w:r>
+      <w:r>
+        <w:t xml:space="preserve"> varying capital costs associated with building each project. There is also an operational cost per ac-ft of water pumped from the river. There are physical limitations </w:t>
       </w:r>
       <w:proofErr w:type="gramStart"/>
       <w:r>
-        <w:t>a gravity</w:t>
+        <w:t>to</w:t>
       </w:r>
       <w:proofErr w:type="gramEnd"/>
       <w:r>
-        <w:t xml:space="preserve"> diversion</w:t>
-      </w:r>
-      <w:r>
-        <w:t xml:space="preserve">. There is also </w:t>
-      </w:r>
-      <w:r>
-        <w:t>opportunity</w:t>
-      </w:r>
-      <w:r>
-        <w:t xml:space="preserve"> for a </w:t>
-      </w:r>
-      <w:r>
-        <w:t>pump downstream of the potential reservoir location.</w:t>
-      </w:r>
-      <w:r>
-        <w:t xml:space="preserve"> </w:t>
-      </w:r>
-      <w:r>
-        <w:t>This</w:t>
-      </w:r>
-      <w:r>
-        <w:t xml:space="preserve"> analysis</w:t>
-      </w:r>
-      <w:r>
-        <w:t xml:space="preserve"> </w:t>
-      </w:r>
-      <w:r>
-        <w:t xml:space="preserve">considers </w:t>
-      </w:r>
-      <w:r>
-        <w:t>the capital</w:t>
-      </w:r>
-      <w:r>
-        <w:t xml:space="preserve">, </w:t>
-      </w:r>
-      <w:r>
-        <w:t>operational costs</w:t>
-      </w:r>
-      <w:r>
-        <w:t>, and potential earnings</w:t>
-      </w:r>
-      <w:r>
-        <w:t xml:space="preserve"> </w:t>
-      </w:r>
-      <w:r>
-        <w:t>from</w:t>
-      </w:r>
-      <w:r>
-        <w:t xml:space="preserve"> each project</w:t>
-      </w:r>
-      <w:r>
-        <w:t xml:space="preserve"> over the course of a year (</w:t>
-      </w:r>
-      <w:r>
-        <w:t>two seasons).</w:t>
-      </w:r>
-      <w:r>
-        <w:t xml:space="preserve"> In this report, I will </w:t>
-      </w:r>
-      <w:r>
-        <w:t xml:space="preserve">describe the model I </w:t>
-      </w:r>
-      <w:r>
-        <w:t>used</w:t>
-      </w:r>
-      <w:r>
-        <w:t xml:space="preserve"> and the optimal solution I found for which projects should be built and </w:t>
-      </w:r>
-      <w:r>
-        <w:t xml:space="preserve">how much </w:t>
-      </w:r>
-      <w:r>
-        <w:t xml:space="preserve">water they should supply each season. I will also give my recommendations </w:t>
-      </w:r>
-      <w:r>
-        <w:t>and insights from the solution.</w:t>
+        <w:t xml:space="preserve"> how the projects can be developed and implemented. </w:t>
       </w:r>
     </w:p>
     <w:p>
       <w:pPr>
+        <w:spacing w:after="0" w:line="240" w:lineRule="auto"/>
+      </w:pPr>
+      <w:r>
+        <w:t xml:space="preserve">Each project that is built has a maximum capacity. If it has not been built, the </w:t>
+      </w:r>
+      <w:r>
+        <w:t>project’s capacity is zero</w:t>
+      </w:r>
+      <w:r>
+        <w:t>. Only one</w:t>
+      </w:r>
+      <w:r>
+        <w:t xml:space="preserve"> reservoir and therefore</w:t>
+      </w:r>
+      <w:r>
+        <w:t xml:space="preserve"> size of dam can be built. The maximum volume of water that can be pumped</w:t>
+      </w:r>
+      <w:r>
+        <w:t xml:space="preserve"> from the river</w:t>
+      </w:r>
+      <w:r>
+        <w:t xml:space="preserve"> is the inflow into the river</w:t>
+      </w:r>
+      <w:r>
+        <w:t>,</w:t>
+      </w:r>
+      <w:r>
+        <w:t xml:space="preserve"> minus the water diverted from the reservoir to farm</w:t>
+      </w:r>
+      <w:r>
+        <w:t>ers,</w:t>
+      </w:r>
+      <w:r>
+        <w:t xml:space="preserve"> plus flow from the groundwater. The maximum diversion from the reservoir is the inflow for that </w:t>
+      </w:r>
+      <w:r>
+        <w:t>season</w:t>
+      </w:r>
+      <w:r>
+        <w:t>.  A mathematical form of the model can be found in Appendix A.</w:t>
+      </w:r>
+      <w:r>
+        <w:br/>
+      </w:r>
+      <w:r>
         <w:rPr>
           <w:b/>
           <w:bCs/>
         </w:rPr>
+        <w:t xml:space="preserve">Solution: </w:t>
+      </w:r>
+      <w:r>
+        <w:t>To produce the optimal amount of profit according to this model formulation, the high dam and water pump should be built. Then, the</w:t>
+      </w:r>
+      <w:r>
+        <w:t xml:space="preserve"> entire inflow to the reservoir should be diverted and all the ground water pumped for irrigation</w:t>
+      </w:r>
+      <w:r>
+        <w:t xml:space="preserve">. The maximum profit that can be extracted using this strategy is $765,400. This solution was found by coding the mathematical model formulation into a GAMS program (Hinton 2026). </w:t>
+      </w:r>
+    </w:p>
+    <w:p>
+      <w:pPr>
+        <w:spacing w:after="0" w:line="240" w:lineRule="auto"/>
       </w:pPr>
       <w:r>
         <w:rPr>
           <w:b/>
           <w:bCs/>
         </w:rPr>
-        <w:t>Model Formulation:</w:t>
+        <w:t>Insights</w:t>
       </w:r>
       <w:r>
         <w:rPr>
           <w:b/>
           <w:bCs/>
         </w:rPr>
-        <w:t xml:space="preserve"> </w:t>
-      </w:r>
-      <w:r>
-        <w:t>T</w:t>
-      </w:r>
-      <w:r>
-        <w:t xml:space="preserve">he information present in the problem can be </w:t>
-      </w:r>
-      <w:r>
-        <w:t xml:space="preserve">sorted based on two dimensions (or categories): </w:t>
-      </w:r>
-      <w:r>
-        <w:t xml:space="preserve">where the water is sourced from (the high dam reservoir, low dam reservoir, or </w:t>
-      </w:r>
-      <w:r>
-        <w:t>the water pump) and when the water is sourced (</w:t>
-      </w:r>
-      <w:r>
-        <w:t xml:space="preserve">season 1 or season 2). </w:t>
-      </w:r>
-      <w:r>
-        <w:t>The decisions that will affect the</w:t>
-      </w:r>
-      <w:r>
-        <w:t xml:space="preserve"> profit are </w:t>
-      </w:r>
-      <w:r>
-        <w:t>whether</w:t>
-      </w:r>
-      <w:r>
-        <w:t xml:space="preserve"> to </w:t>
-      </w:r>
-      <w:r>
-        <w:t>build each project and how much water to source from each</w:t>
-      </w:r>
-      <w:r>
-        <w:t xml:space="preserve"> project each season. The </w:t>
-      </w:r>
-      <w:r>
-        <w:t xml:space="preserve">profit is </w:t>
-      </w:r>
-      <w:r>
-        <w:t>the sum of the revenue generated minus the costs</w:t>
-      </w:r>
-      <w:r>
-        <w:t xml:space="preserve">. The revenue in this case is the </w:t>
-      </w:r>
-      <w:r>
-        <w:t xml:space="preserve">total volume of water sourced multiplied by </w:t>
-      </w:r>
-      <w:r>
-        <w:t>the rate of acres able to be irrigated per ac-ft</w:t>
-      </w:r>
-      <w:r>
-        <w:t xml:space="preserve"> of water</w:t>
-      </w:r>
-      <w:r>
-        <w:t xml:space="preserve"> and the revenue generated per irrigated acre</w:t>
-      </w:r>
-      <w:r>
-        <w:t xml:space="preserve">. There </w:t>
-      </w:r>
-      <w:proofErr w:type="gramStart"/>
-      <w:r>
-        <w:t>are</w:t>
-      </w:r>
-      <w:proofErr w:type="gramEnd"/>
-      <w:r>
-        <w:t xml:space="preserve"> </w:t>
-      </w:r>
-      <w:r>
-        <w:t xml:space="preserve">varying </w:t>
-      </w:r>
-      <w:r>
-        <w:t xml:space="preserve">capital costs </w:t>
-      </w:r>
-      <w:r>
-        <w:t>associated with building each project</w:t>
-      </w:r>
-      <w:r>
-        <w:t xml:space="preserve">. </w:t>
-      </w:r>
-      <w:r>
-        <w:t>There is also an operational cost</w:t>
-      </w:r>
-      <w:r>
-        <w:t xml:space="preserve"> per ac-ft</w:t>
-      </w:r>
-      <w:r>
-        <w:t xml:space="preserve"> </w:t>
-      </w:r>
-      <w:r>
-        <w:t>of water p</w:t>
+        <w:t xml:space="preserve"> and Interpretations</w:t>
       </w:r>
       <w:r>
         <w:rPr>
           <w:b/>
           <w:bCs/>
         </w:rPr>
-        <w:br/>
-        <w:t>Solution:</w:t>
+        <w:t xml:space="preserve">: </w:t>
+      </w:r>
+      <w:r>
+        <w:t>Using the optimal strategy, none of the diversions are at their maximum capacity</w:t>
+      </w:r>
+      <w:r>
+        <w:t xml:space="preserve">, so this optimal strategy would still be feasible if the inflow increased. </w:t>
+      </w:r>
+      <w:r>
+        <w:t xml:space="preserve">Because </w:t>
+      </w:r>
+      <w:r>
+        <w:t>groundwater</w:t>
+      </w:r>
+      <w:r>
+        <w:t xml:space="preserve"> can only be utilized by the pump and is not reliant on the inflow scenario, building the pump is always optimal regardless of the inflow. Because there are no operating costs associated with the reservoir's diversions, once a reservoir is built it is more profitable to divert the entire inflow th</w:t>
+      </w:r>
+      <w:r>
+        <w:t>an</w:t>
+      </w:r>
+      <w:r>
+        <w:t xml:space="preserve"> pump </w:t>
+      </w:r>
+      <w:r>
+        <w:t>the water downstream</w:t>
+      </w:r>
+      <w:r>
+        <w:t>. I</w:t>
+      </w:r>
+      <w:r>
+        <w:t>n this model, I</w:t>
+      </w:r>
+      <w:r>
+        <w:t xml:space="preserve"> did not constrain the minimum storage in the reservoir or flow in the river below the water pump. Including these realistic constraints would decrease the maximum potential profit and act like a decrease in the seasonal inflow. The above insights would still </w:t>
+      </w:r>
+      <w:r>
+        <w:t>hold,</w:t>
+      </w:r>
+      <w:r>
+        <w:t xml:space="preserve"> and the shape of the solution would likely stay the same.</w:t>
       </w:r>
     </w:p>
     <w:p>
       <w:pPr>
+        <w:spacing w:after="0" w:line="240" w:lineRule="auto"/>
+      </w:pPr>
+      <w:r>
         <w:rPr>
           <w:b/>
           <w:bCs/>
         </w:rPr>
+        <w:t xml:space="preserve">Conclusion: </w:t>
+      </w:r>
+      <w:r>
+        <w:t xml:space="preserve">The optimal method of developing this river for irrigation based on the assumed inflows and costs is to build a high dam and downstream pump. Then, divert the entire inflow </w:t>
+      </w:r>
+      <w:proofErr w:type="gramStart"/>
+      <w:r>
+        <w:t>to</w:t>
+      </w:r>
+      <w:proofErr w:type="gramEnd"/>
+      <w:r>
+        <w:t xml:space="preserve"> the reservoir and pump </w:t>
+      </w:r>
+      <w:r>
+        <w:t>all</w:t>
+      </w:r>
+      <w:r>
+        <w:t xml:space="preserve"> the groundwater </w:t>
+      </w:r>
+      <w:proofErr w:type="gramStart"/>
+      <w:r>
+        <w:t>to</w:t>
+      </w:r>
+      <w:proofErr w:type="gramEnd"/>
+      <w:r>
+        <w:t xml:space="preserve"> the farmers. This strategy balances the initial and operational costs</w:t>
+      </w:r>
+      <w:r>
+        <w:t>,</w:t>
+      </w:r>
+      <w:r>
+        <w:t xml:space="preserve"> incorporates the physical limitations of each potential project</w:t>
+      </w:r>
+      <w:r>
+        <w:t>,</w:t>
+      </w:r>
+      <w:r>
+        <w:t xml:space="preserve"> and produces the maximum profit. </w:t>
+      </w:r>
+    </w:p>
+    <w:p>
+      <w:pPr>
+        <w:spacing w:after="0" w:line="240" w:lineRule="auto"/>
       </w:pPr>
       <w:r>
         <w:rPr>
           <w:b/>
           <w:bCs/>
         </w:rPr>
-        <w:t xml:space="preserve">Insights and </w:t>
-      </w:r>
-      <w:r>
+        <w:lastRenderedPageBreak/>
+        <w:t xml:space="preserve">AI Usage: </w:t>
+      </w:r>
+      <w:r>
+        <w:t>No AI was used in the analysis or write-up of this report.</w:t>
+      </w:r>
+    </w:p>
+    <w:p>
+      <w:pPr>
+        <w:spacing w:after="0" w:line="240" w:lineRule="auto"/>
         <w:rPr>
           <w:b/>
           <w:bCs/>
         </w:rPr>
-        <w:t>Recommendations:</w:t>
-      </w:r>
+      </w:pPr>
     </w:p>
     <w:p>
       <w:pPr>
+        <w:spacing w:after="0" w:line="240" w:lineRule="auto"/>
+        <w:jc w:val="center"/>
+      </w:pPr>
+      <w:r>
+        <w:br w:type="page"/>
+      </w:r>
+      <w:r>
         <w:rPr>
           <w:b/>
           <w:bCs/>
         </w:rPr>
-      </w:pPr>
-      <w:r>
+        <w:lastRenderedPageBreak/>
+        <w:t>References</w:t>
+      </w:r>
+    </w:p>
+    <w:p>
+      <w:pPr>
+        <w:spacing w:line="276" w:lineRule="auto"/>
+      </w:pPr>
+      <w:r>
+        <w:rPr>
+          <w:rFonts w:ascii="Aptos" w:eastAsia="Aptos" w:hAnsi="Aptos" w:cs="Aptos"/>
+        </w:rPr>
+        <w:t xml:space="preserve">Hinton (2026). "GAMS Solution for Optimization of Irrigation Development." Github. </w:t>
+      </w:r>
+      <w:r>
+        <w:rPr>
+          <w:rFonts w:ascii="Aptos" w:eastAsia="Aptos" w:hAnsi="Aptos" w:cs="Aptos"/>
+        </w:rPr>
+        <w:t>https://github.com/IzzyH1/CEE-5410---Hinton/blob/main/Mixed%20Integer%20Problem/MixedIntegerHW5.gms</w:t>
+      </w:r>
+    </w:p>
+    <w:p>
+      <w:pPr>
+        <w:spacing w:after="0" w:line="240" w:lineRule="auto"/>
         <w:rPr>
           <w:b/>
           <w:bCs/>
         </w:rPr>
-        <w:t>Conclusion:</w:t>
-      </w:r>
+      </w:pPr>
     </w:p>
     <w:p>
       <w:pPr>
@@ -450,92 +477,48 @@
           <w:bCs/>
         </w:rPr>
       </w:pPr>
+    </w:p>
+    <w:p>
+      <w:r>
+        <w:br w:type="page"/>
+      </w:r>
+    </w:p>
+    <w:p>
+      <w:pPr>
+        <w:rPr>
+          <w:sz w:val="32"/>
+          <w:szCs w:val="32"/>
+        </w:rPr>
+      </w:pPr>
       <w:r>
         <w:rPr>
           <w:b/>
           <w:bCs/>
+          <w:sz w:val="32"/>
+          <w:szCs w:val="32"/>
         </w:rPr>
-        <w:t>AI Usage:</w:t>
+        <w:lastRenderedPageBreak/>
+        <w:t xml:space="preserve">Appendix A: </w:t>
+      </w:r>
+      <w:r>
+        <w:rPr>
+          <w:sz w:val="32"/>
+          <w:szCs w:val="32"/>
+        </w:rPr>
+        <w:t>Mathematical Model Formulation</w:t>
       </w:r>
     </w:p>
     <w:p>
-      <w:pPr>
-        <w:rPr>
-          <w:b/>
-          <w:bCs/>
-        </w:rPr>
-      </w:pPr>
-      <w:r>
-        <w:rPr>
-          <w:b/>
-          <w:bCs/>
-        </w:rPr>
-        <w:t>References:</w:t>
-      </w:r>
-    </w:p>
-    <w:p>
-      <w:pPr>
-        <w:rPr>
-          <w:b/>
-          <w:bCs/>
-        </w:rPr>
-      </w:pPr>
-      <w:r>
-        <w:rPr>
-          <w:b/>
-          <w:bCs/>
-        </w:rPr>
-        <w:t>Appendix:</w:t>
-      </w:r>
-    </w:p>
-    <w:p>
-      <w:r>
-        <w:t>Dimensions:</w:t>
-      </w:r>
-      <w:r>
-        <w:t xml:space="preserve"> </w:t>
-      </w:r>
-      <w:r>
-        <w:t xml:space="preserve">Water </w:t>
-      </w:r>
-      <w:r>
-        <w:t>sources</w:t>
-      </w:r>
-      <w:r>
-        <w:t xml:space="preserve"> (source) </w:t>
-      </w:r>
-      <w:r>
-        <w:t>= {</w:t>
-      </w:r>
-      <w:r>
-        <w:t xml:space="preserve">high dam, low dam, </w:t>
-      </w:r>
-      <w:r>
-        <w:t>river di</w:t>
-      </w:r>
-      <w:r>
-        <w:t>version</w:t>
-      </w:r>
-      <w:r>
-        <w:t>}</w:t>
-      </w:r>
-      <w:r>
-        <w:t>, Time</w:t>
-      </w:r>
-      <w:r>
-        <w:t xml:space="preserve"> (t)</w:t>
-      </w:r>
-      <w:r>
-        <w:t xml:space="preserve"> = {</w:t>
-      </w:r>
-      <w:r>
-        <w:t>1,2}</w:t>
-      </w:r>
-      <w:r>
-        <w:t xml:space="preserve">. And </w:t>
-      </w:r>
-      <w:r>
-        <w:t xml:space="preserve">Water Stores (storage) = {reservoir storage} </w:t>
+      <w:r>
+        <w:t>Dimensions: Water sources (source) = {high dam (hd), low dam (ld), river diversion (</w:t>
+      </w:r>
+      <w:proofErr w:type="gramStart"/>
+      <w:r>
+        <w:t>rd)}</w:t>
+      </w:r>
+      <w:proofErr w:type="gramEnd"/>
+      <w:r>
+        <w:t xml:space="preserve">, Time (t) = {1, 2} </w:t>
       </w:r>
     </w:p>
     <w:p>
@@ -604,66 +587,55 @@
             <w:rPr>
               <w:rFonts w:ascii="Cambria Math" w:hAnsi="Cambria Math"/>
             </w:rPr>
-            <m:t xml:space="preserve"> [0 = not built, 1 = build]</m:t>
+            <m:t xml:space="preserve"> [0 = </m:t>
+          </m:r>
+          <m:r>
+            <w:rPr>
+              <w:rFonts w:ascii="Cambria Math" w:hAnsi="Cambria Math"/>
+            </w:rPr>
+            <m:t>not</m:t>
+          </m:r>
+          <m:r>
+            <w:rPr>
+              <w:rFonts w:ascii="Cambria Math" w:hAnsi="Cambria Math"/>
+            </w:rPr>
+            <m:t xml:space="preserve"> </m:t>
+          </m:r>
+          <m:r>
+            <w:rPr>
+              <w:rFonts w:ascii="Cambria Math" w:hAnsi="Cambria Math"/>
+            </w:rPr>
+            <m:t>built</m:t>
+          </m:r>
+          <m:r>
+            <w:rPr>
+              <w:rFonts w:ascii="Cambria Math" w:hAnsi="Cambria Math"/>
+            </w:rPr>
+            <m:t xml:space="preserve">, 1 = </m:t>
+          </m:r>
+          <m:r>
+            <w:rPr>
+              <w:rFonts w:ascii="Cambria Math" w:hAnsi="Cambria Math"/>
+            </w:rPr>
+            <m:t>build</m:t>
+          </m:r>
+          <m:r>
+            <w:rPr>
+              <w:rFonts w:ascii="Cambria Math" w:hAnsi="Cambria Math"/>
+            </w:rPr>
+            <m:t>]</m:t>
           </m:r>
         </m:oMath>
       </m:oMathPara>
     </w:p>
     <w:p>
       <w:pPr>
-        <w:rPr>
-          <w:rFonts w:eastAsiaTheme="minorEastAsia"/>
-        </w:rPr>
-      </w:pPr>
-      <m:oMathPara>
-        <m:oMath>
-          <m:sSub>
-            <m:sSubPr>
-              <m:ctrlPr>
-                <w:rPr>
-                  <w:rFonts w:ascii="Cambria Math" w:hAnsi="Cambria Math"/>
-                  <w:i/>
-                </w:rPr>
-              </m:ctrlPr>
-            </m:sSubPr>
-            <m:e>
-              <m:r>
-                <w:rPr>
-                  <w:rFonts w:ascii="Cambria Math" w:hAnsi="Cambria Math"/>
-                </w:rPr>
-                <m:t>X</m:t>
-              </m:r>
-            </m:e>
-            <m:sub>
-              <m:r>
-                <w:rPr>
-                  <w:rFonts w:ascii="Cambria Math" w:hAnsi="Cambria Math"/>
-                </w:rPr>
-                <m:t>source,t</m:t>
-              </m:r>
-            </m:sub>
-          </m:sSub>
-          <m:r>
-            <w:rPr>
-              <w:rFonts w:ascii="Cambria Math" w:hAnsi="Cambria Math"/>
-            </w:rPr>
-            <m:t xml:space="preserve"> [acft]</m:t>
-          </m:r>
-        </m:oMath>
-      </m:oMathPara>
+        <w:jc w:val="center"/>
+      </w:pPr>
     </w:p>
     <w:p>
       <w:pPr>
-        <w:rPr>
-          <w:rFonts w:eastAsiaTheme="minorEastAsia"/>
-        </w:rPr>
-      </w:pPr>
-    </w:p>
-    <w:p>
-      <w:pPr>
-        <w:rPr>
-          <w:rFonts w:eastAsiaTheme="minorEastAsia"/>
-        </w:rPr>
+        <w:jc w:val="center"/>
       </w:pPr>
     </w:p>
     <w:p>
@@ -988,9 +960,21 @@
     <w:p>
       <w:pPr>
         <w:jc w:val="center"/>
+      </w:pPr>
+      <w:r>
         <w:rPr>
-          <w:rFonts w:eastAsiaTheme="minorEastAsia"/>
+          <w:i/>
+          <w:iCs/>
         </w:rPr>
+        <w:t xml:space="preserve">Rev = </w:t>
+      </w:r>
+      <w:r>
+        <w:t>The revenue generated per irrigated acre [$] = $300</w:t>
+      </w:r>
+    </w:p>
+    <w:p>
+      <w:pPr>
+        <w:jc w:val="center"/>
       </w:pPr>
       <m:oMath>
         <m:sSub>
@@ -1030,21 +1014,13 @@
         <w:rPr>
           <w:rFonts w:eastAsiaTheme="minorEastAsia"/>
         </w:rPr>
-        <w:t>acre at each time step [</w:t>
-      </w:r>
-      <w:proofErr w:type="spellStart"/>
+        <w:t>acre at each time step [acft/</w:t>
+      </w:r>
       <w:r>
         <w:rPr>
           <w:rFonts w:eastAsiaTheme="minorEastAsia"/>
         </w:rPr>
-        <w:t>acft</w:t>
-      </w:r>
-      <w:proofErr w:type="spellEnd"/>
-      <w:r>
-        <w:rPr>
-          <w:rFonts w:eastAsiaTheme="minorEastAsia"/>
-        </w:rPr>
-        <w:t>/acre]</w:t>
+        <w:t xml:space="preserve">acre] </w:t>
       </w:r>
     </w:p>
     <w:p>
@@ -1131,156 +1107,424 @@
         <w:rPr>
           <w:rFonts w:eastAsiaTheme="minorEastAsia"/>
         </w:rPr>
-        <w:t>$/</w:t>
-      </w:r>
-      <w:proofErr w:type="spellStart"/>
+        <w:t>$/acft]</w:t>
+      </w:r>
+    </w:p>
+    <w:p>
+      <w:pPr>
+        <w:jc w:val="center"/>
+      </w:pPr>
+      <w:r>
+        <w:rPr>
+          <w:rFonts w:eastAsiaTheme="minorEastAsia"/>
+          <w:b/>
+          <w:bCs/>
+        </w:rPr>
+        <w:t>Table 1</w:t>
+      </w:r>
       <w:r>
         <w:rPr>
           <w:rFonts w:eastAsiaTheme="minorEastAsia"/>
         </w:rPr>
-        <w:t>acft</w:t>
-      </w:r>
-      <w:proofErr w:type="spellEnd"/>
-      <w:r>
+        <w:t>: Capital, operational cost, and capacity associated with each source</w:t>
+      </w:r>
+    </w:p>
+    <w:tbl>
+      <w:tblPr>
+        <w:tblStyle w:val="TableGrid"/>
+        <w:tblW w:w="0" w:type="auto"/>
+        <w:tblLook w:val="06A0" w:firstRow="1" w:lastRow="0" w:firstColumn="1" w:lastColumn="0" w:noHBand="1" w:noVBand="1"/>
+      </w:tblPr>
+      <w:tblGrid>
+        <w:gridCol w:w="2337"/>
+        <w:gridCol w:w="2337"/>
+        <w:gridCol w:w="2338"/>
+        <w:gridCol w:w="2338"/>
+      </w:tblGrid>
+      <w:tr>
+        <w:trPr>
+          <w:trHeight w:val="300"/>
+        </w:trPr>
+        <w:tc>
+          <w:tcPr>
+            <w:tcW w:w="2340" w:type="dxa"/>
+          </w:tcPr>
+          <w:p>
+            <w:pPr>
+              <w:rPr>
+                <w:rFonts w:eastAsiaTheme="minorEastAsia"/>
+              </w:rPr>
+            </w:pPr>
+          </w:p>
+        </w:tc>
+        <w:tc>
+          <w:tcPr>
+            <w:tcW w:w="2340" w:type="dxa"/>
+          </w:tcPr>
+          <w:p>
+            <w:r>
+              <w:rPr>
+                <w:rFonts w:eastAsiaTheme="minorEastAsia"/>
+              </w:rPr>
+              <w:t>Capital Cost</w:t>
+            </w:r>
+          </w:p>
+        </w:tc>
+        <w:tc>
+          <w:tcPr>
+            <w:tcW w:w="2340" w:type="dxa"/>
+          </w:tcPr>
+          <w:p>
+            <w:r>
+              <w:rPr>
+                <w:rFonts w:eastAsiaTheme="minorEastAsia"/>
+              </w:rPr>
+              <w:t>Operational Cost</w:t>
+            </w:r>
+          </w:p>
+        </w:tc>
+        <w:tc>
+          <w:tcPr>
+            <w:tcW w:w="2340" w:type="dxa"/>
+          </w:tcPr>
+          <w:p>
+            <w:r>
+              <w:rPr>
+                <w:rFonts w:eastAsiaTheme="minorEastAsia"/>
+              </w:rPr>
+              <w:t>Capacity (acft)</w:t>
+            </w:r>
+          </w:p>
+        </w:tc>
+      </w:tr>
+      <w:tr>
+        <w:trPr>
+          <w:trHeight w:val="300"/>
+        </w:trPr>
+        <w:tc>
+          <w:tcPr>
+            <w:tcW w:w="2340" w:type="dxa"/>
+          </w:tcPr>
+          <w:p>
+            <w:r>
+              <w:rPr>
+                <w:rFonts w:eastAsiaTheme="minorEastAsia"/>
+              </w:rPr>
+              <w:t>High Dam</w:t>
+            </w:r>
+          </w:p>
+        </w:tc>
+        <w:tc>
+          <w:tcPr>
+            <w:tcW w:w="2340" w:type="dxa"/>
+          </w:tcPr>
+          <w:p>
+            <w:r>
+              <w:rPr>
+                <w:rFonts w:eastAsiaTheme="minorEastAsia"/>
+              </w:rPr>
+              <w:t>$10,000</w:t>
+            </w:r>
+          </w:p>
+        </w:tc>
+        <w:tc>
+          <w:tcPr>
+            <w:tcW w:w="2340" w:type="dxa"/>
+          </w:tcPr>
+          <w:p>
+            <w:r>
+              <w:rPr>
+                <w:rFonts w:eastAsiaTheme="minorEastAsia"/>
+              </w:rPr>
+              <w:t>0</w:t>
+            </w:r>
+          </w:p>
+        </w:tc>
+        <w:tc>
+          <w:tcPr>
+            <w:tcW w:w="2340" w:type="dxa"/>
+          </w:tcPr>
+          <w:p>
+            <w:r>
+              <w:rPr>
+                <w:rFonts w:eastAsiaTheme="minorEastAsia"/>
+              </w:rPr>
+              <w:t>700</w:t>
+            </w:r>
+          </w:p>
+        </w:tc>
+      </w:tr>
+      <w:tr>
+        <w:trPr>
+          <w:trHeight w:val="300"/>
+        </w:trPr>
+        <w:tc>
+          <w:tcPr>
+            <w:tcW w:w="2340" w:type="dxa"/>
+          </w:tcPr>
+          <w:p>
+            <w:r>
+              <w:rPr>
+                <w:rFonts w:eastAsiaTheme="minorEastAsia"/>
+              </w:rPr>
+              <w:t>Low Dam</w:t>
+            </w:r>
+          </w:p>
+        </w:tc>
+        <w:tc>
+          <w:tcPr>
+            <w:tcW w:w="2340" w:type="dxa"/>
+          </w:tcPr>
+          <w:p>
+            <w:r>
+              <w:rPr>
+                <w:rFonts w:eastAsiaTheme="minorEastAsia"/>
+              </w:rPr>
+              <w:t>$6,000</w:t>
+            </w:r>
+          </w:p>
+        </w:tc>
+        <w:tc>
+          <w:tcPr>
+            <w:tcW w:w="2340" w:type="dxa"/>
+          </w:tcPr>
+          <w:p>
+            <w:r>
+              <w:rPr>
+                <w:rFonts w:eastAsiaTheme="minorEastAsia"/>
+              </w:rPr>
+              <w:t>0</w:t>
+            </w:r>
+          </w:p>
+        </w:tc>
+        <w:tc>
+          <w:tcPr>
+            <w:tcW w:w="2340" w:type="dxa"/>
+          </w:tcPr>
+          <w:p>
+            <w:r>
+              <w:rPr>
+                <w:rFonts w:eastAsiaTheme="minorEastAsia"/>
+              </w:rPr>
+              <w:t>300</w:t>
+            </w:r>
+          </w:p>
+        </w:tc>
+      </w:tr>
+      <w:tr>
+        <w:trPr>
+          <w:trHeight w:val="300"/>
+        </w:trPr>
+        <w:tc>
+          <w:tcPr>
+            <w:tcW w:w="2340" w:type="dxa"/>
+          </w:tcPr>
+          <w:p>
+            <w:r>
+              <w:rPr>
+                <w:rFonts w:eastAsiaTheme="minorEastAsia"/>
+              </w:rPr>
+              <w:t>Water Pump</w:t>
+            </w:r>
+          </w:p>
+        </w:tc>
+        <w:tc>
+          <w:tcPr>
+            <w:tcW w:w="2340" w:type="dxa"/>
+          </w:tcPr>
+          <w:p>
+            <w:r>
+              <w:rPr>
+                <w:rFonts w:eastAsiaTheme="minorEastAsia"/>
+              </w:rPr>
+              <w:t>$8,000</w:t>
+            </w:r>
+          </w:p>
+        </w:tc>
+        <w:tc>
+          <w:tcPr>
+            <w:tcW w:w="2340" w:type="dxa"/>
+          </w:tcPr>
+          <w:p>
+            <w:r>
+              <w:rPr>
+                <w:rFonts w:eastAsiaTheme="minorEastAsia"/>
+              </w:rPr>
+              <w:t>$20 / acft</w:t>
+            </w:r>
+          </w:p>
+        </w:tc>
+        <w:tc>
+          <w:tcPr>
+            <w:tcW w:w="2340" w:type="dxa"/>
+          </w:tcPr>
+          <w:p>
+            <w:r>
+              <w:rPr>
+                <w:rFonts w:eastAsiaTheme="minorEastAsia"/>
+              </w:rPr>
+              <w:t>401.5</w:t>
+            </w:r>
+          </w:p>
+        </w:tc>
+      </w:tr>
+    </w:tbl>
+    <w:p/>
+    <w:p>
+      <w:r>
+        <w:t>Constrain</w:t>
+      </w:r>
+      <w:r>
+        <w:t>t</w:t>
+      </w:r>
+      <w:r>
+        <w:t>s:</w:t>
+      </w:r>
+      <w:r>
+        <w:t xml:space="preserve"> </w:t>
+      </w:r>
+    </w:p>
+    <w:p>
+      <w:r>
+        <w:t xml:space="preserve">The water extracted from each source must be less than the capacity if the capital cost has been paid. If the capital cost has not been paid, zero water can be extracted from the source </w:t>
+      </w:r>
+    </w:p>
+    <w:p>
+      <w:pPr>
+        <w:tabs>
+          <w:tab w:val="left" w:pos="3600"/>
+          <w:tab w:val="center" w:pos="4680"/>
+        </w:tabs>
         <w:rPr>
           <w:rFonts w:eastAsiaTheme="minorEastAsia"/>
         </w:rPr>
-        <w:t>]</w:t>
-      </w:r>
-    </w:p>
-    <w:p/>
-    <w:p>
-      <w:r>
-        <w:t>Constrain</w:t>
-      </w:r>
-      <w:r>
-        <w:t>t</w:t>
-      </w:r>
-      <w:r>
-        <w:t>s:</w:t>
-      </w:r>
-      <w:r>
-        <w:t xml:space="preserve"> </w:t>
-      </w:r>
-    </w:p>
-    <w:p>
-      <w:r>
-        <w:t xml:space="preserve">The water extracted from each source must be less than the capacity if the capital cost has been paid. </w:t>
-      </w:r>
-      <w:r>
-        <w:t>If the capital cost has not been paid, no water can be extracted from the source</w:t>
-      </w:r>
-      <w:r>
-        <w:t xml:space="preserve"> </w:t>
-      </w:r>
-    </w:p>
-    <w:p>
-      <w:pPr>
+      </w:pPr>
+      <w:r>
         <w:rPr>
           <w:rFonts w:eastAsiaTheme="minorEastAsia"/>
         </w:rPr>
-      </w:pPr>
-      <m:oMathPara>
-        <m:oMath>
-          <m:r>
-            <w:rPr>
-              <w:rFonts w:ascii="Cambria Math" w:hAnsi="Cambria Math"/>
-            </w:rPr>
-            <m:t xml:space="preserve"> </m:t>
-          </m:r>
-          <m:sSub>
-            <m:sSubPr>
-              <m:ctrlPr>
-                <w:rPr>
-                  <w:rFonts w:ascii="Cambria Math" w:hAnsi="Cambria Math"/>
-                  <w:i/>
-                </w:rPr>
-              </m:ctrlPr>
-            </m:sSubPr>
-            <m:e>
-              <m:r>
-                <w:rPr>
-                  <w:rFonts w:ascii="Cambria Math" w:hAnsi="Cambria Math"/>
-                </w:rPr>
-                <m:t>X</m:t>
-              </m:r>
-            </m:e>
-            <m:sub>
-              <m:r>
-                <w:rPr>
-                  <w:rFonts w:ascii="Cambria Math" w:hAnsi="Cambria Math"/>
-                </w:rPr>
-                <m:t>source,t</m:t>
-              </m:r>
-            </m:sub>
-          </m:sSub>
-          <m:r>
-            <w:rPr>
-              <w:rFonts w:ascii="Cambria Math" w:hAnsi="Cambria Math"/>
-            </w:rPr>
-            <m:t xml:space="preserve">≤ </m:t>
-          </m:r>
-          <m:sSub>
-            <m:sSubPr>
-              <m:ctrlPr>
-                <w:rPr>
-                  <w:rFonts w:ascii="Cambria Math" w:hAnsi="Cambria Math"/>
-                  <w:i/>
-                </w:rPr>
-              </m:ctrlPr>
-            </m:sSubPr>
-            <m:e>
-              <m:r>
-                <w:rPr>
-                  <w:rFonts w:ascii="Cambria Math" w:hAnsi="Cambria Math"/>
-                </w:rPr>
-                <m:t>cap</m:t>
-              </m:r>
-            </m:e>
-            <m:sub>
-              <m:r>
-                <w:rPr>
-                  <w:rFonts w:ascii="Cambria Math" w:hAnsi="Cambria Math"/>
-                </w:rPr>
-                <m:t>source</m:t>
-              </m:r>
-            </m:sub>
-          </m:sSub>
-          <m:r>
-            <w:rPr>
-              <w:rFonts w:ascii="Cambria Math" w:hAnsi="Cambria Math"/>
-            </w:rPr>
-            <m:t xml:space="preserve">* </m:t>
-          </m:r>
-          <m:sSub>
-            <m:sSubPr>
-              <m:ctrlPr>
-                <w:rPr>
-                  <w:rFonts w:ascii="Cambria Math" w:hAnsi="Cambria Math"/>
-                  <w:i/>
-                </w:rPr>
-              </m:ctrlPr>
-            </m:sSubPr>
-            <m:e>
-              <m:r>
-                <w:rPr>
-                  <w:rFonts w:ascii="Cambria Math" w:hAnsi="Cambria Math"/>
-                </w:rPr>
-                <m:t>I</m:t>
-              </m:r>
-            </m:e>
-            <m:sub>
-              <m:r>
-                <w:rPr>
-                  <w:rFonts w:ascii="Cambria Math" w:hAnsi="Cambria Math"/>
-                </w:rPr>
-                <m:t>source</m:t>
-              </m:r>
-            </m:sub>
-          </m:sSub>
-        </m:oMath>
-      </m:oMathPara>
+        <w:tab/>
+      </w:r>
+      <w:r>
+        <w:rPr>
+          <w:rFonts w:eastAsiaTheme="minorEastAsia"/>
+        </w:rPr>
+        <w:tab/>
+      </w:r>
+      <w:r>
+        <w:rPr>
+          <w:rFonts w:eastAsiaTheme="minorEastAsia"/>
+        </w:rPr>
+        <w:t xml:space="preserve"> </w:t>
+      </w:r>
+      <m:oMath>
+        <m:sSub>
+          <m:sSubPr>
+            <m:ctrlPr>
+              <w:rPr>
+                <w:rFonts w:ascii="Cambria Math" w:eastAsiaTheme="minorEastAsia" w:hAnsi="Cambria Math"/>
+                <w:i/>
+              </w:rPr>
+            </m:ctrlPr>
+          </m:sSubPr>
+          <m:e>
+            <m:r>
+              <w:rPr>
+                <w:rFonts w:ascii="Cambria Math" w:eastAsiaTheme="minorEastAsia" w:hAnsi="Cambria Math"/>
+              </w:rPr>
+              <m:t>X</m:t>
+            </m:r>
+          </m:e>
+          <m:sub>
+            <m:r>
+              <w:rPr>
+                <w:rFonts w:ascii="Cambria Math" w:eastAsiaTheme="minorEastAsia" w:hAnsi="Cambria Math"/>
+              </w:rPr>
+              <m:t>source, t</m:t>
+            </m:r>
+          </m:sub>
+        </m:sSub>
+        <m:r>
+          <w:rPr>
+            <w:rFonts w:ascii="Cambria Math" w:hAnsi="Cambria Math"/>
+          </w:rPr>
+          <m:t>≤</m:t>
+        </m:r>
+        <m:sSub>
+          <m:sSubPr>
+            <m:ctrlPr>
+              <w:rPr>
+                <w:rFonts w:ascii="Cambria Math" w:eastAsiaTheme="minorEastAsia" w:hAnsi="Cambria Math"/>
+                <w:i/>
+              </w:rPr>
+            </m:ctrlPr>
+          </m:sSubPr>
+          <m:e>
+            <m:r>
+              <w:rPr>
+                <w:rFonts w:ascii="Cambria Math" w:eastAsiaTheme="minorEastAsia" w:hAnsi="Cambria Math"/>
+              </w:rPr>
+              <m:t>cap</m:t>
+            </m:r>
+          </m:e>
+          <m:sub>
+            <m:r>
+              <w:rPr>
+                <w:rFonts w:ascii="Cambria Math" w:eastAsiaTheme="minorEastAsia" w:hAnsi="Cambria Math"/>
+              </w:rPr>
+              <m:t>source</m:t>
+            </m:r>
+          </m:sub>
+        </m:sSub>
+        <m:r>
+          <w:rPr>
+            <w:rFonts w:ascii="Cambria Math" w:eastAsiaTheme="minorEastAsia" w:hAnsi="Cambria Math"/>
+          </w:rPr>
+          <m:t xml:space="preserve">* </m:t>
+        </m:r>
+        <m:sSub>
+          <m:sSubPr>
+            <m:ctrlPr>
+              <w:rPr>
+                <w:rFonts w:ascii="Cambria Math" w:eastAsiaTheme="minorEastAsia" w:hAnsi="Cambria Math"/>
+                <w:i/>
+              </w:rPr>
+            </m:ctrlPr>
+          </m:sSubPr>
+          <m:e>
+            <m:r>
+              <w:rPr>
+                <w:rFonts w:ascii="Cambria Math" w:eastAsiaTheme="minorEastAsia" w:hAnsi="Cambria Math"/>
+              </w:rPr>
+              <m:t>I</m:t>
+            </m:r>
+          </m:e>
+          <m:sub>
+            <m:r>
+              <w:rPr>
+                <w:rFonts w:ascii="Cambria Math" w:eastAsiaTheme="minorEastAsia" w:hAnsi="Cambria Math"/>
+              </w:rPr>
+              <m:t>source</m:t>
+            </m:r>
+          </m:sub>
+        </m:sSub>
+        <m:r>
+          <w:rPr>
+            <w:rFonts w:ascii="Cambria Math" w:hAnsi="Cambria Math"/>
+          </w:rPr>
+          <m:t>∀source,t </m:t>
+        </m:r>
+      </m:oMath>
     </w:p>
+    <w:p>
+      <w:pPr>
+        <w:jc w:val="center"/>
+        <w:rPr>
+          <w:rFonts w:eastAsiaTheme="minorEastAsia"/>
+        </w:rPr>
+      </w:pPr>
+    </w:p>
+    <w:p/>
     <w:p>
       <w:r>
         <w:t>Only one dam can be built</w:t>
@@ -1311,7 +1555,31 @@
                 <w:rPr>
                   <w:rFonts w:ascii="Cambria Math" w:hAnsi="Cambria Math"/>
                 </w:rPr>
-                <m:t>high dam</m:t>
+                <m:t>h</m:t>
+              </m:r>
+              <m:r>
+                <w:rPr>
+                  <w:rFonts w:ascii="Cambria Math" w:hAnsi="Cambria Math"/>
+                </w:rPr>
+                <m:t>ig</m:t>
+              </m:r>
+              <m:r>
+                <w:rPr>
+                  <w:rFonts w:ascii="Cambria Math" w:hAnsi="Cambria Math"/>
+                </w:rPr>
+                <m:t>h</m:t>
+              </m:r>
+              <m:r>
+                <w:rPr>
+                  <w:rFonts w:ascii="Cambria Math" w:hAnsi="Cambria Math"/>
+                </w:rPr>
+                <m:t xml:space="preserve"> </m:t>
+              </m:r>
+              <m:r>
+                <w:rPr>
+                  <w:rFonts w:ascii="Cambria Math" w:hAnsi="Cambria Math"/>
+                </w:rPr>
+                <m:t>dam</m:t>
               </m:r>
             </m:sub>
           </m:sSub>
@@ -1343,7 +1611,19 @@
                 <w:rPr>
                   <w:rFonts w:ascii="Cambria Math" w:hAnsi="Cambria Math"/>
                 </w:rPr>
-                <m:t>low dam</m:t>
+                <m:t>low</m:t>
+              </m:r>
+              <m:r>
+                <w:rPr>
+                  <w:rFonts w:ascii="Cambria Math" w:hAnsi="Cambria Math"/>
+                </w:rPr>
+                <m:t xml:space="preserve"> </m:t>
+              </m:r>
+              <m:r>
+                <w:rPr>
+                  <w:rFonts w:ascii="Cambria Math" w:hAnsi="Cambria Math"/>
+                </w:rPr>
+                <m:t>dam</m:t>
               </m:r>
             </m:sub>
           </m:sSub>
@@ -1356,43 +1636,230 @@
         </m:oMath>
       </m:oMathPara>
     </w:p>
+    <w:p/>
     <w:p>
-      <w:r>
-        <w:t xml:space="preserve">Mass balance </w:t>
-      </w:r>
-      <w:r>
-        <w:t>–</w:t>
-      </w:r>
+      <w:pPr>
+        <w:jc w:val="center"/>
+      </w:pPr>
+      <w:r>
+        <w:t>Mass balance – The maximum water that can be extracted from the river diversion is the Inflow (</w:t>
+      </w:r>
+      <m:oMath>
+        <m:sSub>
+          <m:sSubPr>
+            <m:ctrlPr>
+              <w:rPr>
+                <w:rFonts w:ascii="Cambria Math" w:hAnsi="Cambria Math"/>
+              </w:rPr>
+            </m:ctrlPr>
+          </m:sSubPr>
+          <m:e>
+            <m:r>
+              <w:rPr>
+                <w:rFonts w:ascii="Cambria Math" w:hAnsi="Cambria Math"/>
+              </w:rPr>
+              <m:t>Q</m:t>
+            </m:r>
+          </m:e>
+          <m:sub>
+            <m:r>
+              <w:rPr>
+                <w:rFonts w:ascii="Cambria Math" w:hAnsi="Cambria Math"/>
+              </w:rPr>
+              <m:t>t</m:t>
+            </m:r>
+          </m:sub>
+        </m:sSub>
+      </m:oMath>
+      <w:r>
+        <w:t>) minus the water diverted from the reservoir plus the groundwater</w:t>
+      </w:r>
+      <w:r>
+        <w:t xml:space="preserve"> (730 </w:t>
+      </w:r>
+      <w:proofErr w:type="spellStart"/>
+      <w:r>
+        <w:t>acft</w:t>
+      </w:r>
+      <w:proofErr w:type="spellEnd"/>
+      <w:r>
+        <w:t xml:space="preserve">/yr) </w:t>
+      </w:r>
+      <m:oMath>
+        <m:sSub>
+          <m:sSubPr>
+            <m:ctrlPr>
+              <w:rPr>
+                <w:rFonts w:ascii="Cambria Math" w:eastAsiaTheme="minorEastAsia" w:hAnsi="Cambria Math"/>
+                <w:i/>
+              </w:rPr>
+            </m:ctrlPr>
+          </m:sSubPr>
+          <m:e>
+            <m:r>
+              <w:rPr>
+                <w:rFonts w:ascii="Cambria Math" w:eastAsiaTheme="minorEastAsia" w:hAnsi="Cambria Math"/>
+              </w:rPr>
+              <m:t>X</m:t>
+            </m:r>
+          </m:e>
+          <m:sub>
+            <m:r>
+              <w:rPr>
+                <w:rFonts w:ascii="Cambria Math" w:eastAsiaTheme="minorEastAsia" w:hAnsi="Cambria Math"/>
+              </w:rPr>
+              <m:t>river diversion</m:t>
+            </m:r>
+            <m:r>
+              <w:rPr>
+                <w:rFonts w:ascii="Cambria Math" w:eastAsiaTheme="minorEastAsia" w:hAnsi="Cambria Math"/>
+              </w:rPr>
+              <m:t>, t</m:t>
+            </m:r>
+          </m:sub>
+        </m:sSub>
+        <m:r>
+          <w:rPr>
+            <w:rFonts w:ascii="Cambria Math" w:eastAsiaTheme="minorEastAsia" w:hAnsi="Cambria Math"/>
+          </w:rPr>
+          <m:t xml:space="preserve">≤ </m:t>
+        </m:r>
+        <m:sSub>
+          <m:sSubPr>
+            <m:ctrlPr>
+              <w:rPr>
+                <w:rFonts w:ascii="Cambria Math" w:eastAsiaTheme="minorEastAsia" w:hAnsi="Cambria Math"/>
+                <w:i/>
+              </w:rPr>
+            </m:ctrlPr>
+          </m:sSubPr>
+          <m:e>
+            <m:r>
+              <w:rPr>
+                <w:rFonts w:ascii="Cambria Math" w:eastAsiaTheme="minorEastAsia" w:hAnsi="Cambria Math"/>
+              </w:rPr>
+              <m:t>Q</m:t>
+            </m:r>
+          </m:e>
+          <m:sub>
+            <m:r>
+              <w:rPr>
+                <w:rFonts w:ascii="Cambria Math" w:eastAsiaTheme="minorEastAsia" w:hAnsi="Cambria Math"/>
+              </w:rPr>
+              <m:t>t</m:t>
+            </m:r>
+          </m:sub>
+        </m:sSub>
+        <m:r>
+          <w:rPr>
+            <w:rFonts w:ascii="Cambria Math" w:eastAsiaTheme="minorEastAsia" w:hAnsi="Cambria Math"/>
+          </w:rPr>
+          <m:t xml:space="preserve"> - </m:t>
+        </m:r>
+        <m:sSub>
+          <m:sSubPr>
+            <m:ctrlPr>
+              <w:rPr>
+                <w:rFonts w:ascii="Cambria Math" w:eastAsiaTheme="minorEastAsia" w:hAnsi="Cambria Math"/>
+                <w:i/>
+              </w:rPr>
+            </m:ctrlPr>
+          </m:sSubPr>
+          <m:e>
+            <m:r>
+              <w:rPr>
+                <w:rFonts w:ascii="Cambria Math" w:eastAsiaTheme="minorEastAsia" w:hAnsi="Cambria Math"/>
+              </w:rPr>
+              <m:t>X</m:t>
+            </m:r>
+          </m:e>
+          <m:sub>
+            <m:r>
+              <w:rPr>
+                <w:rFonts w:ascii="Cambria Math" w:eastAsiaTheme="minorEastAsia" w:hAnsi="Cambria Math"/>
+              </w:rPr>
+              <m:t>high dam</m:t>
+            </m:r>
+            <m:r>
+              <w:rPr>
+                <w:rFonts w:ascii="Cambria Math" w:eastAsiaTheme="minorEastAsia" w:hAnsi="Cambria Math"/>
+              </w:rPr>
+              <m:t>, t</m:t>
+            </m:r>
+            <m:r>
+              <w:rPr>
+                <w:rFonts w:ascii="Cambria Math" w:eastAsiaTheme="minorEastAsia" w:hAnsi="Cambria Math"/>
+              </w:rPr>
+              <m:t xml:space="preserve"> </m:t>
+            </m:r>
+          </m:sub>
+        </m:sSub>
+        <m:r>
+          <w:rPr>
+            <w:rFonts w:ascii="Cambria Math" w:eastAsiaTheme="minorEastAsia" w:hAnsi="Cambria Math"/>
+          </w:rPr>
+          <m:t xml:space="preserve">- </m:t>
+        </m:r>
+        <m:sSub>
+          <m:sSubPr>
+            <m:ctrlPr>
+              <w:rPr>
+                <w:rFonts w:ascii="Cambria Math" w:eastAsiaTheme="minorEastAsia" w:hAnsi="Cambria Math"/>
+                <w:i/>
+              </w:rPr>
+            </m:ctrlPr>
+          </m:sSubPr>
+          <m:e>
+            <m:r>
+              <w:rPr>
+                <w:rFonts w:ascii="Cambria Math" w:eastAsiaTheme="minorEastAsia" w:hAnsi="Cambria Math"/>
+              </w:rPr>
+              <m:t>X</m:t>
+            </m:r>
+          </m:e>
+          <m:sub>
+            <m:r>
+              <w:rPr>
+                <w:rFonts w:ascii="Cambria Math" w:eastAsiaTheme="minorEastAsia" w:hAnsi="Cambria Math"/>
+              </w:rPr>
+              <m:t>low dam</m:t>
+            </m:r>
+            <m:r>
+              <w:rPr>
+                <w:rFonts w:ascii="Cambria Math" w:eastAsiaTheme="minorEastAsia" w:hAnsi="Cambria Math"/>
+              </w:rPr>
+              <m:t>, t</m:t>
+            </m:r>
+          </m:sub>
+        </m:sSub>
+        <m:r>
+          <w:rPr>
+            <w:rFonts w:ascii="Cambria Math" w:eastAsiaTheme="minorEastAsia" w:hAnsi="Cambria Math"/>
+          </w:rPr>
+          <m:t xml:space="preserve"> + G</m:t>
+        </m:r>
+      </m:oMath>
       <w:r>
         <w:t xml:space="preserve"> </w:t>
       </w:r>
-      <w:r>
-        <w:t>The maximum water that can be extracted from the river diversion</w:t>
-      </w:r>
-      <w:r>
-        <w:t xml:space="preserve"> is the</w:t>
-      </w:r>
-      <w:r>
-        <w:t xml:space="preserve"> </w:t>
-      </w:r>
-      <w:r>
-        <w:t>Infl</w:t>
-      </w:r>
-      <w:r>
-        <w:t xml:space="preserve">ow </w:t>
-      </w:r>
-      <w:r>
-        <w:t xml:space="preserve">minus the water </w:t>
-      </w:r>
-      <w:r>
-        <w:t>diverted from the reservoir plus the groundwater recharge</w:t>
+      <m:oMath>
+        <m:r>
+          <w:rPr>
+            <w:rFonts w:ascii="Cambria Math" w:hAnsi="Cambria Math"/>
+          </w:rPr>
+          <m:t>∀t </m:t>
+        </m:r>
+      </m:oMath>
+    </w:p>
+    <w:p/>
+    <w:p>
+      <w:r>
+        <w:t>The maximum volume of water that can be extracted from the reservoir is the Inflow at each time step</w:t>
       </w:r>
     </w:p>
     <w:p>
       <w:pPr>
-        <w:rPr>
-          <w:rFonts w:eastAsiaTheme="minorEastAsia"/>
-        </w:rPr>
+        <w:jc w:val="center"/>
       </w:pPr>
       <m:oMathPara>
         <m:oMath>
@@ -1401,7 +1868,6 @@
               <m:ctrlPr>
                 <w:rPr>
                   <w:rFonts w:ascii="Cambria Math" w:hAnsi="Cambria Math"/>
-                  <w:i/>
                 </w:rPr>
               </m:ctrlPr>
             </m:sSubPr>
@@ -1418,7 +1884,7 @@
                 <w:rPr>
                   <w:rFonts w:ascii="Cambria Math" w:hAnsi="Cambria Math"/>
                 </w:rPr>
-                <m:t>river,t</m:t>
+                <m:t>high dam, t </m:t>
               </m:r>
             </m:sub>
           </m:sSub>
@@ -1426,14 +1892,44 @@
             <w:rPr>
               <w:rFonts w:ascii="Cambria Math" w:hAnsi="Cambria Math"/>
             </w:rPr>
-            <m:t xml:space="preserve">≤ </m:t>
+            <m:t>+</m:t>
           </m:r>
           <m:sSub>
             <m:sSubPr>
               <m:ctrlPr>
                 <w:rPr>
                   <w:rFonts w:ascii="Cambria Math" w:hAnsi="Cambria Math"/>
-                  <w:i/>
+                </w:rPr>
+              </m:ctrlPr>
+            </m:sSubPr>
+            <m:e>
+              <m:r>
+                <w:rPr>
+                  <w:rFonts w:ascii="Cambria Math" w:hAnsi="Cambria Math"/>
+                </w:rPr>
+                <m:t>X</m:t>
+              </m:r>
+            </m:e>
+            <m:sub>
+              <m:r>
+                <w:rPr>
+                  <w:rFonts w:ascii="Cambria Math" w:hAnsi="Cambria Math"/>
+                </w:rPr>
+                <m:t>low dam, t</m:t>
+              </m:r>
+            </m:sub>
+          </m:sSub>
+          <m:r>
+            <w:rPr>
+              <w:rFonts w:ascii="Cambria Math" w:hAnsi="Cambria Math"/>
+            </w:rPr>
+            <m:t> ≤</m:t>
+          </m:r>
+          <m:sSub>
+            <m:sSubPr>
+              <m:ctrlPr>
+                <w:rPr>
+                  <w:rFonts w:ascii="Cambria Math" w:hAnsi="Cambria Math"/>
                 </w:rPr>
               </m:ctrlPr>
             </m:sSubPr>
@@ -1458,77 +1954,14 @@
             <w:rPr>
               <w:rFonts w:ascii="Cambria Math" w:hAnsi="Cambria Math"/>
             </w:rPr>
-            <m:t xml:space="preserve">  - </m:t>
-          </m:r>
-          <m:sSub>
-            <m:sSubPr>
-              <m:ctrlPr>
-                <w:rPr>
-                  <w:rFonts w:ascii="Cambria Math" w:hAnsi="Cambria Math"/>
-                  <w:i/>
-                </w:rPr>
-              </m:ctrlPr>
-            </m:sSubPr>
-            <m:e>
-              <m:r>
-                <w:rPr>
-                  <w:rFonts w:ascii="Cambria Math" w:hAnsi="Cambria Math"/>
-                </w:rPr>
-                <m:t>X</m:t>
-              </m:r>
-            </m:e>
-            <m:sub>
-              <m:r>
-                <w:rPr>
-                  <w:rFonts w:ascii="Cambria Math" w:hAnsi="Cambria Math"/>
-                </w:rPr>
-                <m:t>high dam,t</m:t>
-              </m:r>
-            </m:sub>
-          </m:sSub>
-          <m:r>
-            <w:rPr>
-              <w:rFonts w:ascii="Cambria Math" w:hAnsi="Cambria Math"/>
-            </w:rPr>
-            <m:t xml:space="preserve"> - </m:t>
-          </m:r>
-          <m:sSub>
-            <m:sSubPr>
-              <m:ctrlPr>
-                <w:rPr>
-                  <w:rFonts w:ascii="Cambria Math" w:hAnsi="Cambria Math"/>
-                  <w:i/>
-                </w:rPr>
-              </m:ctrlPr>
-            </m:sSubPr>
-            <m:e>
-              <m:r>
-                <w:rPr>
-                  <w:rFonts w:ascii="Cambria Math" w:hAnsi="Cambria Math"/>
-                </w:rPr>
-                <m:t>X</m:t>
-              </m:r>
-            </m:e>
-            <m:sub>
-              <m:r>
-                <w:rPr>
-                  <w:rFonts w:ascii="Cambria Math" w:hAnsi="Cambria Math"/>
-                </w:rPr>
-                <m:t>low dam,t</m:t>
-              </m:r>
-            </m:sub>
-          </m:sSub>
-          <m:r>
-            <w:rPr>
-              <w:rFonts w:ascii="Cambria Math" w:hAnsi="Cambria Math"/>
-            </w:rPr>
-            <m:t xml:space="preserve"> + G </m:t>
+            <m:t>∀t </m:t>
           </m:r>
         </m:oMath>
       </m:oMathPara>
     </w:p>
     <w:p>
       <w:pPr>
+        <w:jc w:val="center"/>
         <w:rPr>
           <w:rFonts w:eastAsiaTheme="minorEastAsia"/>
         </w:rPr>
@@ -1536,19 +1969,3731 @@
       <w:r>
         <w:rPr>
           <w:rFonts w:eastAsiaTheme="minorEastAsia"/>
+          <w:b/>
+          <w:bCs/>
         </w:rPr>
-        <w:t xml:space="preserve"> </w:t>
-      </w:r>
+        <w:t xml:space="preserve">Table 2: </w:t>
+      </w:r>
+      <w:r>
+        <w:rPr>
+          <w:rFonts w:eastAsiaTheme="minorEastAsia"/>
+        </w:rPr>
+        <w:t>Inflow and water demand for each season</w:t>
+      </w:r>
+    </w:p>
+    <w:tbl>
+      <w:tblPr>
+        <w:tblStyle w:val="TableGrid"/>
+        <w:tblW w:w="0" w:type="auto"/>
+        <w:tblLook w:val="04A0" w:firstRow="1" w:lastRow="0" w:firstColumn="1" w:lastColumn="0" w:noHBand="0" w:noVBand="1"/>
+      </w:tblPr>
+      <w:tblGrid>
+        <w:gridCol w:w="3116"/>
+        <w:gridCol w:w="3117"/>
+        <w:gridCol w:w="3117"/>
+      </w:tblGrid>
+      <w:tr>
+        <w:tc>
+          <w:tcPr>
+            <w:tcW w:w="3116" w:type="dxa"/>
+            <w:vAlign w:val="center"/>
+          </w:tcPr>
+          <w:p>
+            <w:pPr>
+              <w:jc w:val="center"/>
+              <w:rPr>
+                <w:rFonts w:eastAsiaTheme="minorEastAsia"/>
+              </w:rPr>
+            </w:pPr>
+          </w:p>
+        </w:tc>
+        <w:tc>
+          <w:tcPr>
+            <w:tcW w:w="3117" w:type="dxa"/>
+            <w:vAlign w:val="center"/>
+          </w:tcPr>
+          <w:p>
+            <w:pPr>
+              <w:jc w:val="center"/>
+              <w:rPr>
+                <w:rFonts w:eastAsiaTheme="minorEastAsia"/>
+              </w:rPr>
+            </w:pPr>
+            <w:r>
+              <w:rPr>
+                <w:rFonts w:eastAsiaTheme="minorEastAsia"/>
+              </w:rPr>
+              <w:t>Inflow (</w:t>
+            </w:r>
+            <w:proofErr w:type="spellStart"/>
+            <w:r>
+              <w:rPr>
+                <w:rFonts w:eastAsiaTheme="minorEastAsia"/>
+              </w:rPr>
+              <w:t>acft</w:t>
+            </w:r>
+            <w:proofErr w:type="spellEnd"/>
+            <w:r>
+              <w:rPr>
+                <w:rFonts w:eastAsiaTheme="minorEastAsia"/>
+              </w:rPr>
+              <w:t>)</w:t>
+            </w:r>
+          </w:p>
+        </w:tc>
+        <w:tc>
+          <w:tcPr>
+            <w:tcW w:w="3117" w:type="dxa"/>
+            <w:vAlign w:val="center"/>
+          </w:tcPr>
+          <w:p>
+            <w:pPr>
+              <w:jc w:val="center"/>
+              <w:rPr>
+                <w:rFonts w:eastAsiaTheme="minorEastAsia"/>
+              </w:rPr>
+            </w:pPr>
+            <w:r>
+              <w:rPr>
+                <w:rFonts w:eastAsiaTheme="minorEastAsia"/>
+              </w:rPr>
+              <w:t>Water Demand (</w:t>
+            </w:r>
+            <w:proofErr w:type="spellStart"/>
+            <w:r>
+              <w:rPr>
+                <w:rFonts w:eastAsiaTheme="minorEastAsia"/>
+              </w:rPr>
+              <w:t>acft</w:t>
+            </w:r>
+            <w:proofErr w:type="spellEnd"/>
+            <w:r>
+              <w:rPr>
+                <w:rFonts w:eastAsiaTheme="minorEastAsia"/>
+              </w:rPr>
+              <w:t>/acre)</w:t>
+            </w:r>
+          </w:p>
+        </w:tc>
+      </w:tr>
+      <w:tr>
+        <w:tc>
+          <w:tcPr>
+            <w:tcW w:w="3116" w:type="dxa"/>
+            <w:vAlign w:val="center"/>
+          </w:tcPr>
+          <w:p>
+            <w:pPr>
+              <w:jc w:val="center"/>
+              <w:rPr>
+                <w:rFonts w:eastAsiaTheme="minorEastAsia"/>
+              </w:rPr>
+            </w:pPr>
+            <w:r>
+              <w:rPr>
+                <w:rFonts w:eastAsiaTheme="minorEastAsia"/>
+              </w:rPr>
+              <w:t>Season 1</w:t>
+            </w:r>
+          </w:p>
+        </w:tc>
+        <w:tc>
+          <w:tcPr>
+            <w:tcW w:w="3117" w:type="dxa"/>
+            <w:vAlign w:val="center"/>
+          </w:tcPr>
+          <w:p>
+            <w:pPr>
+              <w:jc w:val="center"/>
+              <w:rPr>
+                <w:rFonts w:eastAsiaTheme="minorEastAsia"/>
+              </w:rPr>
+            </w:pPr>
+            <w:r>
+              <w:rPr>
+                <w:rFonts w:eastAsiaTheme="minorEastAsia"/>
+              </w:rPr>
+              <w:t>600</w:t>
+            </w:r>
+          </w:p>
+        </w:tc>
+        <w:tc>
+          <w:tcPr>
+            <w:tcW w:w="3117" w:type="dxa"/>
+            <w:vAlign w:val="center"/>
+          </w:tcPr>
+          <w:p>
+            <w:pPr>
+              <w:jc w:val="center"/>
+              <w:rPr>
+                <w:rFonts w:eastAsiaTheme="minorEastAsia"/>
+              </w:rPr>
+            </w:pPr>
+            <w:r>
+              <w:rPr>
+                <w:rFonts w:eastAsiaTheme="minorEastAsia"/>
+              </w:rPr>
+              <w:t>1</w:t>
+            </w:r>
+          </w:p>
+        </w:tc>
+      </w:tr>
+      <w:tr>
+        <w:tc>
+          <w:tcPr>
+            <w:tcW w:w="3116" w:type="dxa"/>
+            <w:vAlign w:val="center"/>
+          </w:tcPr>
+          <w:p>
+            <w:pPr>
+              <w:jc w:val="center"/>
+              <w:rPr>
+                <w:rFonts w:eastAsiaTheme="minorEastAsia"/>
+              </w:rPr>
+            </w:pPr>
+            <w:r>
+              <w:rPr>
+                <w:rFonts w:eastAsiaTheme="minorEastAsia"/>
+              </w:rPr>
+              <w:t>Season 2</w:t>
+            </w:r>
+          </w:p>
+        </w:tc>
+        <w:tc>
+          <w:tcPr>
+            <w:tcW w:w="3117" w:type="dxa"/>
+            <w:vAlign w:val="center"/>
+          </w:tcPr>
+          <w:p>
+            <w:pPr>
+              <w:jc w:val="center"/>
+              <w:rPr>
+                <w:rFonts w:eastAsiaTheme="minorEastAsia"/>
+              </w:rPr>
+            </w:pPr>
+            <w:r>
+              <w:rPr>
+                <w:rFonts w:eastAsiaTheme="minorEastAsia"/>
+              </w:rPr>
+              <w:t>200</w:t>
+            </w:r>
+          </w:p>
+        </w:tc>
+        <w:tc>
+          <w:tcPr>
+            <w:tcW w:w="3117" w:type="dxa"/>
+            <w:vAlign w:val="center"/>
+          </w:tcPr>
+          <w:p>
+            <w:pPr>
+              <w:jc w:val="center"/>
+              <w:rPr>
+                <w:rFonts w:eastAsiaTheme="minorEastAsia"/>
+              </w:rPr>
+            </w:pPr>
+            <w:r>
+              <w:rPr>
+                <w:rFonts w:eastAsiaTheme="minorEastAsia"/>
+              </w:rPr>
+              <w:t>3</w:t>
+            </w:r>
+          </w:p>
+        </w:tc>
+      </w:tr>
+    </w:tbl>
+    <w:p>
+      <w:pPr>
+        <w:rPr>
+          <w:rFonts w:eastAsiaTheme="minorEastAsia"/>
+        </w:rPr>
+      </w:pPr>
     </w:p>
     <w:p/>
+    <w:p>
+      <w:r>
+        <w:br w:type="page"/>
+      </w:r>
+    </w:p>
+    <w:p>
+      <w:pPr>
+        <w:sectPr>
+          <w:pgSz w:w="12240" w:h="15840"/>
+          <w:pgMar w:top="1440" w:right="1440" w:bottom="1440" w:left="1440" w:header="720" w:footer="720" w:gutter="0"/>
+          <w:cols w:space="720"/>
+          <w:docGrid w:linePitch="360"/>
+        </w:sectPr>
+      </w:pPr>
+    </w:p>
+    <w:tbl>
+      <w:tblPr>
+        <w:tblpPr w:leftFromText="180" w:rightFromText="180" w:bottomFromText="160" w:horzAnchor="page" w:tblpX="913" w:tblpY="-1440"/>
+        <w:tblW w:w="12944" w:type="dxa"/>
+        <w:tblBorders>
+          <w:top w:val="outset" w:sz="6" w:space="0" w:color="auto"/>
+          <w:left w:val="outset" w:sz="6" w:space="0" w:color="auto"/>
+          <w:bottom w:val="outset" w:sz="6" w:space="0" w:color="auto"/>
+          <w:right w:val="outset" w:sz="6" w:space="0" w:color="auto"/>
+        </w:tblBorders>
+        <w:tblCellMar>
+          <w:left w:w="0" w:type="dxa"/>
+          <w:right w:w="0" w:type="dxa"/>
+        </w:tblCellMar>
+        <w:tblLook w:val="04A0" w:firstRow="1" w:lastRow="0" w:firstColumn="1" w:lastColumn="0" w:noHBand="0" w:noVBand="1"/>
+      </w:tblPr>
+      <w:tblGrid>
+        <w:gridCol w:w="1386"/>
+        <w:gridCol w:w="1809"/>
+        <w:gridCol w:w="1023"/>
+        <w:gridCol w:w="1961"/>
+        <w:gridCol w:w="3783"/>
+        <w:gridCol w:w="1779"/>
+        <w:gridCol w:w="468"/>
+        <w:gridCol w:w="735"/>
+      </w:tblGrid>
+      <w:tr>
+        <w:trPr>
+          <w:trHeight w:val="300"/>
+        </w:trPr>
+        <w:tc>
+          <w:tcPr>
+            <w:tcW w:w="1386" w:type="dxa"/>
+            <w:tcBorders>
+              <w:top w:val="single" w:sz="6" w:space="0" w:color="000000"/>
+              <w:left w:val="single" w:sz="6" w:space="0" w:color="000000"/>
+              <w:bottom w:val="single" w:sz="6" w:space="0" w:color="000000"/>
+              <w:right w:val="single" w:sz="6" w:space="0" w:color="000000"/>
+            </w:tcBorders>
+            <w:vAlign w:val="center"/>
+            <w:hideMark/>
+          </w:tcPr>
+          <w:p>
+            <w:r>
+              <w:lastRenderedPageBreak/>
+              <w:t> </w:t>
+            </w:r>
+          </w:p>
+          <w:p>
+            <w:r>
+              <w:rPr>
+                <w:b/>
+                <w:bCs/>
+              </w:rPr>
+              <w:t>Category</w:t>
+            </w:r>
+            <w:r>
+              <w:t> </w:t>
+            </w:r>
+          </w:p>
+          <w:p>
+            <w:r>
+              <w:rPr>
+                <w:b/>
+                <w:bCs/>
+              </w:rPr>
+              <w:t>(Max. Score)</w:t>
+            </w:r>
+            <w:r>
+              <w:t> </w:t>
+            </w:r>
+          </w:p>
+        </w:tc>
+        <w:tc>
+          <w:tcPr>
+            <w:tcW w:w="1809" w:type="dxa"/>
+            <w:tcBorders>
+              <w:top w:val="single" w:sz="6" w:space="0" w:color="000000"/>
+              <w:left w:val="single" w:sz="6" w:space="0" w:color="000000"/>
+              <w:bottom w:val="single" w:sz="6" w:space="0" w:color="000000"/>
+              <w:right w:val="single" w:sz="6" w:space="0" w:color="000000"/>
+            </w:tcBorders>
+            <w:vAlign w:val="center"/>
+            <w:hideMark/>
+          </w:tcPr>
+          <w:p>
+            <w:r>
+              <w:rPr>
+                <w:b/>
+                <w:bCs/>
+              </w:rPr>
+              <w:t>No Evidence</w:t>
+            </w:r>
+            <w:r>
+              <w:t> </w:t>
+            </w:r>
+          </w:p>
+        </w:tc>
+        <w:tc>
+          <w:tcPr>
+            <w:tcW w:w="1023" w:type="dxa"/>
+            <w:tcBorders>
+              <w:top w:val="single" w:sz="6" w:space="0" w:color="000000"/>
+              <w:left w:val="single" w:sz="6" w:space="0" w:color="000000"/>
+              <w:bottom w:val="single" w:sz="6" w:space="0" w:color="000000"/>
+              <w:right w:val="single" w:sz="6" w:space="0" w:color="000000"/>
+            </w:tcBorders>
+            <w:vAlign w:val="center"/>
+            <w:hideMark/>
+          </w:tcPr>
+          <w:p>
+            <w:r>
+              <w:rPr>
+                <w:b/>
+                <w:bCs/>
+              </w:rPr>
+              <w:t>Doesn’t Meet Standard</w:t>
+            </w:r>
+            <w:r>
+              <w:t> </w:t>
+            </w:r>
+          </w:p>
+        </w:tc>
+        <w:tc>
+          <w:tcPr>
+            <w:tcW w:w="1961" w:type="dxa"/>
+            <w:tcBorders>
+              <w:top w:val="single" w:sz="6" w:space="0" w:color="000000"/>
+              <w:left w:val="single" w:sz="6" w:space="0" w:color="000000"/>
+              <w:bottom w:val="single" w:sz="6" w:space="0" w:color="000000"/>
+              <w:right w:val="single" w:sz="6" w:space="0" w:color="000000"/>
+            </w:tcBorders>
+            <w:vAlign w:val="center"/>
+            <w:hideMark/>
+          </w:tcPr>
+          <w:p>
+            <w:r>
+              <w:rPr>
+                <w:b/>
+                <w:bCs/>
+              </w:rPr>
+              <w:t>Nearly Meets Standard</w:t>
+            </w:r>
+            <w:r>
+              <w:t> </w:t>
+            </w:r>
+          </w:p>
+        </w:tc>
+        <w:tc>
+          <w:tcPr>
+            <w:tcW w:w="3783" w:type="dxa"/>
+            <w:tcBorders>
+              <w:top w:val="single" w:sz="6" w:space="0" w:color="000000"/>
+              <w:left w:val="single" w:sz="6" w:space="0" w:color="000000"/>
+              <w:bottom w:val="single" w:sz="6" w:space="0" w:color="000000"/>
+              <w:right w:val="single" w:sz="6" w:space="0" w:color="000000"/>
+            </w:tcBorders>
+            <w:vAlign w:val="center"/>
+            <w:hideMark/>
+          </w:tcPr>
+          <w:p>
+            <w:r>
+              <w:rPr>
+                <w:b/>
+                <w:bCs/>
+              </w:rPr>
+              <w:t>Meets Standard</w:t>
+            </w:r>
+            <w:r>
+              <w:t> </w:t>
+            </w:r>
+          </w:p>
+        </w:tc>
+        <w:tc>
+          <w:tcPr>
+            <w:tcW w:w="1779" w:type="dxa"/>
+            <w:tcBorders>
+              <w:top w:val="single" w:sz="6" w:space="0" w:color="000000"/>
+              <w:left w:val="single" w:sz="6" w:space="0" w:color="000000"/>
+              <w:bottom w:val="single" w:sz="6" w:space="0" w:color="000000"/>
+              <w:right w:val="single" w:sz="6" w:space="0" w:color="000000"/>
+            </w:tcBorders>
+            <w:vAlign w:val="center"/>
+            <w:hideMark/>
+          </w:tcPr>
+          <w:p>
+            <w:r>
+              <w:rPr>
+                <w:b/>
+                <w:bCs/>
+              </w:rPr>
+              <w:t>Exceeds Standard</w:t>
+            </w:r>
+            <w:r>
+              <w:t> </w:t>
+            </w:r>
+          </w:p>
+        </w:tc>
+        <w:tc>
+          <w:tcPr>
+            <w:tcW w:w="468" w:type="dxa"/>
+            <w:tcBorders>
+              <w:top w:val="single" w:sz="6" w:space="0" w:color="000000"/>
+              <w:left w:val="single" w:sz="6" w:space="0" w:color="000000"/>
+              <w:bottom w:val="single" w:sz="6" w:space="0" w:color="000000"/>
+              <w:right w:val="single" w:sz="6" w:space="0" w:color="000000"/>
+            </w:tcBorders>
+            <w:vAlign w:val="center"/>
+            <w:hideMark/>
+          </w:tcPr>
+          <w:p>
+            <w:r>
+              <w:rPr>
+                <w:b/>
+                <w:bCs/>
+              </w:rPr>
+              <w:t>Self- Score</w:t>
+            </w:r>
+            <w:r>
+              <w:t> </w:t>
+            </w:r>
+          </w:p>
+        </w:tc>
+        <w:tc>
+          <w:tcPr>
+            <w:tcW w:w="735" w:type="dxa"/>
+            <w:tcBorders>
+              <w:top w:val="single" w:sz="6" w:space="0" w:color="000000"/>
+              <w:left w:val="single" w:sz="6" w:space="0" w:color="000000"/>
+              <w:bottom w:val="single" w:sz="6" w:space="0" w:color="000000"/>
+              <w:right w:val="single" w:sz="6" w:space="0" w:color="000000"/>
+            </w:tcBorders>
+            <w:vAlign w:val="center"/>
+            <w:hideMark/>
+          </w:tcPr>
+          <w:p>
+            <w:r>
+              <w:rPr>
+                <w:b/>
+                <w:bCs/>
+              </w:rPr>
+              <w:t>Instructor Score</w:t>
+            </w:r>
+            <w:r>
+              <w:t> </w:t>
+            </w:r>
+          </w:p>
+        </w:tc>
+      </w:tr>
+      <w:tr>
+        <w:trPr>
+          <w:trHeight w:val="300"/>
+        </w:trPr>
+        <w:tc>
+          <w:tcPr>
+            <w:tcW w:w="1386" w:type="dxa"/>
+            <w:tcBorders>
+              <w:top w:val="single" w:sz="6" w:space="0" w:color="000000"/>
+              <w:left w:val="single" w:sz="6" w:space="0" w:color="000000"/>
+              <w:bottom w:val="single" w:sz="6" w:space="0" w:color="000000"/>
+              <w:right w:val="single" w:sz="6" w:space="0" w:color="000000"/>
+            </w:tcBorders>
+            <w:hideMark/>
+          </w:tcPr>
+          <w:p>
+            <w:r>
+              <w:rPr>
+                <w:b/>
+                <w:bCs/>
+              </w:rPr>
+              <w:t>Title</w:t>
+            </w:r>
+            <w:r>
+              <w:t> </w:t>
+            </w:r>
+          </w:p>
+          <w:p>
+            <w:r>
+              <w:rPr>
+                <w:b/>
+                <w:bCs/>
+              </w:rPr>
+              <w:t>(1)</w:t>
+            </w:r>
+            <w:r>
+              <w:t> </w:t>
+            </w:r>
+          </w:p>
+        </w:tc>
+        <w:tc>
+          <w:tcPr>
+            <w:tcW w:w="1809" w:type="dxa"/>
+            <w:tcBorders>
+              <w:top w:val="single" w:sz="6" w:space="0" w:color="000000"/>
+              <w:left w:val="single" w:sz="6" w:space="0" w:color="000000"/>
+              <w:bottom w:val="single" w:sz="6" w:space="0" w:color="000000"/>
+              <w:right w:val="single" w:sz="6" w:space="0" w:color="000000"/>
+            </w:tcBorders>
+            <w:hideMark/>
+          </w:tcPr>
+          <w:p>
+            <w:r>
+              <w:t>Absent </w:t>
+            </w:r>
+          </w:p>
+          <w:p>
+            <w:r>
+              <w:t> </w:t>
+            </w:r>
+          </w:p>
+          <w:p>
+            <w:r>
+              <w:t> </w:t>
+            </w:r>
+          </w:p>
+          <w:p>
+            <w:r>
+              <w:t>0 </w:t>
+            </w:r>
+          </w:p>
+        </w:tc>
+        <w:tc>
+          <w:tcPr>
+            <w:tcW w:w="1023" w:type="dxa"/>
+            <w:tcBorders>
+              <w:top w:val="single" w:sz="6" w:space="0" w:color="000000"/>
+              <w:left w:val="single" w:sz="6" w:space="0" w:color="000000"/>
+              <w:bottom w:val="single" w:sz="6" w:space="0" w:color="000000"/>
+              <w:right w:val="single" w:sz="6" w:space="0" w:color="000000"/>
+            </w:tcBorders>
+            <w:hideMark/>
+          </w:tcPr>
+          <w:p>
+            <w:r>
+              <w:t>Evidence of two or less </w:t>
+            </w:r>
+          </w:p>
+          <w:p>
+            <w:r>
+              <w:t> </w:t>
+            </w:r>
+          </w:p>
+          <w:p>
+            <w:r>
+              <w:t>0 </w:t>
+            </w:r>
+          </w:p>
+        </w:tc>
+        <w:tc>
+          <w:tcPr>
+            <w:tcW w:w="1961" w:type="dxa"/>
+            <w:tcBorders>
+              <w:top w:val="single" w:sz="6" w:space="0" w:color="000000"/>
+              <w:left w:val="single" w:sz="6" w:space="0" w:color="000000"/>
+              <w:bottom w:val="single" w:sz="6" w:space="0" w:color="000000"/>
+              <w:right w:val="single" w:sz="6" w:space="0" w:color="000000"/>
+            </w:tcBorders>
+            <w:hideMark/>
+          </w:tcPr>
+          <w:p>
+            <w:r>
+              <w:t>Evidence of three </w:t>
+            </w:r>
+          </w:p>
+          <w:p>
+            <w:r>
+              <w:t> </w:t>
+            </w:r>
+          </w:p>
+          <w:p>
+            <w:r>
+              <w:t> </w:t>
+            </w:r>
+          </w:p>
+          <w:p>
+            <w:r>
+              <w:t>0 </w:t>
+            </w:r>
+          </w:p>
+        </w:tc>
+        <w:tc>
+          <w:tcPr>
+            <w:tcW w:w="3783" w:type="dxa"/>
+            <w:tcBorders>
+              <w:top w:val="single" w:sz="6" w:space="0" w:color="000000"/>
+              <w:left w:val="single" w:sz="6" w:space="0" w:color="000000"/>
+              <w:bottom w:val="single" w:sz="6" w:space="0" w:color="000000"/>
+              <w:right w:val="single" w:sz="6" w:space="0" w:color="000000"/>
+            </w:tcBorders>
+            <w:hideMark/>
+          </w:tcPr>
+          <w:p>
+            <w:r>
+              <w:t>Evidence of four </w:t>
+            </w:r>
+          </w:p>
+          <w:p>
+            <w:r>
+              <w:t> </w:t>
+            </w:r>
+          </w:p>
+          <w:p>
+            <w:r>
+              <w:t> </w:t>
+            </w:r>
+          </w:p>
+          <w:p>
+            <w:r>
+              <w:t>1 </w:t>
+            </w:r>
+          </w:p>
+        </w:tc>
+        <w:tc>
+          <w:tcPr>
+            <w:tcW w:w="1779" w:type="dxa"/>
+            <w:tcBorders>
+              <w:top w:val="single" w:sz="6" w:space="0" w:color="000000"/>
+              <w:left w:val="single" w:sz="6" w:space="0" w:color="000000"/>
+              <w:bottom w:val="single" w:sz="6" w:space="0" w:color="000000"/>
+              <w:right w:val="single" w:sz="6" w:space="0" w:color="000000"/>
+            </w:tcBorders>
+            <w:hideMark/>
+          </w:tcPr>
+          <w:p>
+            <w:r>
+              <w:t>Title – can assess main point from title alone; Name, Instructors’ Names, Course, Date, </w:t>
+            </w:r>
+            <w:proofErr w:type="gramStart"/>
+            <w:r>
+              <w:t>Neatly</w:t>
+            </w:r>
+            <w:proofErr w:type="gramEnd"/>
+            <w:r>
+              <w:t> </w:t>
+            </w:r>
+            <w:proofErr w:type="gramStart"/>
+            <w:r>
+              <w:t>finished  1</w:t>
+            </w:r>
+            <w:proofErr w:type="gramEnd"/>
+            <w:r>
+              <w:t> </w:t>
+            </w:r>
+          </w:p>
+        </w:tc>
+        <w:tc>
+          <w:tcPr>
+            <w:tcW w:w="468" w:type="dxa"/>
+            <w:tcBorders>
+              <w:top w:val="single" w:sz="6" w:space="0" w:color="000000"/>
+              <w:left w:val="single" w:sz="6" w:space="0" w:color="000000"/>
+              <w:bottom w:val="single" w:sz="6" w:space="0" w:color="000000"/>
+              <w:right w:val="single" w:sz="6" w:space="0" w:color="000000"/>
+            </w:tcBorders>
+            <w:vAlign w:val="center"/>
+            <w:hideMark/>
+          </w:tcPr>
+          <w:p>
+            <w:r>
+              <w:t>1 </w:t>
+            </w:r>
+          </w:p>
+        </w:tc>
+        <w:tc>
+          <w:tcPr>
+            <w:tcW w:w="735" w:type="dxa"/>
+            <w:tcBorders>
+              <w:top w:val="single" w:sz="6" w:space="0" w:color="000000"/>
+              <w:left w:val="single" w:sz="6" w:space="0" w:color="000000"/>
+              <w:bottom w:val="single" w:sz="6" w:space="0" w:color="000000"/>
+              <w:right w:val="single" w:sz="6" w:space="0" w:color="000000"/>
+            </w:tcBorders>
+            <w:hideMark/>
+          </w:tcPr>
+          <w:p/>
+        </w:tc>
+      </w:tr>
+      <w:tr>
+        <w:trPr>
+          <w:trHeight w:val="300"/>
+        </w:trPr>
+        <w:tc>
+          <w:tcPr>
+            <w:tcW w:w="1386" w:type="dxa"/>
+            <w:tcBorders>
+              <w:top w:val="single" w:sz="6" w:space="0" w:color="000000"/>
+              <w:left w:val="single" w:sz="6" w:space="0" w:color="000000"/>
+              <w:bottom w:val="single" w:sz="6" w:space="0" w:color="000000"/>
+              <w:right w:val="single" w:sz="6" w:space="0" w:color="000000"/>
+            </w:tcBorders>
+            <w:hideMark/>
+          </w:tcPr>
+          <w:p>
+            <w:r>
+              <w:rPr>
+                <w:b/>
+                <w:bCs/>
+              </w:rPr>
+              <w:t>Introduction</w:t>
+            </w:r>
+            <w:r>
+              <w:t> </w:t>
+            </w:r>
+          </w:p>
+          <w:p>
+            <w:r>
+              <w:rPr>
+                <w:b/>
+                <w:bCs/>
+              </w:rPr>
+              <w:t>(3)</w:t>
+            </w:r>
+            <w:r>
+              <w:t> </w:t>
+            </w:r>
+          </w:p>
+        </w:tc>
+        <w:tc>
+          <w:tcPr>
+            <w:tcW w:w="1809" w:type="dxa"/>
+            <w:tcBorders>
+              <w:top w:val="single" w:sz="6" w:space="0" w:color="000000"/>
+              <w:left w:val="single" w:sz="6" w:space="0" w:color="000000"/>
+              <w:bottom w:val="single" w:sz="6" w:space="0" w:color="000000"/>
+              <w:right w:val="single" w:sz="6" w:space="0" w:color="000000"/>
+            </w:tcBorders>
+            <w:hideMark/>
+          </w:tcPr>
+          <w:p>
+            <w:r>
+              <w:t>Absent, no evidence </w:t>
+            </w:r>
+          </w:p>
+          <w:p>
+            <w:r>
+              <w:t> </w:t>
+            </w:r>
+          </w:p>
+          <w:p>
+            <w:r>
+              <w:t> </w:t>
+            </w:r>
+          </w:p>
+          <w:p>
+            <w:r>
+              <w:t> </w:t>
+            </w:r>
+          </w:p>
+          <w:p>
+            <w:r>
+              <w:t>0 </w:t>
+            </w:r>
+          </w:p>
+        </w:tc>
+        <w:tc>
+          <w:tcPr>
+            <w:tcW w:w="1023" w:type="dxa"/>
+            <w:tcBorders>
+              <w:top w:val="single" w:sz="6" w:space="0" w:color="000000"/>
+              <w:left w:val="single" w:sz="6" w:space="0" w:color="000000"/>
+              <w:bottom w:val="single" w:sz="6" w:space="0" w:color="000000"/>
+              <w:right w:val="single" w:sz="6" w:space="0" w:color="000000"/>
+            </w:tcBorders>
+            <w:hideMark/>
+          </w:tcPr>
+          <w:p>
+            <w:r>
+              <w:t>There is no clear introduction or main topic. </w:t>
+            </w:r>
+          </w:p>
+          <w:p>
+            <w:r>
+              <w:t> </w:t>
+            </w:r>
+          </w:p>
+          <w:p>
+            <w:r>
+              <w:t> </w:t>
+            </w:r>
+          </w:p>
+          <w:p>
+            <w:r>
+              <w:t>1 </w:t>
+            </w:r>
+          </w:p>
+        </w:tc>
+        <w:tc>
+          <w:tcPr>
+            <w:tcW w:w="1961" w:type="dxa"/>
+            <w:tcBorders>
+              <w:top w:val="single" w:sz="6" w:space="0" w:color="000000"/>
+              <w:left w:val="single" w:sz="6" w:space="0" w:color="000000"/>
+              <w:bottom w:val="single" w:sz="6" w:space="0" w:color="000000"/>
+              <w:right w:val="single" w:sz="6" w:space="0" w:color="000000"/>
+            </w:tcBorders>
+            <w:hideMark/>
+          </w:tcPr>
+          <w:p>
+            <w:r>
+              <w:t>Introduction states the main topic but either: </w:t>
+            </w:r>
+          </w:p>
+          <w:p>
+            <w:pPr>
+              <w:numPr>
+                <w:ilvl w:val="0"/>
+                <w:numId w:val="1"/>
+              </w:numPr>
+            </w:pPr>
+            <w:r>
+              <w:t>Does not give a full overview, Or: </w:t>
+            </w:r>
+          </w:p>
+          <w:p>
+            <w:pPr>
+              <w:numPr>
+                <w:ilvl w:val="0"/>
+                <w:numId w:val="2"/>
+              </w:numPr>
+            </w:pPr>
+            <w:r>
+              <w:t xml:space="preserve">Too detailed, leading to annoying </w:t>
+            </w:r>
+            <w:r>
+              <w:lastRenderedPageBreak/>
+              <w:t>repetition later.  2 </w:t>
+            </w:r>
+          </w:p>
+        </w:tc>
+        <w:tc>
+          <w:tcPr>
+            <w:tcW w:w="3783" w:type="dxa"/>
+            <w:tcBorders>
+              <w:top w:val="single" w:sz="6" w:space="0" w:color="000000"/>
+              <w:left w:val="single" w:sz="6" w:space="0" w:color="000000"/>
+              <w:bottom w:val="single" w:sz="6" w:space="0" w:color="000000"/>
+              <w:right w:val="single" w:sz="6" w:space="0" w:color="000000"/>
+            </w:tcBorders>
+            <w:hideMark/>
+          </w:tcPr>
+          <w:p>
+            <w:r>
+              <w:lastRenderedPageBreak/>
+              <w:t>The introduction states the main topic and previews the structure of the report. </w:t>
+            </w:r>
+          </w:p>
+          <w:p>
+            <w:r>
+              <w:t> </w:t>
+            </w:r>
+          </w:p>
+          <w:p>
+            <w:r>
+              <w:t> </w:t>
+            </w:r>
+          </w:p>
+          <w:p>
+            <w:r>
+              <w:t>2 </w:t>
+            </w:r>
+          </w:p>
+        </w:tc>
+        <w:tc>
+          <w:tcPr>
+            <w:tcW w:w="1779" w:type="dxa"/>
+            <w:tcBorders>
+              <w:top w:val="single" w:sz="6" w:space="0" w:color="000000"/>
+              <w:left w:val="single" w:sz="6" w:space="0" w:color="000000"/>
+              <w:bottom w:val="single" w:sz="6" w:space="0" w:color="000000"/>
+              <w:right w:val="single" w:sz="6" w:space="0" w:color="000000"/>
+            </w:tcBorders>
+            <w:hideMark/>
+          </w:tcPr>
+          <w:p>
+            <w:r>
+              <w:t xml:space="preserve">The introduction states the main topic and previews the structure of the report. Good overview of the problem and solution approach. Gives enough detail to motivate the </w:t>
+            </w:r>
+            <w:r>
+              <w:lastRenderedPageBreak/>
+              <w:t>reader to continue reading. </w:t>
+            </w:r>
+          </w:p>
+          <w:p>
+            <w:r>
+              <w:t>3 </w:t>
+            </w:r>
+          </w:p>
+        </w:tc>
+        <w:tc>
+          <w:tcPr>
+            <w:tcW w:w="468" w:type="dxa"/>
+            <w:tcBorders>
+              <w:top w:val="single" w:sz="6" w:space="0" w:color="000000"/>
+              <w:left w:val="single" w:sz="6" w:space="0" w:color="000000"/>
+              <w:bottom w:val="single" w:sz="6" w:space="0" w:color="000000"/>
+              <w:right w:val="single" w:sz="6" w:space="0" w:color="000000"/>
+            </w:tcBorders>
+            <w:vAlign w:val="center"/>
+            <w:hideMark/>
+          </w:tcPr>
+          <w:p>
+            <w:r>
+              <w:lastRenderedPageBreak/>
+              <w:t>3 </w:t>
+            </w:r>
+          </w:p>
+        </w:tc>
+        <w:tc>
+          <w:tcPr>
+            <w:tcW w:w="735" w:type="dxa"/>
+            <w:tcBorders>
+              <w:top w:val="single" w:sz="6" w:space="0" w:color="000000"/>
+              <w:left w:val="single" w:sz="6" w:space="0" w:color="000000"/>
+              <w:bottom w:val="single" w:sz="6" w:space="0" w:color="000000"/>
+              <w:right w:val="single" w:sz="6" w:space="0" w:color="000000"/>
+            </w:tcBorders>
+            <w:hideMark/>
+          </w:tcPr>
+          <w:p>
+            <w:r>
+              <w:t> </w:t>
+            </w:r>
+          </w:p>
+        </w:tc>
+      </w:tr>
+      <w:tr>
+        <w:trPr>
+          <w:trHeight w:val="300"/>
+        </w:trPr>
+        <w:tc>
+          <w:tcPr>
+            <w:tcW w:w="1386" w:type="dxa"/>
+            <w:tcBorders>
+              <w:top w:val="single" w:sz="6" w:space="0" w:color="000000"/>
+              <w:left w:val="single" w:sz="6" w:space="0" w:color="000000"/>
+              <w:bottom w:val="single" w:sz="6" w:space="0" w:color="000000"/>
+              <w:right w:val="single" w:sz="6" w:space="0" w:color="000000"/>
+            </w:tcBorders>
+            <w:hideMark/>
+          </w:tcPr>
+          <w:p>
+            <w:r>
+              <w:rPr>
+                <w:b/>
+                <w:bCs/>
+              </w:rPr>
+              <w:t>Organization and structural development of the idea: procedure, results, conclusions</w:t>
+            </w:r>
+            <w:r>
+              <w:t> </w:t>
+            </w:r>
+          </w:p>
+          <w:p>
+            <w:r>
+              <w:rPr>
+                <w:b/>
+                <w:bCs/>
+              </w:rPr>
+              <w:t>(10)</w:t>
+            </w:r>
+            <w:r>
+              <w:t> </w:t>
+            </w:r>
+          </w:p>
+        </w:tc>
+        <w:tc>
+          <w:tcPr>
+            <w:tcW w:w="1809" w:type="dxa"/>
+            <w:tcBorders>
+              <w:top w:val="single" w:sz="6" w:space="0" w:color="000000"/>
+              <w:left w:val="single" w:sz="6" w:space="0" w:color="000000"/>
+              <w:bottom w:val="single" w:sz="6" w:space="0" w:color="000000"/>
+              <w:right w:val="single" w:sz="6" w:space="0" w:color="000000"/>
+            </w:tcBorders>
+            <w:hideMark/>
+          </w:tcPr>
+          <w:p>
+            <w:r>
+              <w:t>No content provided. </w:t>
+            </w:r>
+          </w:p>
+          <w:p>
+            <w:r>
+              <w:t> </w:t>
+            </w:r>
+          </w:p>
+          <w:p>
+            <w:r>
+              <w:t> </w:t>
+            </w:r>
+          </w:p>
+          <w:p>
+            <w:r>
+              <w:t> </w:t>
+            </w:r>
+          </w:p>
+          <w:p>
+            <w:r>
+              <w:t> </w:t>
+            </w:r>
+          </w:p>
+          <w:p>
+            <w:r>
+              <w:t> </w:t>
+            </w:r>
+          </w:p>
+          <w:p>
+            <w:r>
+              <w:t> </w:t>
+            </w:r>
+          </w:p>
+          <w:p>
+            <w:r>
+              <w:t>0 </w:t>
+            </w:r>
+          </w:p>
+        </w:tc>
+        <w:tc>
+          <w:tcPr>
+            <w:tcW w:w="1023" w:type="dxa"/>
+            <w:tcBorders>
+              <w:top w:val="single" w:sz="6" w:space="0" w:color="000000"/>
+              <w:left w:val="single" w:sz="6" w:space="0" w:color="000000"/>
+              <w:bottom w:val="single" w:sz="6" w:space="0" w:color="000000"/>
+              <w:right w:val="single" w:sz="6" w:space="0" w:color="000000"/>
+            </w:tcBorders>
+            <w:hideMark/>
+          </w:tcPr>
+          <w:p>
+            <w:r>
+              <w:t>Paragraphs fail to develop the main idea. No section headers or guide to help the reader understand how material is organized. </w:t>
+            </w:r>
+          </w:p>
+          <w:p>
+            <w:r>
+              <w:t>1 – 5 </w:t>
+            </w:r>
+          </w:p>
+        </w:tc>
+        <w:tc>
+          <w:tcPr>
+            <w:tcW w:w="1961" w:type="dxa"/>
+            <w:tcBorders>
+              <w:top w:val="single" w:sz="6" w:space="0" w:color="000000"/>
+              <w:left w:val="single" w:sz="6" w:space="0" w:color="000000"/>
+              <w:bottom w:val="single" w:sz="6" w:space="0" w:color="000000"/>
+              <w:right w:val="single" w:sz="6" w:space="0" w:color="000000"/>
+            </w:tcBorders>
+            <w:hideMark/>
+          </w:tcPr>
+          <w:p>
+            <w:r>
+              <w:t>Organization of ideas not fully developed. Paragraphs lack supporting </w:t>
+            </w:r>
+            <w:proofErr w:type="gramStart"/>
+            <w:r>
+              <w:t>detail</w:t>
+            </w:r>
+            <w:proofErr w:type="gramEnd"/>
+            <w:r>
+              <w:t> sentences. No transitions and/or ineffective section headers. </w:t>
+            </w:r>
+          </w:p>
+          <w:p>
+            <w:r>
+              <w:t> </w:t>
+            </w:r>
+          </w:p>
+          <w:p>
+            <w:r>
+              <w:t>6 - 7  </w:t>
+            </w:r>
+          </w:p>
+        </w:tc>
+        <w:tc>
+          <w:tcPr>
+            <w:tcW w:w="3783" w:type="dxa"/>
+            <w:tcBorders>
+              <w:top w:val="single" w:sz="6" w:space="0" w:color="000000"/>
+              <w:left w:val="single" w:sz="6" w:space="0" w:color="000000"/>
+              <w:bottom w:val="single" w:sz="6" w:space="0" w:color="000000"/>
+              <w:right w:val="single" w:sz="6" w:space="0" w:color="000000"/>
+            </w:tcBorders>
+            <w:hideMark/>
+          </w:tcPr>
+          <w:p>
+            <w:r>
+              <w:t>Paragraph development present but not perfected. Each paragraph has sufficient supporting </w:t>
+            </w:r>
+            <w:proofErr w:type="gramStart"/>
+            <w:r>
+              <w:t>detail</w:t>
+            </w:r>
+            <w:proofErr w:type="gramEnd"/>
+            <w:r>
+              <w:t> sentences. Few transitions. </w:t>
+            </w:r>
+          </w:p>
+          <w:p>
+            <w:r>
+              <w:t>8 </w:t>
+            </w:r>
+          </w:p>
+        </w:tc>
+        <w:tc>
+          <w:tcPr>
+            <w:tcW w:w="1779" w:type="dxa"/>
+            <w:tcBorders>
+              <w:top w:val="single" w:sz="6" w:space="0" w:color="000000"/>
+              <w:left w:val="single" w:sz="6" w:space="0" w:color="000000"/>
+              <w:bottom w:val="single" w:sz="6" w:space="0" w:color="000000"/>
+              <w:right w:val="single" w:sz="6" w:space="0" w:color="000000"/>
+            </w:tcBorders>
+            <w:hideMark/>
+          </w:tcPr>
+          <w:p>
+            <w:r>
+              <w:t>Writer demonstrates logic and sequencing of ideas through well-developed section headers, paragraphs, and transitions. The first sentence of each paragraph is the summary sentence.  </w:t>
+            </w:r>
+          </w:p>
+          <w:p>
+            <w:r>
+              <w:t>9 - 10 </w:t>
+            </w:r>
+          </w:p>
+        </w:tc>
+        <w:tc>
+          <w:tcPr>
+            <w:tcW w:w="468" w:type="dxa"/>
+            <w:tcBorders>
+              <w:top w:val="single" w:sz="6" w:space="0" w:color="000000"/>
+              <w:left w:val="single" w:sz="6" w:space="0" w:color="000000"/>
+              <w:bottom w:val="single" w:sz="6" w:space="0" w:color="000000"/>
+              <w:right w:val="single" w:sz="6" w:space="0" w:color="000000"/>
+            </w:tcBorders>
+            <w:vAlign w:val="center"/>
+            <w:hideMark/>
+          </w:tcPr>
+          <w:p>
+            <w:r>
+              <w:t>10 </w:t>
+            </w:r>
+          </w:p>
+        </w:tc>
+        <w:tc>
+          <w:tcPr>
+            <w:tcW w:w="735" w:type="dxa"/>
+            <w:tcBorders>
+              <w:top w:val="single" w:sz="6" w:space="0" w:color="000000"/>
+              <w:left w:val="single" w:sz="6" w:space="0" w:color="000000"/>
+              <w:bottom w:val="single" w:sz="6" w:space="0" w:color="000000"/>
+              <w:right w:val="single" w:sz="6" w:space="0" w:color="000000"/>
+            </w:tcBorders>
+            <w:hideMark/>
+          </w:tcPr>
+          <w:p>
+            <w:r>
+              <w:t> </w:t>
+            </w:r>
+          </w:p>
+        </w:tc>
+      </w:tr>
+      <w:tr>
+        <w:trPr>
+          <w:trHeight w:val="1260"/>
+        </w:trPr>
+        <w:tc>
+          <w:tcPr>
+            <w:tcW w:w="1386" w:type="dxa"/>
+            <w:vMerge w:val="restart"/>
+            <w:tcBorders>
+              <w:top w:val="single" w:sz="6" w:space="0" w:color="000000"/>
+              <w:left w:val="single" w:sz="6" w:space="0" w:color="000000"/>
+              <w:bottom w:val="single" w:sz="6" w:space="0" w:color="000000"/>
+              <w:right w:val="single" w:sz="6" w:space="0" w:color="000000"/>
+            </w:tcBorders>
+            <w:hideMark/>
+          </w:tcPr>
+          <w:p>
+            <w:r>
+              <w:rPr>
+                <w:b/>
+                <w:bCs/>
+              </w:rPr>
+              <w:lastRenderedPageBreak/>
+              <w:t>Technical Correctness</w:t>
+            </w:r>
+            <w:r>
+              <w:t> </w:t>
+            </w:r>
+          </w:p>
+          <w:p>
+            <w:r>
+              <w:rPr>
+                <w:b/>
+                <w:bCs/>
+              </w:rPr>
+              <w:t>(70)</w:t>
+            </w:r>
+            <w:r>
+              <w:t> </w:t>
+            </w:r>
+          </w:p>
+        </w:tc>
+        <w:tc>
+          <w:tcPr>
+            <w:tcW w:w="1809" w:type="dxa"/>
+            <w:tcBorders>
+              <w:top w:val="single" w:sz="6" w:space="0" w:color="000000"/>
+              <w:left w:val="single" w:sz="6" w:space="0" w:color="000000"/>
+              <w:bottom w:val="single" w:sz="6" w:space="0" w:color="000000"/>
+              <w:right w:val="single" w:sz="6" w:space="0" w:color="000000"/>
+            </w:tcBorders>
+            <w:hideMark/>
+          </w:tcPr>
+          <w:p>
+            <w:r>
+              <w:t>Questions not addressed. </w:t>
+            </w:r>
+          </w:p>
+          <w:p>
+            <w:r>
+              <w:t> </w:t>
+            </w:r>
+          </w:p>
+          <w:p>
+            <w:r>
+              <w:t>3 – 42% </w:t>
+            </w:r>
+          </w:p>
+        </w:tc>
+        <w:tc>
+          <w:tcPr>
+            <w:tcW w:w="1023" w:type="dxa"/>
+            <w:tcBorders>
+              <w:top w:val="single" w:sz="6" w:space="0" w:color="000000"/>
+              <w:left w:val="single" w:sz="6" w:space="0" w:color="000000"/>
+              <w:bottom w:val="single" w:sz="6" w:space="0" w:color="000000"/>
+              <w:right w:val="single" w:sz="6" w:space="0" w:color="000000"/>
+            </w:tcBorders>
+            <w:hideMark/>
+          </w:tcPr>
+          <w:p>
+            <w:r>
+              <w:t>The writer has no clue what they are talking about.  </w:t>
+            </w:r>
+          </w:p>
+          <w:p>
+            <w:r>
+              <w:t>45 – 58% </w:t>
+            </w:r>
+          </w:p>
+        </w:tc>
+        <w:tc>
+          <w:tcPr>
+            <w:tcW w:w="1961" w:type="dxa"/>
+            <w:tcBorders>
+              <w:top w:val="single" w:sz="6" w:space="0" w:color="000000"/>
+              <w:left w:val="single" w:sz="6" w:space="0" w:color="000000"/>
+              <w:bottom w:val="single" w:sz="6" w:space="0" w:color="000000"/>
+              <w:right w:val="single" w:sz="6" w:space="0" w:color="000000"/>
+            </w:tcBorders>
+            <w:hideMark/>
+          </w:tcPr>
+          <w:p>
+            <w:r>
+              <w:t>Sketchy: left out required design points. Did not work on this as much as you should have, and it shows. Many important answers are incorrect. </w:t>
+            </w:r>
+          </w:p>
+          <w:p>
+            <w:r>
+              <w:t>61 – 79% </w:t>
+            </w:r>
+          </w:p>
+        </w:tc>
+        <w:tc>
+          <w:tcPr>
+            <w:tcW w:w="3783" w:type="dxa"/>
+            <w:tcBorders>
+              <w:top w:val="single" w:sz="6" w:space="0" w:color="000000"/>
+              <w:left w:val="single" w:sz="6" w:space="0" w:color="000000"/>
+              <w:bottom w:val="single" w:sz="6" w:space="0" w:color="000000"/>
+              <w:right w:val="single" w:sz="6" w:space="0" w:color="000000"/>
+            </w:tcBorders>
+            <w:hideMark/>
+          </w:tcPr>
+          <w:p>
+            <w:r>
+              <w:t>Discussion lacks adequate detail, but all the necessary points are </w:t>
+            </w:r>
+            <w:proofErr w:type="gramStart"/>
+            <w:r>
+              <w:t>covered</w:t>
+            </w:r>
+            <w:proofErr w:type="gramEnd"/>
+            <w:r>
+              <w:t> and nearly all answers are correct. </w:t>
+            </w:r>
+          </w:p>
+          <w:p>
+            <w:r>
+              <w:t>82 – 88% </w:t>
+            </w:r>
+          </w:p>
+        </w:tc>
+        <w:tc>
+          <w:tcPr>
+            <w:tcW w:w="1779" w:type="dxa"/>
+            <w:tcBorders>
+              <w:top w:val="single" w:sz="6" w:space="0" w:color="000000"/>
+              <w:left w:val="single" w:sz="6" w:space="0" w:color="000000"/>
+              <w:bottom w:val="single" w:sz="6" w:space="0" w:color="000000"/>
+              <w:right w:val="single" w:sz="6" w:space="0" w:color="000000"/>
+            </w:tcBorders>
+            <w:hideMark/>
+          </w:tcPr>
+          <w:p>
+            <w:r>
+              <w:t>Provides what was explicitly asked for. The function of each piece is demonstrated to the reader in adequate, but not overwhelming, detail. Answers are correct and reasonable. </w:t>
+            </w:r>
+          </w:p>
+          <w:p>
+            <w:r>
+              <w:t>91 – 100%  </w:t>
+            </w:r>
+          </w:p>
+        </w:tc>
+        <w:tc>
+          <w:tcPr>
+            <w:tcW w:w="468" w:type="dxa"/>
+            <w:tcBorders>
+              <w:top w:val="single" w:sz="6" w:space="0" w:color="000000"/>
+              <w:left w:val="single" w:sz="6" w:space="0" w:color="000000"/>
+              <w:bottom w:val="single" w:sz="6" w:space="0" w:color="000000"/>
+              <w:right w:val="single" w:sz="6" w:space="0" w:color="000000"/>
+            </w:tcBorders>
+            <w:shd w:val="clear" w:color="auto" w:fill="000000"/>
+            <w:hideMark/>
+          </w:tcPr>
+          <w:p>
+            <w:r>
+              <w:t> </w:t>
+            </w:r>
+          </w:p>
+        </w:tc>
+        <w:tc>
+          <w:tcPr>
+            <w:tcW w:w="735" w:type="dxa"/>
+            <w:tcBorders>
+              <w:top w:val="single" w:sz="6" w:space="0" w:color="000000"/>
+              <w:left w:val="single" w:sz="6" w:space="0" w:color="000000"/>
+              <w:bottom w:val="single" w:sz="6" w:space="0" w:color="000000"/>
+              <w:right w:val="single" w:sz="6" w:space="0" w:color="000000"/>
+            </w:tcBorders>
+            <w:shd w:val="clear" w:color="auto" w:fill="000000"/>
+            <w:hideMark/>
+          </w:tcPr>
+          <w:p>
+            <w:r>
+              <w:t> </w:t>
+            </w:r>
+          </w:p>
+        </w:tc>
+      </w:tr>
+      <w:tr>
+        <w:trPr>
+          <w:trHeight w:val="300"/>
+        </w:trPr>
+        <w:tc>
+          <w:tcPr>
+            <w:tcW w:w="0" w:type="auto"/>
+            <w:vMerge/>
+            <w:tcBorders>
+              <w:top w:val="single" w:sz="6" w:space="0" w:color="000000"/>
+              <w:left w:val="single" w:sz="6" w:space="0" w:color="000000"/>
+              <w:bottom w:val="single" w:sz="6" w:space="0" w:color="000000"/>
+              <w:right w:val="single" w:sz="6" w:space="0" w:color="000000"/>
+            </w:tcBorders>
+            <w:vAlign w:val="center"/>
+            <w:hideMark/>
+          </w:tcPr>
+          <w:p/>
+        </w:tc>
+        <w:tc>
+          <w:tcPr>
+            <w:tcW w:w="10355" w:type="dxa"/>
+            <w:gridSpan w:val="5"/>
+            <w:tcBorders>
+              <w:top w:val="single" w:sz="6" w:space="0" w:color="000000"/>
+              <w:left w:val="single" w:sz="6" w:space="0" w:color="000000"/>
+              <w:bottom w:val="single" w:sz="6" w:space="0" w:color="000000"/>
+              <w:right w:val="single" w:sz="6" w:space="0" w:color="000000"/>
+            </w:tcBorders>
+            <w:hideMark/>
+          </w:tcPr>
+          <w:p>
+            <w:pPr>
+              <w:numPr>
+                <w:ilvl w:val="0"/>
+                <w:numId w:val="3"/>
+              </w:numPr>
+            </w:pPr>
+            <w:r>
+              <w:t>Dimensions and Decision Variables (10)</w:t>
+            </w:r>
+          </w:p>
+        </w:tc>
+        <w:tc>
+          <w:tcPr>
+            <w:tcW w:w="468" w:type="dxa"/>
+            <w:tcBorders>
+              <w:top w:val="single" w:sz="6" w:space="0" w:color="000000"/>
+              <w:left w:val="single" w:sz="6" w:space="0" w:color="000000"/>
+              <w:bottom w:val="single" w:sz="6" w:space="0" w:color="000000"/>
+              <w:right w:val="single" w:sz="6" w:space="0" w:color="000000"/>
+            </w:tcBorders>
+            <w:vAlign w:val="center"/>
+            <w:hideMark/>
+          </w:tcPr>
+          <w:p>
+            <w:r>
+              <w:t> </w:t>
+            </w:r>
+            <w:r>
+              <w:t>10</w:t>
+            </w:r>
+          </w:p>
+        </w:tc>
+        <w:tc>
+          <w:tcPr>
+            <w:tcW w:w="735" w:type="dxa"/>
+            <w:tcBorders>
+              <w:top w:val="single" w:sz="6" w:space="0" w:color="000000"/>
+              <w:left w:val="single" w:sz="6" w:space="0" w:color="000000"/>
+              <w:bottom w:val="single" w:sz="6" w:space="0" w:color="000000"/>
+              <w:right w:val="single" w:sz="6" w:space="0" w:color="000000"/>
+            </w:tcBorders>
+            <w:hideMark/>
+          </w:tcPr>
+          <w:p/>
+        </w:tc>
+      </w:tr>
+      <w:tr>
+        <w:trPr>
+          <w:trHeight w:val="300"/>
+        </w:trPr>
+        <w:tc>
+          <w:tcPr>
+            <w:tcW w:w="0" w:type="auto"/>
+            <w:vMerge/>
+            <w:tcBorders>
+              <w:top w:val="single" w:sz="6" w:space="0" w:color="000000"/>
+              <w:left w:val="single" w:sz="6" w:space="0" w:color="000000"/>
+              <w:bottom w:val="single" w:sz="6" w:space="0" w:color="000000"/>
+              <w:right w:val="single" w:sz="6" w:space="0" w:color="000000"/>
+            </w:tcBorders>
+            <w:vAlign w:val="center"/>
+            <w:hideMark/>
+          </w:tcPr>
+          <w:p/>
+        </w:tc>
+        <w:tc>
+          <w:tcPr>
+            <w:tcW w:w="10355" w:type="dxa"/>
+            <w:gridSpan w:val="5"/>
+            <w:tcBorders>
+              <w:top w:val="single" w:sz="6" w:space="0" w:color="000000"/>
+              <w:left w:val="single" w:sz="6" w:space="0" w:color="000000"/>
+              <w:bottom w:val="single" w:sz="6" w:space="0" w:color="000000"/>
+              <w:right w:val="single" w:sz="6" w:space="0" w:color="000000"/>
+            </w:tcBorders>
+            <w:hideMark/>
+          </w:tcPr>
+          <w:p>
+            <w:pPr>
+              <w:numPr>
+                <w:ilvl w:val="0"/>
+                <w:numId w:val="4"/>
+              </w:numPr>
+            </w:pPr>
+            <w:r>
+              <w:t>Objective Function (10)</w:t>
+            </w:r>
+          </w:p>
+        </w:tc>
+        <w:tc>
+          <w:tcPr>
+            <w:tcW w:w="468" w:type="dxa"/>
+            <w:tcBorders>
+              <w:top w:val="single" w:sz="6" w:space="0" w:color="000000"/>
+              <w:left w:val="single" w:sz="6" w:space="0" w:color="000000"/>
+              <w:bottom w:val="single" w:sz="6" w:space="0" w:color="000000"/>
+              <w:right w:val="single" w:sz="6" w:space="0" w:color="000000"/>
+            </w:tcBorders>
+            <w:vAlign w:val="center"/>
+            <w:hideMark/>
+          </w:tcPr>
+          <w:p>
+            <w:r>
+              <w:t>10</w:t>
+            </w:r>
+          </w:p>
+        </w:tc>
+        <w:tc>
+          <w:tcPr>
+            <w:tcW w:w="735" w:type="dxa"/>
+            <w:tcBorders>
+              <w:top w:val="single" w:sz="6" w:space="0" w:color="000000"/>
+              <w:left w:val="single" w:sz="6" w:space="0" w:color="000000"/>
+              <w:bottom w:val="single" w:sz="6" w:space="0" w:color="000000"/>
+              <w:right w:val="single" w:sz="6" w:space="0" w:color="000000"/>
+            </w:tcBorders>
+            <w:hideMark/>
+          </w:tcPr>
+          <w:p>
+            <w:r>
+              <w:t> </w:t>
+            </w:r>
+          </w:p>
+        </w:tc>
+      </w:tr>
+      <w:tr>
+        <w:trPr>
+          <w:trHeight w:val="300"/>
+        </w:trPr>
+        <w:tc>
+          <w:tcPr>
+            <w:tcW w:w="0" w:type="auto"/>
+            <w:vMerge/>
+            <w:tcBorders>
+              <w:top w:val="single" w:sz="6" w:space="0" w:color="000000"/>
+              <w:left w:val="single" w:sz="6" w:space="0" w:color="000000"/>
+              <w:bottom w:val="single" w:sz="6" w:space="0" w:color="000000"/>
+              <w:right w:val="single" w:sz="6" w:space="0" w:color="000000"/>
+            </w:tcBorders>
+            <w:vAlign w:val="center"/>
+            <w:hideMark/>
+          </w:tcPr>
+          <w:p/>
+        </w:tc>
+        <w:tc>
+          <w:tcPr>
+            <w:tcW w:w="10355" w:type="dxa"/>
+            <w:gridSpan w:val="5"/>
+            <w:tcBorders>
+              <w:top w:val="single" w:sz="6" w:space="0" w:color="000000"/>
+              <w:left w:val="single" w:sz="6" w:space="0" w:color="000000"/>
+              <w:bottom w:val="single" w:sz="6" w:space="0" w:color="000000"/>
+              <w:right w:val="single" w:sz="6" w:space="0" w:color="000000"/>
+            </w:tcBorders>
+            <w:hideMark/>
+          </w:tcPr>
+          <w:p>
+            <w:pPr>
+              <w:numPr>
+                <w:ilvl w:val="0"/>
+                <w:numId w:val="5"/>
+              </w:numPr>
+            </w:pPr>
+            <w:r>
+              <w:t>Constraints (10)</w:t>
+            </w:r>
+          </w:p>
+        </w:tc>
+        <w:tc>
+          <w:tcPr>
+            <w:tcW w:w="468" w:type="dxa"/>
+            <w:tcBorders>
+              <w:top w:val="single" w:sz="6" w:space="0" w:color="000000"/>
+              <w:left w:val="single" w:sz="6" w:space="0" w:color="000000"/>
+              <w:bottom w:val="single" w:sz="6" w:space="0" w:color="000000"/>
+              <w:right w:val="single" w:sz="6" w:space="0" w:color="000000"/>
+            </w:tcBorders>
+            <w:vAlign w:val="center"/>
+            <w:hideMark/>
+          </w:tcPr>
+          <w:p>
+            <w:r>
+              <w:t> </w:t>
+            </w:r>
+            <w:r>
+              <w:t>10</w:t>
+            </w:r>
+          </w:p>
+        </w:tc>
+        <w:tc>
+          <w:tcPr>
+            <w:tcW w:w="735" w:type="dxa"/>
+            <w:tcBorders>
+              <w:top w:val="single" w:sz="6" w:space="0" w:color="000000"/>
+              <w:left w:val="single" w:sz="6" w:space="0" w:color="000000"/>
+              <w:bottom w:val="single" w:sz="6" w:space="0" w:color="000000"/>
+              <w:right w:val="single" w:sz="6" w:space="0" w:color="000000"/>
+            </w:tcBorders>
+            <w:hideMark/>
+          </w:tcPr>
+          <w:p>
+            <w:r>
+              <w:t> </w:t>
+            </w:r>
+          </w:p>
+        </w:tc>
+      </w:tr>
+      <w:tr>
+        <w:trPr>
+          <w:trHeight w:val="300"/>
+        </w:trPr>
+        <w:tc>
+          <w:tcPr>
+            <w:tcW w:w="0" w:type="auto"/>
+            <w:vMerge/>
+            <w:tcBorders>
+              <w:top w:val="single" w:sz="6" w:space="0" w:color="000000"/>
+              <w:left w:val="single" w:sz="6" w:space="0" w:color="000000"/>
+              <w:bottom w:val="single" w:sz="6" w:space="0" w:color="000000"/>
+              <w:right w:val="single" w:sz="6" w:space="0" w:color="000000"/>
+            </w:tcBorders>
+            <w:vAlign w:val="center"/>
+            <w:hideMark/>
+          </w:tcPr>
+          <w:p/>
+        </w:tc>
+        <w:tc>
+          <w:tcPr>
+            <w:tcW w:w="10355" w:type="dxa"/>
+            <w:gridSpan w:val="5"/>
+            <w:tcBorders>
+              <w:top w:val="single" w:sz="6" w:space="0" w:color="000000"/>
+              <w:left w:val="single" w:sz="6" w:space="0" w:color="000000"/>
+              <w:bottom w:val="single" w:sz="6" w:space="0" w:color="000000"/>
+              <w:right w:val="single" w:sz="6" w:space="0" w:color="000000"/>
+            </w:tcBorders>
+            <w:hideMark/>
+          </w:tcPr>
+          <w:p>
+            <w:pPr>
+              <w:numPr>
+                <w:ilvl w:val="0"/>
+                <w:numId w:val="6"/>
+              </w:numPr>
+            </w:pPr>
+            <w:r>
+              <w:t>Solution Method (20)</w:t>
+            </w:r>
+          </w:p>
+        </w:tc>
+        <w:tc>
+          <w:tcPr>
+            <w:tcW w:w="468" w:type="dxa"/>
+            <w:tcBorders>
+              <w:top w:val="single" w:sz="6" w:space="0" w:color="000000"/>
+              <w:left w:val="single" w:sz="6" w:space="0" w:color="000000"/>
+              <w:bottom w:val="single" w:sz="6" w:space="0" w:color="000000"/>
+              <w:right w:val="single" w:sz="6" w:space="0" w:color="000000"/>
+            </w:tcBorders>
+            <w:vAlign w:val="center"/>
+            <w:hideMark/>
+          </w:tcPr>
+          <w:p>
+            <w:r>
+              <w:t>18</w:t>
+            </w:r>
+          </w:p>
+        </w:tc>
+        <w:tc>
+          <w:tcPr>
+            <w:tcW w:w="735" w:type="dxa"/>
+            <w:tcBorders>
+              <w:top w:val="single" w:sz="6" w:space="0" w:color="000000"/>
+              <w:left w:val="single" w:sz="6" w:space="0" w:color="000000"/>
+              <w:bottom w:val="single" w:sz="6" w:space="0" w:color="000000"/>
+              <w:right w:val="single" w:sz="6" w:space="0" w:color="000000"/>
+            </w:tcBorders>
+            <w:hideMark/>
+          </w:tcPr>
+          <w:p/>
+        </w:tc>
+      </w:tr>
+      <w:tr>
+        <w:trPr>
+          <w:trHeight w:val="300"/>
+        </w:trPr>
+        <w:tc>
+          <w:tcPr>
+            <w:tcW w:w="0" w:type="auto"/>
+            <w:vMerge/>
+            <w:tcBorders>
+              <w:top w:val="single" w:sz="6" w:space="0" w:color="000000"/>
+              <w:left w:val="single" w:sz="6" w:space="0" w:color="000000"/>
+              <w:bottom w:val="single" w:sz="6" w:space="0" w:color="000000"/>
+              <w:right w:val="single" w:sz="6" w:space="0" w:color="000000"/>
+            </w:tcBorders>
+            <w:vAlign w:val="center"/>
+            <w:hideMark/>
+          </w:tcPr>
+          <w:p/>
+        </w:tc>
+        <w:tc>
+          <w:tcPr>
+            <w:tcW w:w="10355" w:type="dxa"/>
+            <w:gridSpan w:val="5"/>
+            <w:tcBorders>
+              <w:top w:val="single" w:sz="6" w:space="0" w:color="000000"/>
+              <w:left w:val="single" w:sz="6" w:space="0" w:color="000000"/>
+              <w:bottom w:val="single" w:sz="6" w:space="0" w:color="000000"/>
+              <w:right w:val="single" w:sz="6" w:space="0" w:color="000000"/>
+            </w:tcBorders>
+            <w:hideMark/>
+          </w:tcPr>
+          <w:p>
+            <w:pPr>
+              <w:numPr>
+                <w:ilvl w:val="0"/>
+                <w:numId w:val="6"/>
+              </w:numPr>
+            </w:pPr>
+            <w:r>
+              <w:t>Results, Recommendations, and New Insights for Management (20)</w:t>
+            </w:r>
+          </w:p>
+        </w:tc>
+        <w:tc>
+          <w:tcPr>
+            <w:tcW w:w="468" w:type="dxa"/>
+            <w:tcBorders>
+              <w:top w:val="single" w:sz="6" w:space="0" w:color="000000"/>
+              <w:left w:val="single" w:sz="6" w:space="0" w:color="000000"/>
+              <w:bottom w:val="single" w:sz="6" w:space="0" w:color="000000"/>
+              <w:right w:val="single" w:sz="6" w:space="0" w:color="000000"/>
+            </w:tcBorders>
+            <w:vAlign w:val="center"/>
+            <w:hideMark/>
+          </w:tcPr>
+          <w:p>
+            <w:r>
+              <w:t> </w:t>
+            </w:r>
+            <w:r>
+              <w:t>20</w:t>
+            </w:r>
+          </w:p>
+        </w:tc>
+        <w:tc>
+          <w:tcPr>
+            <w:tcW w:w="735" w:type="dxa"/>
+            <w:tcBorders>
+              <w:top w:val="single" w:sz="6" w:space="0" w:color="000000"/>
+              <w:left w:val="single" w:sz="6" w:space="0" w:color="000000"/>
+              <w:bottom w:val="single" w:sz="6" w:space="0" w:color="000000"/>
+              <w:right w:val="single" w:sz="6" w:space="0" w:color="000000"/>
+            </w:tcBorders>
+            <w:hideMark/>
+          </w:tcPr>
+          <w:p/>
+        </w:tc>
+      </w:tr>
+    </w:tbl>
+    <w:tbl>
+      <w:tblPr>
+        <w:tblpPr w:leftFromText="180" w:rightFromText="180" w:bottomFromText="160" w:horzAnchor="margin" w:tblpXSpec="center" w:tblpY="-9108"/>
+        <w:tblW w:w="13801" w:type="dxa"/>
+        <w:tblBorders>
+          <w:top w:val="outset" w:sz="6" w:space="0" w:color="auto"/>
+          <w:left w:val="outset" w:sz="6" w:space="0" w:color="auto"/>
+          <w:bottom w:val="outset" w:sz="6" w:space="0" w:color="auto"/>
+          <w:right w:val="outset" w:sz="6" w:space="0" w:color="auto"/>
+        </w:tblBorders>
+        <w:tblCellMar>
+          <w:left w:w="0" w:type="dxa"/>
+          <w:right w:w="0" w:type="dxa"/>
+        </w:tblCellMar>
+        <w:tblLook w:val="04A0" w:firstRow="1" w:lastRow="0" w:firstColumn="1" w:lastColumn="0" w:noHBand="0" w:noVBand="1"/>
+      </w:tblPr>
+      <w:tblGrid>
+        <w:gridCol w:w="1314"/>
+        <w:gridCol w:w="1156"/>
+        <w:gridCol w:w="1562"/>
+        <w:gridCol w:w="2327"/>
+        <w:gridCol w:w="2437"/>
+        <w:gridCol w:w="3203"/>
+        <w:gridCol w:w="699"/>
+        <w:gridCol w:w="1103"/>
+      </w:tblGrid>
+      <w:tr>
+        <w:tc>
+          <w:tcPr>
+            <w:tcW w:w="1314" w:type="dxa"/>
+            <w:tcBorders>
+              <w:top w:val="single" w:sz="6" w:space="0" w:color="000000"/>
+              <w:left w:val="single" w:sz="6" w:space="0" w:color="000000"/>
+              <w:bottom w:val="single" w:sz="6" w:space="0" w:color="000000"/>
+              <w:right w:val="single" w:sz="6" w:space="0" w:color="000000"/>
+            </w:tcBorders>
+            <w:vAlign w:val="center"/>
+            <w:hideMark/>
+          </w:tcPr>
+          <w:p>
+            <w:r>
+              <w:rPr>
+                <w:b/>
+                <w:bCs/>
+              </w:rPr>
+              <w:lastRenderedPageBreak/>
+              <w:t>Category</w:t>
+            </w:r>
+            <w:r>
+              <w:t> </w:t>
+            </w:r>
+          </w:p>
+          <w:p>
+            <w:r>
+              <w:rPr>
+                <w:b/>
+                <w:bCs/>
+              </w:rPr>
+              <w:t>(Max. Score)</w:t>
+            </w:r>
+            <w:r>
+              <w:t> </w:t>
+            </w:r>
+          </w:p>
+        </w:tc>
+        <w:tc>
+          <w:tcPr>
+            <w:tcW w:w="1156" w:type="dxa"/>
+            <w:tcBorders>
+              <w:top w:val="single" w:sz="6" w:space="0" w:color="000000"/>
+              <w:left w:val="single" w:sz="6" w:space="0" w:color="000000"/>
+              <w:bottom w:val="single" w:sz="6" w:space="0" w:color="000000"/>
+              <w:right w:val="single" w:sz="6" w:space="0" w:color="000000"/>
+            </w:tcBorders>
+            <w:vAlign w:val="center"/>
+            <w:hideMark/>
+          </w:tcPr>
+          <w:p>
+            <w:r>
+              <w:rPr>
+                <w:b/>
+                <w:bCs/>
+              </w:rPr>
+              <w:t>No Evidence</w:t>
+            </w:r>
+            <w:r>
+              <w:t> </w:t>
+            </w:r>
+          </w:p>
+        </w:tc>
+        <w:tc>
+          <w:tcPr>
+            <w:tcW w:w="1562" w:type="dxa"/>
+            <w:tcBorders>
+              <w:top w:val="single" w:sz="6" w:space="0" w:color="auto"/>
+              <w:left w:val="single" w:sz="6" w:space="0" w:color="auto"/>
+              <w:bottom w:val="single" w:sz="6" w:space="0" w:color="auto"/>
+              <w:right w:val="single" w:sz="6" w:space="0" w:color="auto"/>
+            </w:tcBorders>
+            <w:vAlign w:val="center"/>
+            <w:hideMark/>
+          </w:tcPr>
+          <w:p>
+            <w:r>
+              <w:rPr>
+                <w:b/>
+                <w:bCs/>
+              </w:rPr>
+              <w:t>Doesn’t Meet Standard</w:t>
+            </w:r>
+            <w:r>
+              <w:t> </w:t>
+            </w:r>
+          </w:p>
+        </w:tc>
+        <w:tc>
+          <w:tcPr>
+            <w:tcW w:w="2327" w:type="dxa"/>
+            <w:tcBorders>
+              <w:top w:val="single" w:sz="6" w:space="0" w:color="000000"/>
+              <w:left w:val="single" w:sz="6" w:space="0" w:color="000000"/>
+              <w:bottom w:val="single" w:sz="6" w:space="0" w:color="000000"/>
+              <w:right w:val="single" w:sz="6" w:space="0" w:color="000000"/>
+            </w:tcBorders>
+            <w:vAlign w:val="center"/>
+            <w:hideMark/>
+          </w:tcPr>
+          <w:p>
+            <w:r>
+              <w:rPr>
+                <w:b/>
+                <w:bCs/>
+              </w:rPr>
+              <w:t>Nearly Meets Standard</w:t>
+            </w:r>
+            <w:r>
+              <w:t> </w:t>
+            </w:r>
+          </w:p>
+        </w:tc>
+        <w:tc>
+          <w:tcPr>
+            <w:tcW w:w="2437" w:type="dxa"/>
+            <w:tcBorders>
+              <w:top w:val="single" w:sz="6" w:space="0" w:color="000000"/>
+              <w:left w:val="single" w:sz="6" w:space="0" w:color="000000"/>
+              <w:bottom w:val="single" w:sz="6" w:space="0" w:color="000000"/>
+              <w:right w:val="single" w:sz="6" w:space="0" w:color="000000"/>
+            </w:tcBorders>
+            <w:vAlign w:val="center"/>
+            <w:hideMark/>
+          </w:tcPr>
+          <w:p>
+            <w:r>
+              <w:rPr>
+                <w:b/>
+                <w:bCs/>
+              </w:rPr>
+              <w:t>Meets Standard</w:t>
+            </w:r>
+            <w:r>
+              <w:t> </w:t>
+            </w:r>
+          </w:p>
+        </w:tc>
+        <w:tc>
+          <w:tcPr>
+            <w:tcW w:w="3203" w:type="dxa"/>
+            <w:tcBorders>
+              <w:top w:val="single" w:sz="6" w:space="0" w:color="000000"/>
+              <w:left w:val="single" w:sz="6" w:space="0" w:color="000000"/>
+              <w:bottom w:val="single" w:sz="6" w:space="0" w:color="000000"/>
+              <w:right w:val="single" w:sz="6" w:space="0" w:color="000000"/>
+            </w:tcBorders>
+            <w:vAlign w:val="center"/>
+            <w:hideMark/>
+          </w:tcPr>
+          <w:p>
+            <w:r>
+              <w:rPr>
+                <w:b/>
+                <w:bCs/>
+              </w:rPr>
+              <w:t>Exceeds Standard</w:t>
+            </w:r>
+            <w:r>
+              <w:t> </w:t>
+            </w:r>
+          </w:p>
+        </w:tc>
+        <w:tc>
+          <w:tcPr>
+            <w:tcW w:w="699" w:type="dxa"/>
+            <w:tcBorders>
+              <w:top w:val="single" w:sz="6" w:space="0" w:color="000000"/>
+              <w:left w:val="single" w:sz="6" w:space="0" w:color="000000"/>
+              <w:bottom w:val="single" w:sz="6" w:space="0" w:color="000000"/>
+              <w:right w:val="single" w:sz="6" w:space="0" w:color="000000"/>
+            </w:tcBorders>
+            <w:vAlign w:val="center"/>
+            <w:hideMark/>
+          </w:tcPr>
+          <w:p>
+            <w:r>
+              <w:rPr>
+                <w:b/>
+                <w:bCs/>
+              </w:rPr>
+              <w:t>Self- Score</w:t>
+            </w:r>
+            <w:r>
+              <w:t> </w:t>
+            </w:r>
+          </w:p>
+        </w:tc>
+        <w:tc>
+          <w:tcPr>
+            <w:tcW w:w="1103" w:type="dxa"/>
+            <w:tcBorders>
+              <w:top w:val="single" w:sz="6" w:space="0" w:color="000000"/>
+              <w:left w:val="single" w:sz="6" w:space="0" w:color="000000"/>
+              <w:bottom w:val="single" w:sz="6" w:space="0" w:color="000000"/>
+              <w:right w:val="single" w:sz="6" w:space="0" w:color="000000"/>
+            </w:tcBorders>
+            <w:vAlign w:val="center"/>
+            <w:hideMark/>
+          </w:tcPr>
+          <w:p>
+            <w:r>
+              <w:rPr>
+                <w:b/>
+                <w:bCs/>
+              </w:rPr>
+              <w:t>Instructor Score</w:t>
+            </w:r>
+            <w:r>
+              <w:t> </w:t>
+            </w:r>
+          </w:p>
+        </w:tc>
+      </w:tr>
+      <w:tr>
+        <w:tc>
+          <w:tcPr>
+            <w:tcW w:w="1314" w:type="dxa"/>
+            <w:tcBorders>
+              <w:top w:val="single" w:sz="6" w:space="0" w:color="000000"/>
+              <w:left w:val="single" w:sz="6" w:space="0" w:color="000000"/>
+              <w:bottom w:val="single" w:sz="6" w:space="0" w:color="000000"/>
+              <w:right w:val="single" w:sz="6" w:space="0" w:color="000000"/>
+            </w:tcBorders>
+            <w:hideMark/>
+          </w:tcPr>
+          <w:p>
+            <w:r>
+              <w:rPr>
+                <w:b/>
+                <w:bCs/>
+              </w:rPr>
+              <w:t>Word Usage and Format</w:t>
+            </w:r>
+            <w:r>
+              <w:t> </w:t>
+            </w:r>
+          </w:p>
+          <w:p>
+            <w:r>
+              <w:rPr>
+                <w:b/>
+                <w:bCs/>
+              </w:rPr>
+              <w:t>(7)</w:t>
+            </w:r>
+            <w:r>
+              <w:t> </w:t>
+            </w:r>
+          </w:p>
+        </w:tc>
+        <w:tc>
+          <w:tcPr>
+            <w:tcW w:w="1156" w:type="dxa"/>
+            <w:tcBorders>
+              <w:top w:val="single" w:sz="6" w:space="0" w:color="auto"/>
+              <w:left w:val="single" w:sz="6" w:space="0" w:color="auto"/>
+              <w:bottom w:val="single" w:sz="6" w:space="0" w:color="auto"/>
+              <w:right w:val="single" w:sz="6" w:space="0" w:color="auto"/>
+            </w:tcBorders>
+            <w:hideMark/>
+          </w:tcPr>
+          <w:p>
+            <w:r>
+              <w:t>Not applicable </w:t>
+            </w:r>
+          </w:p>
+        </w:tc>
+        <w:tc>
+          <w:tcPr>
+            <w:tcW w:w="1562" w:type="dxa"/>
+            <w:tcBorders>
+              <w:top w:val="single" w:sz="6" w:space="0" w:color="auto"/>
+              <w:left w:val="single" w:sz="6" w:space="0" w:color="auto"/>
+              <w:bottom w:val="single" w:sz="6" w:space="0" w:color="auto"/>
+              <w:right w:val="single" w:sz="6" w:space="0" w:color="auto"/>
+            </w:tcBorders>
+            <w:hideMark/>
+          </w:tcPr>
+          <w:p>
+            <w:r>
+              <w:t>Numerous and distracting errors in punctuation, capitalization, spelling, sentence structure, word usage, significant figures, tables, and figures. Data vomited onto page(s). Unacceptable / unprofessional at the graduate level.  1 – 5 </w:t>
+            </w:r>
+          </w:p>
+        </w:tc>
+        <w:tc>
+          <w:tcPr>
+            <w:tcW w:w="2327" w:type="dxa"/>
+            <w:tcBorders>
+              <w:top w:val="single" w:sz="6" w:space="0" w:color="auto"/>
+              <w:left w:val="single" w:sz="6" w:space="0" w:color="auto"/>
+              <w:bottom w:val="single" w:sz="6" w:space="0" w:color="auto"/>
+              <w:right w:val="single" w:sz="6" w:space="0" w:color="auto"/>
+            </w:tcBorders>
+            <w:hideMark/>
+          </w:tcPr>
+          <w:p>
+            <w:r>
+              <w:t>Misspelled words, poor English grammar and word choice. Main body of report is either longer or significantly less than one page. Figures are too small and/or under-labeled, although they are usually of acceptable quality and focus. Tables </w:t>
+            </w:r>
+            <w:proofErr w:type="gramStart"/>
+            <w:r>
+              <w:t>incoherent</w:t>
+            </w:r>
+            <w:proofErr w:type="gramEnd"/>
+            <w:r>
+              <w:t xml:space="preserve"> or not cohesive. Bad font sizes. Too much or too little data in appendices. </w:t>
+            </w:r>
+            <w:proofErr w:type="gramStart"/>
+            <w:r>
+              <w:t>Could</w:t>
+            </w:r>
+            <w:proofErr w:type="gramEnd"/>
+            <w:r>
+              <w:t xml:space="preserve"> be improved by being more meticulous. </w:t>
+            </w:r>
+          </w:p>
+          <w:p>
+            <w:r>
+              <w:t>5 </w:t>
+            </w:r>
+          </w:p>
+        </w:tc>
+        <w:tc>
+          <w:tcPr>
+            <w:tcW w:w="2437" w:type="dxa"/>
+            <w:tcBorders>
+              <w:top w:val="single" w:sz="6" w:space="0" w:color="000000"/>
+              <w:left w:val="single" w:sz="6" w:space="0" w:color="000000"/>
+              <w:bottom w:val="single" w:sz="6" w:space="0" w:color="000000"/>
+              <w:right w:val="single" w:sz="6" w:space="0" w:color="000000"/>
+            </w:tcBorders>
+            <w:hideMark/>
+          </w:tcPr>
+          <w:p>
+            <w:r>
+              <w:t>Almost no errors in punctuation, capitalization, spelling, sentence structure, word usage, significant figures, and presentation of figures, tables, and appendices. Main body of report is one page or less  </w:t>
+            </w:r>
+          </w:p>
+          <w:p>
+            <w:r>
+              <w:t> </w:t>
+            </w:r>
+          </w:p>
+          <w:p>
+            <w:r>
+              <w:t> </w:t>
+            </w:r>
+          </w:p>
+          <w:p>
+            <w:r>
+              <w:t>6 </w:t>
+            </w:r>
+          </w:p>
+        </w:tc>
+        <w:tc>
+          <w:tcPr>
+            <w:tcW w:w="3203" w:type="dxa"/>
+            <w:tcBorders>
+              <w:top w:val="single" w:sz="6" w:space="0" w:color="000000"/>
+              <w:left w:val="single" w:sz="6" w:space="0" w:color="000000"/>
+              <w:bottom w:val="single" w:sz="6" w:space="0" w:color="000000"/>
+              <w:right w:val="single" w:sz="6" w:space="0" w:color="000000"/>
+            </w:tcBorders>
+            <w:hideMark/>
+          </w:tcPr>
+          <w:p>
+            <w:r>
+              <w:t xml:space="preserve">Punctuation, capitalization, spelling, sentence structure, word usage, and significant figures all correct. Main body of report is one page or less. Clear, consistent fonts. Good word processing skills. Figures have adequate contrast. Informative figure and table titles and legends. Figures have appropriate axis tick spacing, labels, units, and legends. Table columns </w:t>
+            </w:r>
+            <w:proofErr w:type="gramStart"/>
+            <w:r>
+              <w:t>cohesive</w:t>
+            </w:r>
+            <w:proofErr w:type="gramEnd"/>
+            <w:r>
+              <w:t>, labeled, and specify units. Document is stapled. Appendices, if provided, are separated by topic, and each have a title, discussion, and proper formatting and display of information    7 </w:t>
+            </w:r>
+          </w:p>
+        </w:tc>
+        <w:tc>
+          <w:tcPr>
+            <w:tcW w:w="699" w:type="dxa"/>
+            <w:tcBorders>
+              <w:top w:val="single" w:sz="6" w:space="0" w:color="000000"/>
+              <w:left w:val="single" w:sz="6" w:space="0" w:color="000000"/>
+              <w:bottom w:val="single" w:sz="6" w:space="0" w:color="000000"/>
+              <w:right w:val="single" w:sz="6" w:space="0" w:color="000000"/>
+            </w:tcBorders>
+            <w:vAlign w:val="center"/>
+            <w:hideMark/>
+          </w:tcPr>
+          <w:p>
+            <w:r>
+              <w:t xml:space="preserve">     6</w:t>
+            </w:r>
+          </w:p>
+        </w:tc>
+        <w:tc>
+          <w:tcPr>
+            <w:tcW w:w="1103" w:type="dxa"/>
+            <w:tcBorders>
+              <w:top w:val="single" w:sz="6" w:space="0" w:color="000000"/>
+              <w:left w:val="single" w:sz="6" w:space="0" w:color="000000"/>
+              <w:bottom w:val="single" w:sz="6" w:space="0" w:color="000000"/>
+              <w:right w:val="single" w:sz="6" w:space="0" w:color="000000"/>
+            </w:tcBorders>
+            <w:hideMark/>
+          </w:tcPr>
+          <w:p>
+            <w:r>
+              <w:t> </w:t>
+            </w:r>
+          </w:p>
+        </w:tc>
+      </w:tr>
+      <w:tr>
+        <w:tc>
+          <w:tcPr>
+            <w:tcW w:w="1314" w:type="dxa"/>
+            <w:tcBorders>
+              <w:top w:val="single" w:sz="6" w:space="0" w:color="000000"/>
+              <w:left w:val="single" w:sz="6" w:space="0" w:color="000000"/>
+              <w:bottom w:val="single" w:sz="6" w:space="0" w:color="000000"/>
+              <w:right w:val="single" w:sz="6" w:space="0" w:color="000000"/>
+            </w:tcBorders>
+            <w:hideMark/>
+          </w:tcPr>
+          <w:p>
+            <w:r>
+              <w:rPr>
+                <w:b/>
+                <w:bCs/>
+              </w:rPr>
+              <w:lastRenderedPageBreak/>
+              <w:t>Conclusion</w:t>
+            </w:r>
+            <w:r>
+              <w:t> </w:t>
+            </w:r>
+          </w:p>
+          <w:p>
+            <w:r>
+              <w:rPr>
+                <w:b/>
+                <w:bCs/>
+              </w:rPr>
+              <w:t>(4)</w:t>
+            </w:r>
+            <w:r>
+              <w:t> </w:t>
+            </w:r>
+          </w:p>
+        </w:tc>
+        <w:tc>
+          <w:tcPr>
+            <w:tcW w:w="1156" w:type="dxa"/>
+            <w:tcBorders>
+              <w:top w:val="single" w:sz="6" w:space="0" w:color="000000"/>
+              <w:left w:val="single" w:sz="6" w:space="0" w:color="000000"/>
+              <w:bottom w:val="single" w:sz="6" w:space="0" w:color="000000"/>
+              <w:right w:val="single" w:sz="6" w:space="0" w:color="000000"/>
+            </w:tcBorders>
+            <w:hideMark/>
+          </w:tcPr>
+          <w:p>
+            <w:r>
+              <w:t>Absent </w:t>
+            </w:r>
+          </w:p>
+          <w:p>
+            <w:r>
+              <w:t> </w:t>
+            </w:r>
+          </w:p>
+          <w:p>
+            <w:r>
+              <w:t>0 </w:t>
+            </w:r>
+          </w:p>
+        </w:tc>
+        <w:tc>
+          <w:tcPr>
+            <w:tcW w:w="1562" w:type="dxa"/>
+            <w:tcBorders>
+              <w:top w:val="single" w:sz="6" w:space="0" w:color="000000"/>
+              <w:left w:val="single" w:sz="6" w:space="0" w:color="000000"/>
+              <w:bottom w:val="single" w:sz="6" w:space="0" w:color="000000"/>
+              <w:right w:val="single" w:sz="6" w:space="0" w:color="000000"/>
+            </w:tcBorders>
+            <w:hideMark/>
+          </w:tcPr>
+          <w:p>
+            <w:r>
+              <w:t>Incomplete and/or not focused.  1  </w:t>
+            </w:r>
+          </w:p>
+        </w:tc>
+        <w:tc>
+          <w:tcPr>
+            <w:tcW w:w="2327" w:type="dxa"/>
+            <w:tcBorders>
+              <w:top w:val="single" w:sz="6" w:space="0" w:color="000000"/>
+              <w:left w:val="single" w:sz="6" w:space="0" w:color="000000"/>
+              <w:bottom w:val="single" w:sz="6" w:space="0" w:color="000000"/>
+              <w:right w:val="single" w:sz="6" w:space="0" w:color="000000"/>
+            </w:tcBorders>
+            <w:hideMark/>
+          </w:tcPr>
+          <w:p>
+            <w:r>
+              <w:t>The conclusion does not adequately restate the main results. 2 </w:t>
+            </w:r>
+          </w:p>
+        </w:tc>
+        <w:tc>
+          <w:tcPr>
+            <w:tcW w:w="2437" w:type="dxa"/>
+            <w:tcBorders>
+              <w:top w:val="single" w:sz="6" w:space="0" w:color="000000"/>
+              <w:left w:val="single" w:sz="6" w:space="0" w:color="000000"/>
+              <w:bottom w:val="single" w:sz="6" w:space="0" w:color="000000"/>
+              <w:right w:val="single" w:sz="6" w:space="0" w:color="000000"/>
+            </w:tcBorders>
+            <w:hideMark/>
+          </w:tcPr>
+          <w:p>
+            <w:r>
+              <w:t>The conclusion restates the main results. 3 </w:t>
+            </w:r>
+          </w:p>
+        </w:tc>
+        <w:tc>
+          <w:tcPr>
+            <w:tcW w:w="3203" w:type="dxa"/>
+            <w:tcBorders>
+              <w:top w:val="single" w:sz="6" w:space="0" w:color="000000"/>
+              <w:left w:val="single" w:sz="6" w:space="0" w:color="000000"/>
+              <w:bottom w:val="single" w:sz="6" w:space="0" w:color="000000"/>
+              <w:right w:val="single" w:sz="6" w:space="0" w:color="000000"/>
+            </w:tcBorders>
+            <w:hideMark/>
+          </w:tcPr>
+          <w:p>
+            <w:r>
+              <w:t>The conclusion restates the main </w:t>
+            </w:r>
+            <w:proofErr w:type="gramStart"/>
+            <w:r>
+              <w:t>results, and</w:t>
+            </w:r>
+            <w:proofErr w:type="gramEnd"/>
+            <w:r>
+              <w:t> is an effective summary. 4  </w:t>
+            </w:r>
+          </w:p>
+        </w:tc>
+        <w:tc>
+          <w:tcPr>
+            <w:tcW w:w="699" w:type="dxa"/>
+            <w:tcBorders>
+              <w:top w:val="single" w:sz="6" w:space="0" w:color="000000"/>
+              <w:left w:val="single" w:sz="6" w:space="0" w:color="000000"/>
+              <w:bottom w:val="single" w:sz="6" w:space="0" w:color="000000"/>
+              <w:right w:val="single" w:sz="6" w:space="0" w:color="000000"/>
+            </w:tcBorders>
+            <w:vAlign w:val="center"/>
+            <w:hideMark/>
+          </w:tcPr>
+          <w:p>
+            <w:r>
+              <w:t xml:space="preserve">   4</w:t>
+            </w:r>
+          </w:p>
+        </w:tc>
+        <w:tc>
+          <w:tcPr>
+            <w:tcW w:w="1103" w:type="dxa"/>
+            <w:tcBorders>
+              <w:top w:val="single" w:sz="6" w:space="0" w:color="000000"/>
+              <w:left w:val="single" w:sz="6" w:space="0" w:color="000000"/>
+              <w:bottom w:val="single" w:sz="6" w:space="0" w:color="000000"/>
+              <w:right w:val="single" w:sz="6" w:space="0" w:color="000000"/>
+            </w:tcBorders>
+            <w:hideMark/>
+          </w:tcPr>
+          <w:p>
+            <w:r>
+              <w:t> </w:t>
+            </w:r>
+          </w:p>
+        </w:tc>
+      </w:tr>
+      <w:tr>
+        <w:tc>
+          <w:tcPr>
+            <w:tcW w:w="1314" w:type="dxa"/>
+            <w:tcBorders>
+              <w:top w:val="single" w:sz="6" w:space="0" w:color="000000"/>
+              <w:left w:val="single" w:sz="6" w:space="0" w:color="000000"/>
+              <w:bottom w:val="single" w:sz="6" w:space="0" w:color="000000"/>
+              <w:right w:val="single" w:sz="6" w:space="0" w:color="000000"/>
+            </w:tcBorders>
+            <w:hideMark/>
+          </w:tcPr>
+          <w:p>
+            <w:r>
+              <w:rPr>
+                <w:b/>
+                <w:bCs/>
+              </w:rPr>
+              <w:t>Use of AI</w:t>
+            </w:r>
+            <w:r>
+              <w:t> </w:t>
+            </w:r>
+          </w:p>
+          <w:p>
+            <w:r>
+              <w:rPr>
+                <w:b/>
+                <w:bCs/>
+              </w:rPr>
+              <w:t>(3)</w:t>
+            </w:r>
+            <w:r>
+              <w:t> </w:t>
+            </w:r>
+          </w:p>
+        </w:tc>
+        <w:tc>
+          <w:tcPr>
+            <w:tcW w:w="2718" w:type="dxa"/>
+            <w:gridSpan w:val="2"/>
+            <w:tcBorders>
+              <w:top w:val="single" w:sz="6" w:space="0" w:color="000000"/>
+              <w:left w:val="single" w:sz="6" w:space="0" w:color="000000"/>
+              <w:bottom w:val="single" w:sz="6" w:space="0" w:color="000000"/>
+              <w:right w:val="single" w:sz="6" w:space="0" w:color="000000"/>
+            </w:tcBorders>
+            <w:hideMark/>
+          </w:tcPr>
+          <w:p>
+            <w:r>
+              <w:t>Absent </w:t>
+            </w:r>
+          </w:p>
+          <w:p>
+            <w:r>
+              <w:t>(Return without grade) </w:t>
+            </w:r>
+          </w:p>
+        </w:tc>
+        <w:tc>
+          <w:tcPr>
+            <w:tcW w:w="2327" w:type="dxa"/>
+            <w:tcBorders>
+              <w:top w:val="single" w:sz="6" w:space="0" w:color="000000"/>
+              <w:left w:val="single" w:sz="6" w:space="0" w:color="000000"/>
+              <w:bottom w:val="single" w:sz="6" w:space="0" w:color="000000"/>
+              <w:right w:val="single" w:sz="6" w:space="0" w:color="000000"/>
+            </w:tcBorders>
+            <w:hideMark/>
+          </w:tcPr>
+          <w:p>
+            <w:r>
+              <w:t>  </w:t>
+            </w:r>
+          </w:p>
+        </w:tc>
+        <w:tc>
+          <w:tcPr>
+            <w:tcW w:w="5640" w:type="dxa"/>
+            <w:gridSpan w:val="2"/>
+            <w:tcBorders>
+              <w:top w:val="single" w:sz="6" w:space="0" w:color="000000"/>
+              <w:left w:val="single" w:sz="6" w:space="0" w:color="000000"/>
+              <w:bottom w:val="single" w:sz="6" w:space="0" w:color="000000"/>
+              <w:right w:val="single" w:sz="6" w:space="0" w:color="000000"/>
+            </w:tcBorders>
+            <w:hideMark/>
+          </w:tcPr>
+          <w:p>
+            <w:proofErr w:type="gramStart"/>
+            <w:r>
+              <w:rPr>
+                <w:b/>
+                <w:bCs/>
+              </w:rPr>
+              <w:t>See</w:t>
+            </w:r>
+            <w:proofErr w:type="gramEnd"/>
+            <w:r>
+              <w:rPr>
+                <w:b/>
+                <w:bCs/>
+              </w:rPr>
+              <w:t xml:space="preserve"> Policy on Use in Syllabus</w:t>
+            </w:r>
+            <w:r>
+              <w:t> </w:t>
+            </w:r>
+          </w:p>
+          <w:p>
+            <w:r>
+              <w:rPr>
+                <w:b/>
+                <w:bCs/>
+              </w:rPr>
+              <w:t>If used</w:t>
+            </w:r>
+            <w:r>
+              <w:t>, list the AI tool], provide a short description of use, how use is within the course policy, and link to the transcript of student-AI interactions. </w:t>
+            </w:r>
+          </w:p>
+          <w:p>
+            <w:r>
+              <w:rPr>
+                <w:b/>
+                <w:bCs/>
+              </w:rPr>
+              <w:t>If not used</w:t>
+            </w:r>
+            <w:r>
+              <w:t>, write “No AI was used in the analysis or write-up of this report.”             3   </w:t>
+            </w:r>
+          </w:p>
+        </w:tc>
+        <w:tc>
+          <w:tcPr>
+            <w:tcW w:w="699" w:type="dxa"/>
+            <w:tcBorders>
+              <w:top w:val="single" w:sz="6" w:space="0" w:color="000000"/>
+              <w:left w:val="single" w:sz="6" w:space="0" w:color="000000"/>
+              <w:bottom w:val="single" w:sz="6" w:space="0" w:color="000000"/>
+              <w:right w:val="single" w:sz="6" w:space="0" w:color="000000"/>
+            </w:tcBorders>
+            <w:vAlign w:val="center"/>
+            <w:hideMark/>
+          </w:tcPr>
+          <w:p>
+            <w:r>
+              <w:t>3 </w:t>
+            </w:r>
+          </w:p>
+        </w:tc>
+        <w:tc>
+          <w:tcPr>
+            <w:tcW w:w="1103" w:type="dxa"/>
+            <w:tcBorders>
+              <w:top w:val="single" w:sz="6" w:space="0" w:color="000000"/>
+              <w:left w:val="single" w:sz="6" w:space="0" w:color="000000"/>
+              <w:bottom w:val="single" w:sz="6" w:space="0" w:color="000000"/>
+              <w:right w:val="single" w:sz="6" w:space="0" w:color="000000"/>
+            </w:tcBorders>
+            <w:hideMark/>
+          </w:tcPr>
+          <w:p>
+            <w:r>
+              <w:t> </w:t>
+            </w:r>
+          </w:p>
+        </w:tc>
+      </w:tr>
+      <w:tr>
+        <w:tc>
+          <w:tcPr>
+            <w:tcW w:w="1314" w:type="dxa"/>
+            <w:tcBorders>
+              <w:top w:val="single" w:sz="6" w:space="0" w:color="000000"/>
+              <w:left w:val="single" w:sz="6" w:space="0" w:color="000000"/>
+              <w:bottom w:val="single" w:sz="6" w:space="0" w:color="000000"/>
+              <w:right w:val="single" w:sz="6" w:space="0" w:color="000000"/>
+            </w:tcBorders>
+            <w:hideMark/>
+          </w:tcPr>
+          <w:p>
+            <w:r>
+              <w:rPr>
+                <w:b/>
+                <w:bCs/>
+              </w:rPr>
+              <w:t>References</w:t>
+            </w:r>
+            <w:r>
+              <w:t> </w:t>
+            </w:r>
+          </w:p>
+          <w:p>
+            <w:r>
+              <w:rPr>
+                <w:b/>
+                <w:bCs/>
+              </w:rPr>
+              <w:t>(2)</w:t>
+            </w:r>
+            <w:r>
+              <w:t> </w:t>
+            </w:r>
+          </w:p>
+        </w:tc>
+        <w:tc>
+          <w:tcPr>
+            <w:tcW w:w="1156" w:type="dxa"/>
+            <w:tcBorders>
+              <w:top w:val="single" w:sz="6" w:space="0" w:color="000000"/>
+              <w:left w:val="single" w:sz="6" w:space="0" w:color="000000"/>
+              <w:bottom w:val="single" w:sz="6" w:space="0" w:color="000000"/>
+              <w:right w:val="single" w:sz="6" w:space="0" w:color="000000"/>
+            </w:tcBorders>
+            <w:hideMark/>
+          </w:tcPr>
+          <w:p>
+            <w:r>
+              <w:t>Absent </w:t>
+            </w:r>
+          </w:p>
+          <w:p>
+            <w:r>
+              <w:t> </w:t>
+            </w:r>
+          </w:p>
+          <w:p>
+            <w:r>
+              <w:t>0 </w:t>
+            </w:r>
+          </w:p>
+        </w:tc>
+        <w:tc>
+          <w:tcPr>
+            <w:tcW w:w="1562" w:type="dxa"/>
+            <w:tcBorders>
+              <w:top w:val="single" w:sz="6" w:space="0" w:color="000000"/>
+              <w:left w:val="single" w:sz="6" w:space="0" w:color="000000"/>
+              <w:bottom w:val="single" w:sz="6" w:space="0" w:color="000000"/>
+              <w:right w:val="single" w:sz="6" w:space="0" w:color="000000"/>
+            </w:tcBorders>
+            <w:hideMark/>
+          </w:tcPr>
+          <w:p>
+            <w:r>
+              <w:t>Numerous errors</w:t>
+            </w:r>
+            <w:proofErr w:type="gramStart"/>
+            <w:r>
+              <w:t>, off</w:t>
+            </w:r>
+            <w:proofErr w:type="gramEnd"/>
+            <w:r>
+              <w:t>-the-wall sources used.  0 </w:t>
+            </w:r>
+          </w:p>
+        </w:tc>
+        <w:tc>
+          <w:tcPr>
+            <w:tcW w:w="2327" w:type="dxa"/>
+            <w:tcBorders>
+              <w:top w:val="single" w:sz="6" w:space="0" w:color="000000"/>
+              <w:left w:val="single" w:sz="6" w:space="0" w:color="000000"/>
+              <w:bottom w:val="single" w:sz="6" w:space="0" w:color="000000"/>
+              <w:right w:val="single" w:sz="6" w:space="0" w:color="000000"/>
+            </w:tcBorders>
+            <w:hideMark/>
+          </w:tcPr>
+          <w:p>
+            <w:r>
+              <w:t>Some errors in citing format; more sources should be cited. 1 </w:t>
+            </w:r>
+          </w:p>
+        </w:tc>
+        <w:tc>
+          <w:tcPr>
+            <w:tcW w:w="2437" w:type="dxa"/>
+            <w:tcBorders>
+              <w:top w:val="single" w:sz="6" w:space="0" w:color="000000"/>
+              <w:left w:val="single" w:sz="6" w:space="0" w:color="000000"/>
+              <w:bottom w:val="single" w:sz="6" w:space="0" w:color="000000"/>
+              <w:right w:val="single" w:sz="6" w:space="0" w:color="000000"/>
+            </w:tcBorders>
+            <w:hideMark/>
+          </w:tcPr>
+          <w:p>
+            <w:r>
+              <w:t>Prior work cited with few errors. </w:t>
+            </w:r>
+          </w:p>
+          <w:p>
+            <w:r>
+              <w:t>2 </w:t>
+            </w:r>
+          </w:p>
+        </w:tc>
+        <w:tc>
+          <w:tcPr>
+            <w:tcW w:w="3203" w:type="dxa"/>
+            <w:tcBorders>
+              <w:top w:val="single" w:sz="6" w:space="0" w:color="auto"/>
+              <w:left w:val="single" w:sz="6" w:space="0" w:color="auto"/>
+              <w:bottom w:val="single" w:sz="6" w:space="0" w:color="auto"/>
+              <w:right w:val="single" w:sz="6" w:space="0" w:color="auto"/>
+            </w:tcBorders>
+            <w:hideMark/>
+          </w:tcPr>
+          <w:p>
+            <w:r>
+              <w:t>All prior work and data sources are cited in the correct format with no errors.     2 </w:t>
+            </w:r>
+          </w:p>
+        </w:tc>
+        <w:tc>
+          <w:tcPr>
+            <w:tcW w:w="699" w:type="dxa"/>
+            <w:tcBorders>
+              <w:top w:val="single" w:sz="6" w:space="0" w:color="000000"/>
+              <w:left w:val="single" w:sz="6" w:space="0" w:color="000000"/>
+              <w:bottom w:val="single" w:sz="6" w:space="0" w:color="000000"/>
+              <w:right w:val="single" w:sz="6" w:space="0" w:color="000000"/>
+            </w:tcBorders>
+            <w:vAlign w:val="center"/>
+            <w:hideMark/>
+          </w:tcPr>
+          <w:p>
+            <w:r>
+              <w:t>2 </w:t>
+            </w:r>
+          </w:p>
+        </w:tc>
+        <w:tc>
+          <w:tcPr>
+            <w:tcW w:w="1103" w:type="dxa"/>
+            <w:tcBorders>
+              <w:top w:val="single" w:sz="6" w:space="0" w:color="000000"/>
+              <w:left w:val="single" w:sz="6" w:space="0" w:color="000000"/>
+              <w:bottom w:val="single" w:sz="6" w:space="0" w:color="000000"/>
+              <w:right w:val="single" w:sz="6" w:space="0" w:color="000000"/>
+            </w:tcBorders>
+            <w:hideMark/>
+          </w:tcPr>
+          <w:p/>
+        </w:tc>
+      </w:tr>
+      <w:tr>
+        <w:tc>
+          <w:tcPr>
+            <w:tcW w:w="1314" w:type="dxa"/>
+            <w:tcBorders>
+              <w:top w:val="single" w:sz="6" w:space="0" w:color="auto"/>
+              <w:left w:val="single" w:sz="6" w:space="0" w:color="auto"/>
+              <w:bottom w:val="single" w:sz="6" w:space="0" w:color="auto"/>
+              <w:right w:val="single" w:sz="6" w:space="0" w:color="auto"/>
+            </w:tcBorders>
+            <w:hideMark/>
+          </w:tcPr>
+          <w:p>
+            <w:r>
+              <w:rPr>
+                <w:b/>
+                <w:bCs/>
+              </w:rPr>
+              <w:t>TOTAL</w:t>
+            </w:r>
+            <w:r>
+              <w:t> (100) </w:t>
+            </w:r>
+          </w:p>
+        </w:tc>
+        <w:tc>
+          <w:tcPr>
+            <w:tcW w:w="10685" w:type="dxa"/>
+            <w:gridSpan w:val="5"/>
+            <w:tcBorders>
+              <w:top w:val="single" w:sz="6" w:space="0" w:color="auto"/>
+              <w:left w:val="single" w:sz="6" w:space="0" w:color="auto"/>
+              <w:bottom w:val="single" w:sz="6" w:space="0" w:color="auto"/>
+              <w:right w:val="single" w:sz="6" w:space="0" w:color="auto"/>
+            </w:tcBorders>
+            <w:hideMark/>
+          </w:tcPr>
+          <w:p>
+            <w:r>
+              <w:t> </w:t>
+            </w:r>
+          </w:p>
+        </w:tc>
+        <w:tc>
+          <w:tcPr>
+            <w:tcW w:w="699" w:type="dxa"/>
+            <w:tcBorders>
+              <w:top w:val="single" w:sz="6" w:space="0" w:color="000000"/>
+              <w:left w:val="single" w:sz="6" w:space="0" w:color="000000"/>
+              <w:bottom w:val="single" w:sz="6" w:space="0" w:color="000000"/>
+              <w:right w:val="single" w:sz="6" w:space="0" w:color="000000"/>
+            </w:tcBorders>
+            <w:vAlign w:val="center"/>
+            <w:hideMark/>
+          </w:tcPr>
+          <w:p>
+            <w:r>
+              <w:t>97 </w:t>
+            </w:r>
+          </w:p>
+        </w:tc>
+        <w:tc>
+          <w:tcPr>
+            <w:tcW w:w="1103" w:type="dxa"/>
+            <w:tcBorders>
+              <w:top w:val="single" w:sz="6" w:space="0" w:color="000000"/>
+              <w:left w:val="single" w:sz="6" w:space="0" w:color="000000"/>
+              <w:bottom w:val="single" w:sz="6" w:space="0" w:color="000000"/>
+              <w:right w:val="single" w:sz="6" w:space="0" w:color="000000"/>
+            </w:tcBorders>
+            <w:hideMark/>
+          </w:tcPr>
+          <w:p/>
+        </w:tc>
+      </w:tr>
+    </w:tbl>
+    <w:p/>
     <w:sectPr>
-      <w:pgSz w:w="12240" w:h="15840"/>
+      <w:pgSz w:w="15840" w:h="12240" w:orient="landscape"/>
       <w:pgMar w:top="1440" w:right="1440" w:bottom="1440" w:left="1440" w:header="720" w:footer="720" w:gutter="0"/>
       <w:cols w:space="720"/>
       <w:docGrid w:linePitch="360"/>
     </w:sectPr>
   </w:body>
 </w:document>
+</file>
+
+<file path=word/numbering.xml><?xml version="1.0" encoding="utf-8"?>
+<w:numbering xmlns:wpc="http://schemas.microsoft.com/office/word/2010/wordprocessingCanvas" xmlns:cx="http://schemas.microsoft.com/office/drawing/2014/chartex" xmlns:cx1="http://schemas.microsoft.com/office/drawing/2015/9/8/chartex" xmlns:cx2="http://schemas.microsoft.com/office/drawing/2015/10/21/chartex" xmlns:cx3="http://schemas.microsoft.com/office/drawing/2016/5/9/chartex" xmlns:cx4="http://schemas.microsoft.com/office/drawing/2016/5/10/chartex" xmlns:cx5="http://schemas.microsoft.com/office/drawing/2016/5/11/chartex" xmlns:cx6="http://schemas.microsoft.com/office/drawing/2016/5/12/chartex" xmlns:cx7="http://schemas.microsoft.com/office/drawing/2016/5/13/chartex" xmlns:cx8="http://schemas.microsoft.com/office/drawing/2016/5/14/chartex" xmlns:mc="http://schemas.openxmlformats.org/markup-compatibility/2006" xmlns:aink="http://schemas.microsoft.com/office/drawing/2016/ink" xmlns:am3d="http://schemas.microsoft.com/office/drawing/2017/model3d" xmlns:o="urn:schemas-microsoft-com:office:office" xmlns:oel="http://schemas.microsoft.com/office/2019/extlst" xmlns:r="http://schemas.openxmlformats.org/officeDocument/2006/relationships" xmlns:m="http://schemas.openxmlformats.org/officeDocument/2006/math" xmlns:v="urn:schemas-microsoft-com:vml" xmlns:wp14="http://schemas.microsoft.com/office/word/2010/wordprocessingDrawing" xmlns:wp="http://schemas.openxmlformats.org/drawingml/2006/wordprocessingDrawing" xmlns:w10="urn:schemas-microsoft-com:office:word" xmlns:w="http://schemas.openxmlformats.org/wordprocessingml/2006/main" xmlns:w14="http://schemas.microsoft.com/office/word/2010/wordml" xmlns:w15="http://schemas.microsoft.com/office/word/2012/wordml" xmlns:w16cex="http://schemas.microsoft.com/office/word/2018/wordml/cex" xmlns:w16cid="http://schemas.microsoft.com/office/word/2016/wordml/cid" xmlns:w16="http://schemas.microsoft.com/office/word/2018/wordml" xmlns:w16du="http://schemas.microsoft.com/office/word/2023/wordml/word16du" xmlns:w16sdtdh="http://schemas.microsoft.com/office/word/2020/wordml/sdtdatahash" xmlns:w16sdtfl="http://schemas.microsoft.com/office/word/2024/wordml/sdtformatlock" xmlns:w16se="http://schemas.microsoft.com/office/word/2015/wordml/symex" xmlns:wpg="http://schemas.microsoft.com/office/word/2010/wordprocessingGroup" xmlns:wpi="http://schemas.microsoft.com/office/word/2010/wordprocessingInk" xmlns:wne="http://schemas.microsoft.com/office/word/2006/wordml" xmlns:wps="http://schemas.microsoft.com/office/word/2010/wordprocessingShape" mc:Ignorable="w14 w15 w16se w16cid w16 w16cex w16sdtdh w16sdtfl w16du wp14">
+  <w:abstractNum w:abstractNumId="0" w15:restartNumberingAfterBreak="0">
+    <w:nsid w:val="1322264A"/>
+    <w:multiLevelType w:val="multilevel"/>
+    <w:tmpl w:val="38D4A00A"/>
+    <w:lvl w:ilvl="0">
+      <w:start w:val="1"/>
+      <w:numFmt w:val="decimal"/>
+      <w:lvlText w:val="%1."/>
+      <w:lvlJc w:val="left"/>
+      <w:pPr>
+        <w:tabs>
+          <w:tab w:val="num" w:pos="720"/>
+        </w:tabs>
+        <w:ind w:left="720" w:hanging="360"/>
+      </w:pPr>
+    </w:lvl>
+    <w:lvl w:ilvl="1">
+      <w:start w:val="1"/>
+      <w:numFmt w:val="decimal"/>
+      <w:lvlText w:val="%2."/>
+      <w:lvlJc w:val="left"/>
+      <w:pPr>
+        <w:tabs>
+          <w:tab w:val="num" w:pos="1440"/>
+        </w:tabs>
+        <w:ind w:left="1440" w:hanging="360"/>
+      </w:pPr>
+    </w:lvl>
+    <w:lvl w:ilvl="2">
+      <w:start w:val="1"/>
+      <w:numFmt w:val="decimal"/>
+      <w:lvlText w:val="%3."/>
+      <w:lvlJc w:val="left"/>
+      <w:pPr>
+        <w:tabs>
+          <w:tab w:val="num" w:pos="2160"/>
+        </w:tabs>
+        <w:ind w:left="2160" w:hanging="360"/>
+      </w:pPr>
+    </w:lvl>
+    <w:lvl w:ilvl="3">
+      <w:start w:val="1"/>
+      <w:numFmt w:val="decimal"/>
+      <w:lvlText w:val="%4."/>
+      <w:lvlJc w:val="left"/>
+      <w:pPr>
+        <w:tabs>
+          <w:tab w:val="num" w:pos="2880"/>
+        </w:tabs>
+        <w:ind w:left="2880" w:hanging="360"/>
+      </w:pPr>
+    </w:lvl>
+    <w:lvl w:ilvl="4">
+      <w:start w:val="1"/>
+      <w:numFmt w:val="decimal"/>
+      <w:lvlText w:val="%5."/>
+      <w:lvlJc w:val="left"/>
+      <w:pPr>
+        <w:tabs>
+          <w:tab w:val="num" w:pos="3600"/>
+        </w:tabs>
+        <w:ind w:left="3600" w:hanging="360"/>
+      </w:pPr>
+    </w:lvl>
+    <w:lvl w:ilvl="5">
+      <w:start w:val="1"/>
+      <w:numFmt w:val="decimal"/>
+      <w:lvlText w:val="%6."/>
+      <w:lvlJc w:val="left"/>
+      <w:pPr>
+        <w:tabs>
+          <w:tab w:val="num" w:pos="4320"/>
+        </w:tabs>
+        <w:ind w:left="4320" w:hanging="360"/>
+      </w:pPr>
+    </w:lvl>
+    <w:lvl w:ilvl="6">
+      <w:start w:val="1"/>
+      <w:numFmt w:val="decimal"/>
+      <w:lvlText w:val="%7."/>
+      <w:lvlJc w:val="left"/>
+      <w:pPr>
+        <w:tabs>
+          <w:tab w:val="num" w:pos="5040"/>
+        </w:tabs>
+        <w:ind w:left="5040" w:hanging="360"/>
+      </w:pPr>
+    </w:lvl>
+    <w:lvl w:ilvl="7">
+      <w:start w:val="1"/>
+      <w:numFmt w:val="decimal"/>
+      <w:lvlText w:val="%8."/>
+      <w:lvlJc w:val="left"/>
+      <w:pPr>
+        <w:tabs>
+          <w:tab w:val="num" w:pos="5760"/>
+        </w:tabs>
+        <w:ind w:left="5760" w:hanging="360"/>
+      </w:pPr>
+    </w:lvl>
+    <w:lvl w:ilvl="8">
+      <w:start w:val="1"/>
+      <w:numFmt w:val="decimal"/>
+      <w:lvlText w:val="%9."/>
+      <w:lvlJc w:val="left"/>
+      <w:pPr>
+        <w:tabs>
+          <w:tab w:val="num" w:pos="6480"/>
+        </w:tabs>
+        <w:ind w:left="6480" w:hanging="360"/>
+      </w:pPr>
+    </w:lvl>
+  </w:abstractNum>
+  <w:abstractNum w:abstractNumId="1" w15:restartNumberingAfterBreak="0">
+    <w:nsid w:val="30E3322F"/>
+    <w:multiLevelType w:val="multilevel"/>
+    <w:tmpl w:val="B7B2DB2C"/>
+    <w:lvl w:ilvl="0">
+      <w:start w:val="4"/>
+      <w:numFmt w:val="lowerLetter"/>
+      <w:lvlText w:val="%1."/>
+      <w:lvlJc w:val="left"/>
+      <w:pPr>
+        <w:tabs>
+          <w:tab w:val="num" w:pos="720"/>
+        </w:tabs>
+        <w:ind w:left="720" w:hanging="360"/>
+      </w:pPr>
+    </w:lvl>
+    <w:lvl w:ilvl="1">
+      <w:start w:val="15"/>
+      <w:numFmt w:val="decimal"/>
+      <w:lvlText w:val="%2"/>
+      <w:lvlJc w:val="left"/>
+      <w:pPr>
+        <w:ind w:left="1440" w:hanging="360"/>
+      </w:pPr>
+    </w:lvl>
+    <w:lvl w:ilvl="2">
+      <w:start w:val="1"/>
+      <w:numFmt w:val="lowerLetter"/>
+      <w:lvlText w:val="%3."/>
+      <w:lvlJc w:val="left"/>
+      <w:pPr>
+        <w:tabs>
+          <w:tab w:val="num" w:pos="2160"/>
+        </w:tabs>
+        <w:ind w:left="2160" w:hanging="360"/>
+      </w:pPr>
+    </w:lvl>
+    <w:lvl w:ilvl="3">
+      <w:start w:val="1"/>
+      <w:numFmt w:val="lowerLetter"/>
+      <w:lvlText w:val="%4."/>
+      <w:lvlJc w:val="left"/>
+      <w:pPr>
+        <w:tabs>
+          <w:tab w:val="num" w:pos="2880"/>
+        </w:tabs>
+        <w:ind w:left="2880" w:hanging="360"/>
+      </w:pPr>
+    </w:lvl>
+    <w:lvl w:ilvl="4">
+      <w:start w:val="1"/>
+      <w:numFmt w:val="lowerLetter"/>
+      <w:lvlText w:val="%5."/>
+      <w:lvlJc w:val="left"/>
+      <w:pPr>
+        <w:tabs>
+          <w:tab w:val="num" w:pos="3600"/>
+        </w:tabs>
+        <w:ind w:left="3600" w:hanging="360"/>
+      </w:pPr>
+    </w:lvl>
+    <w:lvl w:ilvl="5">
+      <w:start w:val="1"/>
+      <w:numFmt w:val="lowerLetter"/>
+      <w:lvlText w:val="%6."/>
+      <w:lvlJc w:val="left"/>
+      <w:pPr>
+        <w:tabs>
+          <w:tab w:val="num" w:pos="4320"/>
+        </w:tabs>
+        <w:ind w:left="4320" w:hanging="360"/>
+      </w:pPr>
+    </w:lvl>
+    <w:lvl w:ilvl="6">
+      <w:start w:val="1"/>
+      <w:numFmt w:val="lowerLetter"/>
+      <w:lvlText w:val="%7."/>
+      <w:lvlJc w:val="left"/>
+      <w:pPr>
+        <w:tabs>
+          <w:tab w:val="num" w:pos="5040"/>
+        </w:tabs>
+        <w:ind w:left="5040" w:hanging="360"/>
+      </w:pPr>
+    </w:lvl>
+    <w:lvl w:ilvl="7">
+      <w:start w:val="1"/>
+      <w:numFmt w:val="lowerLetter"/>
+      <w:lvlText w:val="%8."/>
+      <w:lvlJc w:val="left"/>
+      <w:pPr>
+        <w:tabs>
+          <w:tab w:val="num" w:pos="5760"/>
+        </w:tabs>
+        <w:ind w:left="5760" w:hanging="360"/>
+      </w:pPr>
+    </w:lvl>
+    <w:lvl w:ilvl="8">
+      <w:start w:val="1"/>
+      <w:numFmt w:val="lowerLetter"/>
+      <w:lvlText w:val="%9."/>
+      <w:lvlJc w:val="left"/>
+      <w:pPr>
+        <w:tabs>
+          <w:tab w:val="num" w:pos="6480"/>
+        </w:tabs>
+        <w:ind w:left="6480" w:hanging="360"/>
+      </w:pPr>
+    </w:lvl>
+  </w:abstractNum>
+  <w:abstractNum w:abstractNumId="2" w15:restartNumberingAfterBreak="0">
+    <w:nsid w:val="3E410AA3"/>
+    <w:multiLevelType w:val="multilevel"/>
+    <w:tmpl w:val="A288A780"/>
+    <w:lvl w:ilvl="0">
+      <w:start w:val="3"/>
+      <w:numFmt w:val="lowerLetter"/>
+      <w:lvlText w:val="%1."/>
+      <w:lvlJc w:val="left"/>
+      <w:pPr>
+        <w:tabs>
+          <w:tab w:val="num" w:pos="720"/>
+        </w:tabs>
+        <w:ind w:left="720" w:hanging="360"/>
+      </w:pPr>
+    </w:lvl>
+    <w:lvl w:ilvl="1">
+      <w:start w:val="1"/>
+      <w:numFmt w:val="lowerLetter"/>
+      <w:lvlText w:val="%2."/>
+      <w:lvlJc w:val="left"/>
+      <w:pPr>
+        <w:tabs>
+          <w:tab w:val="num" w:pos="1440"/>
+        </w:tabs>
+        <w:ind w:left="1440" w:hanging="360"/>
+      </w:pPr>
+    </w:lvl>
+    <w:lvl w:ilvl="2">
+      <w:start w:val="1"/>
+      <w:numFmt w:val="lowerLetter"/>
+      <w:lvlText w:val="%3."/>
+      <w:lvlJc w:val="left"/>
+      <w:pPr>
+        <w:tabs>
+          <w:tab w:val="num" w:pos="2160"/>
+        </w:tabs>
+        <w:ind w:left="2160" w:hanging="360"/>
+      </w:pPr>
+    </w:lvl>
+    <w:lvl w:ilvl="3">
+      <w:start w:val="1"/>
+      <w:numFmt w:val="lowerLetter"/>
+      <w:lvlText w:val="%4."/>
+      <w:lvlJc w:val="left"/>
+      <w:pPr>
+        <w:tabs>
+          <w:tab w:val="num" w:pos="2880"/>
+        </w:tabs>
+        <w:ind w:left="2880" w:hanging="360"/>
+      </w:pPr>
+    </w:lvl>
+    <w:lvl w:ilvl="4">
+      <w:start w:val="1"/>
+      <w:numFmt w:val="lowerLetter"/>
+      <w:lvlText w:val="%5."/>
+      <w:lvlJc w:val="left"/>
+      <w:pPr>
+        <w:tabs>
+          <w:tab w:val="num" w:pos="3600"/>
+        </w:tabs>
+        <w:ind w:left="3600" w:hanging="360"/>
+      </w:pPr>
+    </w:lvl>
+    <w:lvl w:ilvl="5">
+      <w:start w:val="1"/>
+      <w:numFmt w:val="lowerLetter"/>
+      <w:lvlText w:val="%6."/>
+      <w:lvlJc w:val="left"/>
+      <w:pPr>
+        <w:tabs>
+          <w:tab w:val="num" w:pos="4320"/>
+        </w:tabs>
+        <w:ind w:left="4320" w:hanging="360"/>
+      </w:pPr>
+    </w:lvl>
+    <w:lvl w:ilvl="6">
+      <w:start w:val="1"/>
+      <w:numFmt w:val="lowerLetter"/>
+      <w:lvlText w:val="%7."/>
+      <w:lvlJc w:val="left"/>
+      <w:pPr>
+        <w:tabs>
+          <w:tab w:val="num" w:pos="5040"/>
+        </w:tabs>
+        <w:ind w:left="5040" w:hanging="360"/>
+      </w:pPr>
+    </w:lvl>
+    <w:lvl w:ilvl="7">
+      <w:start w:val="1"/>
+      <w:numFmt w:val="lowerLetter"/>
+      <w:lvlText w:val="%8."/>
+      <w:lvlJc w:val="left"/>
+      <w:pPr>
+        <w:tabs>
+          <w:tab w:val="num" w:pos="5760"/>
+        </w:tabs>
+        <w:ind w:left="5760" w:hanging="360"/>
+      </w:pPr>
+    </w:lvl>
+    <w:lvl w:ilvl="8">
+      <w:start w:val="1"/>
+      <w:numFmt w:val="lowerLetter"/>
+      <w:lvlText w:val="%9."/>
+      <w:lvlJc w:val="left"/>
+      <w:pPr>
+        <w:tabs>
+          <w:tab w:val="num" w:pos="6480"/>
+        </w:tabs>
+        <w:ind w:left="6480" w:hanging="360"/>
+      </w:pPr>
+    </w:lvl>
+  </w:abstractNum>
+  <w:abstractNum w:abstractNumId="3" w15:restartNumberingAfterBreak="0">
+    <w:nsid w:val="55224213"/>
+    <w:multiLevelType w:val="multilevel"/>
+    <w:tmpl w:val="4A88BF78"/>
+    <w:lvl w:ilvl="0">
+      <w:start w:val="1"/>
+      <w:numFmt w:val="lowerLetter"/>
+      <w:lvlText w:val="%1."/>
+      <w:lvlJc w:val="left"/>
+      <w:pPr>
+        <w:tabs>
+          <w:tab w:val="num" w:pos="720"/>
+        </w:tabs>
+        <w:ind w:left="720" w:hanging="360"/>
+      </w:pPr>
+    </w:lvl>
+    <w:lvl w:ilvl="1">
+      <w:start w:val="1"/>
+      <w:numFmt w:val="lowerLetter"/>
+      <w:lvlText w:val="%2."/>
+      <w:lvlJc w:val="left"/>
+      <w:pPr>
+        <w:tabs>
+          <w:tab w:val="num" w:pos="1440"/>
+        </w:tabs>
+        <w:ind w:left="1440" w:hanging="360"/>
+      </w:pPr>
+    </w:lvl>
+    <w:lvl w:ilvl="2">
+      <w:start w:val="1"/>
+      <w:numFmt w:val="lowerLetter"/>
+      <w:lvlText w:val="%3."/>
+      <w:lvlJc w:val="left"/>
+      <w:pPr>
+        <w:tabs>
+          <w:tab w:val="num" w:pos="2160"/>
+        </w:tabs>
+        <w:ind w:left="2160" w:hanging="360"/>
+      </w:pPr>
+    </w:lvl>
+    <w:lvl w:ilvl="3">
+      <w:start w:val="1"/>
+      <w:numFmt w:val="lowerLetter"/>
+      <w:lvlText w:val="%4."/>
+      <w:lvlJc w:val="left"/>
+      <w:pPr>
+        <w:tabs>
+          <w:tab w:val="num" w:pos="2880"/>
+        </w:tabs>
+        <w:ind w:left="2880" w:hanging="360"/>
+      </w:pPr>
+    </w:lvl>
+    <w:lvl w:ilvl="4">
+      <w:start w:val="1"/>
+      <w:numFmt w:val="lowerLetter"/>
+      <w:lvlText w:val="%5."/>
+      <w:lvlJc w:val="left"/>
+      <w:pPr>
+        <w:tabs>
+          <w:tab w:val="num" w:pos="3600"/>
+        </w:tabs>
+        <w:ind w:left="3600" w:hanging="360"/>
+      </w:pPr>
+    </w:lvl>
+    <w:lvl w:ilvl="5">
+      <w:start w:val="1"/>
+      <w:numFmt w:val="lowerLetter"/>
+      <w:lvlText w:val="%6."/>
+      <w:lvlJc w:val="left"/>
+      <w:pPr>
+        <w:tabs>
+          <w:tab w:val="num" w:pos="4320"/>
+        </w:tabs>
+        <w:ind w:left="4320" w:hanging="360"/>
+      </w:pPr>
+    </w:lvl>
+    <w:lvl w:ilvl="6">
+      <w:start w:val="1"/>
+      <w:numFmt w:val="lowerLetter"/>
+      <w:lvlText w:val="%7."/>
+      <w:lvlJc w:val="left"/>
+      <w:pPr>
+        <w:tabs>
+          <w:tab w:val="num" w:pos="5040"/>
+        </w:tabs>
+        <w:ind w:left="5040" w:hanging="360"/>
+      </w:pPr>
+    </w:lvl>
+    <w:lvl w:ilvl="7">
+      <w:start w:val="1"/>
+      <w:numFmt w:val="lowerLetter"/>
+      <w:lvlText w:val="%8."/>
+      <w:lvlJc w:val="left"/>
+      <w:pPr>
+        <w:tabs>
+          <w:tab w:val="num" w:pos="5760"/>
+        </w:tabs>
+        <w:ind w:left="5760" w:hanging="360"/>
+      </w:pPr>
+    </w:lvl>
+    <w:lvl w:ilvl="8">
+      <w:start w:val="1"/>
+      <w:numFmt w:val="lowerLetter"/>
+      <w:lvlText w:val="%9."/>
+      <w:lvlJc w:val="left"/>
+      <w:pPr>
+        <w:tabs>
+          <w:tab w:val="num" w:pos="6480"/>
+        </w:tabs>
+        <w:ind w:left="6480" w:hanging="360"/>
+      </w:pPr>
+    </w:lvl>
+  </w:abstractNum>
+  <w:abstractNum w:abstractNumId="4" w15:restartNumberingAfterBreak="0">
+    <w:nsid w:val="64C06A1F"/>
+    <w:multiLevelType w:val="multilevel"/>
+    <w:tmpl w:val="DCCE475E"/>
+    <w:lvl w:ilvl="0">
+      <w:start w:val="2"/>
+      <w:numFmt w:val="lowerLetter"/>
+      <w:lvlText w:val="%1."/>
+      <w:lvlJc w:val="left"/>
+      <w:pPr>
+        <w:tabs>
+          <w:tab w:val="num" w:pos="720"/>
+        </w:tabs>
+        <w:ind w:left="720" w:hanging="360"/>
+      </w:pPr>
+    </w:lvl>
+    <w:lvl w:ilvl="1">
+      <w:start w:val="1"/>
+      <w:numFmt w:val="lowerLetter"/>
+      <w:lvlText w:val="%2."/>
+      <w:lvlJc w:val="left"/>
+      <w:pPr>
+        <w:tabs>
+          <w:tab w:val="num" w:pos="1440"/>
+        </w:tabs>
+        <w:ind w:left="1440" w:hanging="360"/>
+      </w:pPr>
+    </w:lvl>
+    <w:lvl w:ilvl="2">
+      <w:start w:val="1"/>
+      <w:numFmt w:val="lowerLetter"/>
+      <w:lvlText w:val="%3."/>
+      <w:lvlJc w:val="left"/>
+      <w:pPr>
+        <w:tabs>
+          <w:tab w:val="num" w:pos="2160"/>
+        </w:tabs>
+        <w:ind w:left="2160" w:hanging="360"/>
+      </w:pPr>
+    </w:lvl>
+    <w:lvl w:ilvl="3">
+      <w:start w:val="1"/>
+      <w:numFmt w:val="lowerLetter"/>
+      <w:lvlText w:val="%4."/>
+      <w:lvlJc w:val="left"/>
+      <w:pPr>
+        <w:tabs>
+          <w:tab w:val="num" w:pos="2880"/>
+        </w:tabs>
+        <w:ind w:left="2880" w:hanging="360"/>
+      </w:pPr>
+    </w:lvl>
+    <w:lvl w:ilvl="4">
+      <w:start w:val="1"/>
+      <w:numFmt w:val="lowerLetter"/>
+      <w:lvlText w:val="%5."/>
+      <w:lvlJc w:val="left"/>
+      <w:pPr>
+        <w:tabs>
+          <w:tab w:val="num" w:pos="3600"/>
+        </w:tabs>
+        <w:ind w:left="3600" w:hanging="360"/>
+      </w:pPr>
+    </w:lvl>
+    <w:lvl w:ilvl="5">
+      <w:start w:val="1"/>
+      <w:numFmt w:val="lowerLetter"/>
+      <w:lvlText w:val="%6."/>
+      <w:lvlJc w:val="left"/>
+      <w:pPr>
+        <w:tabs>
+          <w:tab w:val="num" w:pos="4320"/>
+        </w:tabs>
+        <w:ind w:left="4320" w:hanging="360"/>
+      </w:pPr>
+    </w:lvl>
+    <w:lvl w:ilvl="6">
+      <w:start w:val="1"/>
+      <w:numFmt w:val="lowerLetter"/>
+      <w:lvlText w:val="%7."/>
+      <w:lvlJc w:val="left"/>
+      <w:pPr>
+        <w:tabs>
+          <w:tab w:val="num" w:pos="5040"/>
+        </w:tabs>
+        <w:ind w:left="5040" w:hanging="360"/>
+      </w:pPr>
+    </w:lvl>
+    <w:lvl w:ilvl="7">
+      <w:start w:val="1"/>
+      <w:numFmt w:val="lowerLetter"/>
+      <w:lvlText w:val="%8."/>
+      <w:lvlJc w:val="left"/>
+      <w:pPr>
+        <w:tabs>
+          <w:tab w:val="num" w:pos="5760"/>
+        </w:tabs>
+        <w:ind w:left="5760" w:hanging="360"/>
+      </w:pPr>
+    </w:lvl>
+    <w:lvl w:ilvl="8">
+      <w:start w:val="1"/>
+      <w:numFmt w:val="lowerLetter"/>
+      <w:lvlText w:val="%9."/>
+      <w:lvlJc w:val="left"/>
+      <w:pPr>
+        <w:tabs>
+          <w:tab w:val="num" w:pos="6480"/>
+        </w:tabs>
+        <w:ind w:left="6480" w:hanging="360"/>
+      </w:pPr>
+    </w:lvl>
+  </w:abstractNum>
+  <w:abstractNum w:abstractNumId="5" w15:restartNumberingAfterBreak="0">
+    <w:nsid w:val="65B05A72"/>
+    <w:multiLevelType w:val="multilevel"/>
+    <w:tmpl w:val="31BECAF6"/>
+    <w:lvl w:ilvl="0">
+      <w:start w:val="2"/>
+      <w:numFmt w:val="decimal"/>
+      <w:lvlText w:val="%1."/>
+      <w:lvlJc w:val="left"/>
+      <w:pPr>
+        <w:tabs>
+          <w:tab w:val="num" w:pos="720"/>
+        </w:tabs>
+        <w:ind w:left="720" w:hanging="360"/>
+      </w:pPr>
+    </w:lvl>
+    <w:lvl w:ilvl="1">
+      <w:start w:val="1"/>
+      <w:numFmt w:val="decimal"/>
+      <w:lvlText w:val="%2."/>
+      <w:lvlJc w:val="left"/>
+      <w:pPr>
+        <w:tabs>
+          <w:tab w:val="num" w:pos="1440"/>
+        </w:tabs>
+        <w:ind w:left="1440" w:hanging="360"/>
+      </w:pPr>
+    </w:lvl>
+    <w:lvl w:ilvl="2">
+      <w:start w:val="1"/>
+      <w:numFmt w:val="decimal"/>
+      <w:lvlText w:val="%3."/>
+      <w:lvlJc w:val="left"/>
+      <w:pPr>
+        <w:tabs>
+          <w:tab w:val="num" w:pos="2160"/>
+        </w:tabs>
+        <w:ind w:left="2160" w:hanging="360"/>
+      </w:pPr>
+    </w:lvl>
+    <w:lvl w:ilvl="3">
+      <w:start w:val="1"/>
+      <w:numFmt w:val="decimal"/>
+      <w:lvlText w:val="%4."/>
+      <w:lvlJc w:val="left"/>
+      <w:pPr>
+        <w:tabs>
+          <w:tab w:val="num" w:pos="2880"/>
+        </w:tabs>
+        <w:ind w:left="2880" w:hanging="360"/>
+      </w:pPr>
+    </w:lvl>
+    <w:lvl w:ilvl="4">
+      <w:start w:val="1"/>
+      <w:numFmt w:val="decimal"/>
+      <w:lvlText w:val="%5."/>
+      <w:lvlJc w:val="left"/>
+      <w:pPr>
+        <w:tabs>
+          <w:tab w:val="num" w:pos="3600"/>
+        </w:tabs>
+        <w:ind w:left="3600" w:hanging="360"/>
+      </w:pPr>
+    </w:lvl>
+    <w:lvl w:ilvl="5">
+      <w:start w:val="1"/>
+      <w:numFmt w:val="decimal"/>
+      <w:lvlText w:val="%6."/>
+      <w:lvlJc w:val="left"/>
+      <w:pPr>
+        <w:tabs>
+          <w:tab w:val="num" w:pos="4320"/>
+        </w:tabs>
+        <w:ind w:left="4320" w:hanging="360"/>
+      </w:pPr>
+    </w:lvl>
+    <w:lvl w:ilvl="6">
+      <w:start w:val="1"/>
+      <w:numFmt w:val="decimal"/>
+      <w:lvlText w:val="%7."/>
+      <w:lvlJc w:val="left"/>
+      <w:pPr>
+        <w:tabs>
+          <w:tab w:val="num" w:pos="5040"/>
+        </w:tabs>
+        <w:ind w:left="5040" w:hanging="360"/>
+      </w:pPr>
+    </w:lvl>
+    <w:lvl w:ilvl="7">
+      <w:start w:val="1"/>
+      <w:numFmt w:val="decimal"/>
+      <w:lvlText w:val="%8."/>
+      <w:lvlJc w:val="left"/>
+      <w:pPr>
+        <w:tabs>
+          <w:tab w:val="num" w:pos="5760"/>
+        </w:tabs>
+        <w:ind w:left="5760" w:hanging="360"/>
+      </w:pPr>
+    </w:lvl>
+    <w:lvl w:ilvl="8">
+      <w:start w:val="1"/>
+      <w:numFmt w:val="decimal"/>
+      <w:lvlText w:val="%9."/>
+      <w:lvlJc w:val="left"/>
+      <w:pPr>
+        <w:tabs>
+          <w:tab w:val="num" w:pos="6480"/>
+        </w:tabs>
+        <w:ind w:left="6480" w:hanging="360"/>
+      </w:pPr>
+    </w:lvl>
+  </w:abstractNum>
+  <w:num w:numId="1" w16cid:durableId="1289431353">
+    <w:abstractNumId w:val="0"/>
+    <w:lvlOverride w:ilvl="0">
+      <w:startOverride w:val="1"/>
+    </w:lvlOverride>
+    <w:lvlOverride w:ilvl="1">
+      <w:startOverride w:val="1"/>
+    </w:lvlOverride>
+    <w:lvlOverride w:ilvl="2">
+      <w:startOverride w:val="1"/>
+    </w:lvlOverride>
+    <w:lvlOverride w:ilvl="3">
+      <w:startOverride w:val="1"/>
+    </w:lvlOverride>
+    <w:lvlOverride w:ilvl="4">
+      <w:startOverride w:val="1"/>
+    </w:lvlOverride>
+    <w:lvlOverride w:ilvl="5">
+      <w:startOverride w:val="1"/>
+    </w:lvlOverride>
+    <w:lvlOverride w:ilvl="6">
+      <w:startOverride w:val="1"/>
+    </w:lvlOverride>
+    <w:lvlOverride w:ilvl="7">
+      <w:startOverride w:val="1"/>
+    </w:lvlOverride>
+    <w:lvlOverride w:ilvl="8">
+      <w:startOverride w:val="1"/>
+    </w:lvlOverride>
+  </w:num>
+  <w:num w:numId="2" w16cid:durableId="677342470">
+    <w:abstractNumId w:val="5"/>
+    <w:lvlOverride w:ilvl="0">
+      <w:startOverride w:val="2"/>
+    </w:lvlOverride>
+    <w:lvlOverride w:ilvl="1">
+      <w:startOverride w:val="1"/>
+    </w:lvlOverride>
+    <w:lvlOverride w:ilvl="2">
+      <w:startOverride w:val="1"/>
+    </w:lvlOverride>
+    <w:lvlOverride w:ilvl="3">
+      <w:startOverride w:val="1"/>
+    </w:lvlOverride>
+    <w:lvlOverride w:ilvl="4">
+      <w:startOverride w:val="1"/>
+    </w:lvlOverride>
+    <w:lvlOverride w:ilvl="5">
+      <w:startOverride w:val="1"/>
+    </w:lvlOverride>
+    <w:lvlOverride w:ilvl="6">
+      <w:startOverride w:val="1"/>
+    </w:lvlOverride>
+    <w:lvlOverride w:ilvl="7">
+      <w:startOverride w:val="1"/>
+    </w:lvlOverride>
+    <w:lvlOverride w:ilvl="8">
+      <w:startOverride w:val="1"/>
+    </w:lvlOverride>
+  </w:num>
+  <w:num w:numId="3" w16cid:durableId="1063287062">
+    <w:abstractNumId w:val="3"/>
+    <w:lvlOverride w:ilvl="0">
+      <w:startOverride w:val="1"/>
+    </w:lvlOverride>
+    <w:lvlOverride w:ilvl="1">
+      <w:startOverride w:val="1"/>
+    </w:lvlOverride>
+    <w:lvlOverride w:ilvl="2">
+      <w:startOverride w:val="1"/>
+    </w:lvlOverride>
+    <w:lvlOverride w:ilvl="3">
+      <w:startOverride w:val="1"/>
+    </w:lvlOverride>
+    <w:lvlOverride w:ilvl="4">
+      <w:startOverride w:val="1"/>
+    </w:lvlOverride>
+    <w:lvlOverride w:ilvl="5">
+      <w:startOverride w:val="1"/>
+    </w:lvlOverride>
+    <w:lvlOverride w:ilvl="6">
+      <w:startOverride w:val="1"/>
+    </w:lvlOverride>
+    <w:lvlOverride w:ilvl="7">
+      <w:startOverride w:val="1"/>
+    </w:lvlOverride>
+    <w:lvlOverride w:ilvl="8">
+      <w:startOverride w:val="1"/>
+    </w:lvlOverride>
+  </w:num>
+  <w:num w:numId="4" w16cid:durableId="1629118403">
+    <w:abstractNumId w:val="4"/>
+    <w:lvlOverride w:ilvl="0">
+      <w:startOverride w:val="2"/>
+    </w:lvlOverride>
+    <w:lvlOverride w:ilvl="1">
+      <w:startOverride w:val="1"/>
+    </w:lvlOverride>
+    <w:lvlOverride w:ilvl="2">
+      <w:startOverride w:val="1"/>
+    </w:lvlOverride>
+    <w:lvlOverride w:ilvl="3">
+      <w:startOverride w:val="1"/>
+    </w:lvlOverride>
+    <w:lvlOverride w:ilvl="4">
+      <w:startOverride w:val="1"/>
+    </w:lvlOverride>
+    <w:lvlOverride w:ilvl="5">
+      <w:startOverride w:val="1"/>
+    </w:lvlOverride>
+    <w:lvlOverride w:ilvl="6">
+      <w:startOverride w:val="1"/>
+    </w:lvlOverride>
+    <w:lvlOverride w:ilvl="7">
+      <w:startOverride w:val="1"/>
+    </w:lvlOverride>
+    <w:lvlOverride w:ilvl="8">
+      <w:startOverride w:val="1"/>
+    </w:lvlOverride>
+  </w:num>
+  <w:num w:numId="5" w16cid:durableId="1669946467">
+    <w:abstractNumId w:val="2"/>
+    <w:lvlOverride w:ilvl="0">
+      <w:startOverride w:val="3"/>
+    </w:lvlOverride>
+    <w:lvlOverride w:ilvl="1">
+      <w:startOverride w:val="1"/>
+    </w:lvlOverride>
+    <w:lvlOverride w:ilvl="2">
+      <w:startOverride w:val="1"/>
+    </w:lvlOverride>
+    <w:lvlOverride w:ilvl="3">
+      <w:startOverride w:val="1"/>
+    </w:lvlOverride>
+    <w:lvlOverride w:ilvl="4">
+      <w:startOverride w:val="1"/>
+    </w:lvlOverride>
+    <w:lvlOverride w:ilvl="5">
+      <w:startOverride w:val="1"/>
+    </w:lvlOverride>
+    <w:lvlOverride w:ilvl="6">
+      <w:startOverride w:val="1"/>
+    </w:lvlOverride>
+    <w:lvlOverride w:ilvl="7">
+      <w:startOverride w:val="1"/>
+    </w:lvlOverride>
+    <w:lvlOverride w:ilvl="8">
+      <w:startOverride w:val="1"/>
+    </w:lvlOverride>
+  </w:num>
+  <w:num w:numId="6" w16cid:durableId="237374034">
+    <w:abstractNumId w:val="1"/>
+    <w:lvlOverride w:ilvl="0">
+      <w:startOverride w:val="4"/>
+    </w:lvlOverride>
+    <w:lvlOverride w:ilvl="1">
+      <w:startOverride w:val="15"/>
+    </w:lvlOverride>
+    <w:lvlOverride w:ilvl="2">
+      <w:startOverride w:val="1"/>
+    </w:lvlOverride>
+    <w:lvlOverride w:ilvl="3">
+      <w:startOverride w:val="1"/>
+    </w:lvlOverride>
+    <w:lvlOverride w:ilvl="4">
+      <w:startOverride w:val="1"/>
+    </w:lvlOverride>
+    <w:lvlOverride w:ilvl="5">
+      <w:startOverride w:val="1"/>
+    </w:lvlOverride>
+    <w:lvlOverride w:ilvl="6">
+      <w:startOverride w:val="1"/>
+    </w:lvlOverride>
+    <w:lvlOverride w:ilvl="7">
+      <w:startOverride w:val="1"/>
+    </w:lvlOverride>
+    <w:lvlOverride w:ilvl="8">
+      <w:startOverride w:val="1"/>
+    </w:lvlOverride>
+  </w:num>
+</w:numbering>
 </file>
 
 <file path=word/styles.xml><?xml version="1.0" encoding="utf-8"?>
@@ -2154,7 +6299,6 @@
   <w:style w:type="character" w:default="1" w:styleId="DefaultParagraphFont">
     <w:name w:val="Default Paragraph Font"/>
     <w:uiPriority w:val="1"/>
-    <w:semiHidden/>
     <w:unhideWhenUsed/>
   </w:style>
   <w:style w:type="table" w:default="1" w:styleId="TableNormal">
@@ -2478,6 +6622,36 @@
       <w:color w:val="666666"/>
     </w:rPr>
   </w:style>
+  <w:style w:type="table" w:styleId="TableGrid">
+    <w:name w:val="Table Grid"/>
+    <w:basedOn w:val="TableNormal"/>
+    <w:uiPriority w:val="59"/>
+    <w:rsid w:val="00FB4123"/>
+    <w:pPr>
+      <w:spacing w:after="0" w:line="240" w:lineRule="auto"/>
+    </w:pPr>
+    <w:tblPr>
+      <w:tblBorders>
+        <w:top w:val="single" w:sz="4" w:space="0" w:color="000000" w:themeColor="text1"/>
+        <w:left w:val="single" w:sz="4" w:space="0" w:color="000000" w:themeColor="text1"/>
+        <w:bottom w:val="single" w:sz="4" w:space="0" w:color="000000" w:themeColor="text1"/>
+        <w:right w:val="single" w:sz="4" w:space="0" w:color="000000" w:themeColor="text1"/>
+        <w:insideH w:val="single" w:sz="4" w:space="0" w:color="000000" w:themeColor="text1"/>
+        <w:insideV w:val="single" w:sz="4" w:space="0" w:color="000000" w:themeColor="text1"/>
+      </w:tblBorders>
+    </w:tblPr>
+  </w:style>
+  <w:style w:type="character" w:styleId="Hyperlink">
+    <w:name w:val="Hyperlink"/>
+    <w:basedOn w:val="DefaultParagraphFont"/>
+    <w:uiPriority w:val="99"/>
+    <w:unhideWhenUsed/>
+    <w:rsid w:val="04AAEB10"/>
+    <w:rPr>
+      <w:color w:val="467886"/>
+      <w:u w:val="single"/>
+    </w:rPr>
+  </w:style>
 </w:styles>
 </file>
 
